--- a/Proyecto2_Base_Dengue_Guatemala_corto.docx
+++ b/Proyecto2_Base_Dengue_Guatemala_corto.docx
@@ -113,7 +113,7 @@
           <w:noProof/>
         </w:rPr>
         <w:drawing>
-          <wp:inline distT="0" distB="0" distL="0" distR="0" wp14:anchorId="0173ABB8" wp14:editId="4D8F6D1D">
+          <wp:inline distT="0" distB="0" distL="0" distR="0" wp14:anchorId="20A7B607" wp14:editId="5CFF00B6">
             <wp:extent cx="1914525" cy="2847975"/>
             <wp:effectExtent l="0" t="0" r="0" b="0"/>
             <wp:docPr id="1454537806" name="drawing">
@@ -445,29 +445,493 @@
       </w:r>
     </w:p>
     <w:p>
+      <w:r>
+        <w:br w:type="page"/>
+      </w:r>
+    </w:p>
+    <w:p>
+      <w:pPr>
+        <w:spacing w:after="160"/>
+      </w:pPr>
+      <w:r>
+        <w:rPr>
+          <w:b/>
+          <w:bCs/>
+          <w:sz w:val="28"/>
+          <w:szCs w:val="28"/>
+        </w:rPr>
+        <w:lastRenderedPageBreak/>
+        <w:t>Índice</w:t>
+      </w:r>
+    </w:p>
+    <w:p>
+      <w:pPr>
+        <w:tabs>
+          <w:tab w:val="right" w:leader="dot" w:pos="9350"/>
+        </w:tabs>
+        <w:spacing w:after="60"/>
+      </w:pPr>
+      <w:r>
+        <w:fldChar w:fldCharType="begin"/>
+      </w:r>
+      <w:r>
+        <w:instrText xml:space="preserve"> TOC \o "1-2" \h \z \u </w:instrText>
+      </w:r>
+      <w:r>
+        <w:fldChar w:fldCharType="separate"/>
+      </w:r>
+      <w:hyperlink w:anchor="_Toc9001" w:history="1">
+        <w:r>
+          <w:rPr>
+            <w:b/>
+            <w:bCs/>
+          </w:rPr>
+          <w:t>1. Introducción</w:t>
+        </w:r>
+        <w:r>
+          <w:tab/>
+          <w:t>3</w:t>
+        </w:r>
+      </w:hyperlink>
+    </w:p>
+    <w:p>
+      <w:pPr>
+        <w:tabs>
+          <w:tab w:val="right" w:leader="dot" w:pos="9350"/>
+        </w:tabs>
+        <w:spacing w:after="60"/>
+      </w:pPr>
+      <w:hyperlink w:anchor="_Toc9002" w:history="1">
+        <w:r>
+          <w:rPr>
+            <w:b/>
+            <w:bCs/>
+          </w:rPr>
+          <w:t>2. Antecedentes conceptuales</w:t>
+        </w:r>
+        <w:r>
+          <w:tab/>
+          <w:t>3</w:t>
+        </w:r>
+      </w:hyperlink>
+    </w:p>
+    <w:p>
+      <w:pPr>
+        <w:tabs>
+          <w:tab w:val="right" w:leader="dot" w:pos="9350"/>
+        </w:tabs>
+        <w:spacing w:after="60"/>
+        <w:ind w:left="360"/>
+      </w:pPr>
+      <w:hyperlink w:anchor="_Toc9003" w:history="1">
+        <w:r>
+          <w:t>2.1 AES-128 y su funcionamiento</w:t>
+        </w:r>
+        <w:r>
+          <w:tab/>
+          <w:t>3</w:t>
+        </w:r>
+      </w:hyperlink>
+    </w:p>
+    <w:p>
+      <w:pPr>
+        <w:tabs>
+          <w:tab w:val="right" w:leader="dot" w:pos="9350"/>
+        </w:tabs>
+        <w:spacing w:after="60"/>
+        <w:ind w:left="360"/>
+      </w:pPr>
+      <w:hyperlink w:anchor="_Toc9004" w:history="1">
+        <w:r>
+          <w:t>2.2 Cifrado de texto y conversión de la clave</w:t>
+        </w:r>
+        <w:r>
+          <w:tab/>
+          <w:t>3</w:t>
+        </w:r>
+      </w:hyperlink>
+    </w:p>
+    <w:p>
+      <w:pPr>
+        <w:tabs>
+          <w:tab w:val="right" w:leader="dot" w:pos="9350"/>
+        </w:tabs>
+        <w:spacing w:after="60"/>
+        <w:ind w:left="360"/>
+      </w:pPr>
+      <w:hyperlink w:anchor="_Toc9005" w:history="1">
+        <w:r>
+          <w:t>2.3 Búsqueda por fuerza bruta</w:t>
+        </w:r>
+        <w:r>
+          <w:tab/>
+          <w:t>4</w:t>
+        </w:r>
+      </w:hyperlink>
+    </w:p>
+    <w:p>
+      <w:pPr>
+        <w:tabs>
+          <w:tab w:val="right" w:leader="dot" w:pos="9350"/>
+        </w:tabs>
+        <w:spacing w:after="60"/>
+        <w:ind w:left="360"/>
+      </w:pPr>
+      <w:hyperlink w:anchor="_Toc9006" w:history="1">
+        <w:r>
+          <w:t>2.4 Open MPI y métricas de rendimiento</w:t>
+        </w:r>
+        <w:r>
+          <w:tab/>
+          <w:t>4</w:t>
+        </w:r>
+      </w:hyperlink>
+    </w:p>
+    <w:p>
+      <w:pPr>
+        <w:tabs>
+          <w:tab w:val="right" w:leader="dot" w:pos="9350"/>
+        </w:tabs>
+        <w:spacing w:after="60"/>
+      </w:pPr>
+      <w:hyperlink w:anchor="_Toc9007" w:history="1">
+        <w:r>
+          <w:rPr>
+            <w:b/>
+            <w:bCs/>
+          </w:rPr>
+          <w:t>3. Desarrollo</w:t>
+        </w:r>
+        <w:r>
+          <w:tab/>
+          <w:t>4</w:t>
+        </w:r>
+      </w:hyperlink>
+    </w:p>
+    <w:p>
+      <w:pPr>
+        <w:tabs>
+          <w:tab w:val="right" w:leader="dot" w:pos="9350"/>
+        </w:tabs>
+        <w:spacing w:after="60"/>
+        <w:ind w:left="360"/>
+      </w:pPr>
+      <w:hyperlink w:anchor="_Toc9008" w:history="1">
+        <w:r>
+          <w:t>3.1 Programa base</w:t>
+        </w:r>
+        <w:r>
+          <w:tab/>
+          <w:t>4</w:t>
+        </w:r>
+      </w:hyperlink>
+    </w:p>
+    <w:p>
+      <w:pPr>
+        <w:tabs>
+          <w:tab w:val="right" w:leader="dot" w:pos="9350"/>
+        </w:tabs>
+        <w:spacing w:after="60"/>
+        <w:ind w:left="360"/>
+      </w:pPr>
+      <w:hyperlink w:anchor="_Toc9009" w:history="1">
+        <w:r>
+          <w:t>3.2 Estrategia 1: reparto intercalado (base)</w:t>
+        </w:r>
+        <w:r>
+          <w:tab/>
+          <w:t>5</w:t>
+        </w:r>
+      </w:hyperlink>
+    </w:p>
+    <w:p>
+      <w:pPr>
+        <w:tabs>
+          <w:tab w:val="right" w:leader="dot" w:pos="9350"/>
+        </w:tabs>
+        <w:spacing w:after="60"/>
+        <w:ind w:left="360"/>
+      </w:pPr>
+      <w:hyperlink w:anchor="_Toc9010" w:history="1">
+        <w:r>
+          <w:t>3.3 Estrategia 2: bloques contiguos (alternativa)</w:t>
+        </w:r>
+        <w:r>
+          <w:tab/>
+          <w:t>6</w:t>
+        </w:r>
+      </w:hyperlink>
+    </w:p>
+    <w:p>
+      <w:pPr>
+        <w:tabs>
+          <w:tab w:val="right" w:leader="dot" w:pos="9350"/>
+        </w:tabs>
+        <w:spacing w:after="60"/>
+        <w:ind w:left="360"/>
+      </w:pPr>
+      <w:hyperlink w:anchor="_Toc9011" w:history="1">
+        <w:r>
+          <w:t>3.4 Terminación coordinada entre procesos</w:t>
+        </w:r>
+        <w:r>
+          <w:tab/>
+          <w:t>7</w:t>
+        </w:r>
+      </w:hyperlink>
+    </w:p>
+    <w:p>
+      <w:pPr>
+        <w:tabs>
+          <w:tab w:val="right" w:leader="dot" w:pos="9350"/>
+        </w:tabs>
+        <w:spacing w:after="60"/>
+      </w:pPr>
+      <w:hyperlink w:anchor="_Toc9012" w:history="1">
+        <w:r>
+          <w:rPr>
+            <w:b/>
+            <w:bCs/>
+          </w:rPr>
+          <w:t>4. Resultados y análisis</w:t>
+        </w:r>
+        <w:r>
+          <w:tab/>
+          <w:t>7</w:t>
+        </w:r>
+      </w:hyperlink>
+    </w:p>
+    <w:p>
+      <w:pPr>
+        <w:tabs>
+          <w:tab w:val="right" w:leader="dot" w:pos="9350"/>
+        </w:tabs>
+        <w:spacing w:after="60"/>
+        <w:ind w:left="360"/>
+      </w:pPr>
+      <w:hyperlink w:anchor="_Toc9013" w:history="1">
+        <w:r>
+          <w:t>4.1 Cifrado y descifrado</w:t>
+        </w:r>
+        <w:r>
+          <w:tab/>
+          <w:t>7</w:t>
+        </w:r>
+      </w:hyperlink>
+    </w:p>
+    <w:p>
+      <w:pPr>
+        <w:tabs>
+          <w:tab w:val="right" w:leader="dot" w:pos="9350"/>
+        </w:tabs>
+        <w:spacing w:after="60"/>
+        <w:ind w:left="360"/>
+      </w:pPr>
+      <w:hyperlink w:anchor="_Toc9014" w:history="1">
+        <w:r>
+          <w:t>4.2 Búsqueda de la clave con 4 procesos</w:t>
+        </w:r>
+        <w:r>
+          <w:tab/>
+          <w:t>8</w:t>
+        </w:r>
+      </w:hyperlink>
+    </w:p>
+    <w:p>
+      <w:pPr>
+        <w:tabs>
+          <w:tab w:val="right" w:leader="dot" w:pos="9350"/>
+        </w:tabs>
+        <w:spacing w:after="60"/>
+        <w:ind w:left="360"/>
+      </w:pPr>
+      <w:hyperlink w:anchor="_Toc9015" w:history="1">
+        <w:r>
+          <w:t>4.3 Por qué cambia el tiempo según la clave</w:t>
+        </w:r>
+        <w:r>
+          <w:tab/>
+          <w:t>8</w:t>
+        </w:r>
+      </w:hyperlink>
+    </w:p>
+    <w:p>
+      <w:pPr>
+        <w:tabs>
+          <w:tab w:val="right" w:leader="dot" w:pos="9350"/>
+        </w:tabs>
+        <w:spacing w:after="60"/>
+        <w:ind w:left="360"/>
+      </w:pPr>
+      <w:hyperlink w:anchor="_Toc9016" w:history="1">
+        <w:r>
+          <w:t>4.4 Speedup</w:t>
+        </w:r>
+        <w:r>
+          <w:tab/>
+          <w:t>9</w:t>
+        </w:r>
+      </w:hyperlink>
+    </w:p>
+    <w:p>
+      <w:pPr>
+        <w:tabs>
+          <w:tab w:val="right" w:leader="dot" w:pos="9350"/>
+        </w:tabs>
+        <w:spacing w:after="60"/>
+      </w:pPr>
+      <w:hyperlink w:anchor="_Toc9017" w:history="1">
+        <w:r>
+          <w:rPr>
+            <w:b/>
+            <w:bCs/>
+          </w:rPr>
+          <w:t>5. Discusión, conclusiones y recomendaciones</w:t>
+        </w:r>
+        <w:r>
+          <w:tab/>
+          <w:t>9</w:t>
+        </w:r>
+      </w:hyperlink>
+    </w:p>
+    <w:p>
+      <w:pPr>
+        <w:tabs>
+          <w:tab w:val="right" w:leader="dot" w:pos="9350"/>
+        </w:tabs>
+        <w:spacing w:after="60"/>
+        <w:ind w:left="360"/>
+      </w:pPr>
+      <w:hyperlink w:anchor="_Toc9018" w:history="1">
+        <w:r>
+          <w:t>5.1 Retos y soluciones</w:t>
+        </w:r>
+        <w:r>
+          <w:tab/>
+          <w:t>9</w:t>
+        </w:r>
+      </w:hyperlink>
+    </w:p>
+    <w:p>
+      <w:pPr>
+        <w:tabs>
+          <w:tab w:val="right" w:leader="dot" w:pos="9350"/>
+        </w:tabs>
+        <w:spacing w:after="60"/>
+        <w:ind w:left="360"/>
+      </w:pPr>
+      <w:hyperlink w:anchor="_Toc9019" w:history="1">
+        <w:r>
+          <w:t>5.2 Conclusiones</w:t>
+        </w:r>
+        <w:r>
+          <w:tab/>
+          <w:t>9</w:t>
+        </w:r>
+      </w:hyperlink>
+    </w:p>
+    <w:p>
+      <w:pPr>
+        <w:tabs>
+          <w:tab w:val="right" w:leader="dot" w:pos="9350"/>
+        </w:tabs>
+        <w:spacing w:after="60"/>
+        <w:ind w:left="360"/>
+      </w:pPr>
+      <w:hyperlink w:anchor="_Toc9020" w:history="1">
+        <w:r>
+          <w:t>5.3 Recomendaciones</w:t>
+        </w:r>
+        <w:r>
+          <w:tab/>
+          <w:t>9</w:t>
+        </w:r>
+      </w:hyperlink>
+    </w:p>
+    <w:p>
+      <w:pPr>
+        <w:tabs>
+          <w:tab w:val="right" w:leader="dot" w:pos="9350"/>
+        </w:tabs>
+        <w:spacing w:after="60"/>
+      </w:pPr>
+      <w:hyperlink w:anchor="_Toc9021" w:history="1">
+        <w:r>
+          <w:rPr>
+            <w:b/>
+            <w:bCs/>
+          </w:rPr>
+          <w:t>Anexo 1. Catálogo de funciones y librerías</w:t>
+        </w:r>
+        <w:r>
+          <w:tab/>
+          <w:t>11</w:t>
+        </w:r>
+      </w:hyperlink>
+    </w:p>
+    <w:p>
+      <w:pPr>
+        <w:tabs>
+          <w:tab w:val="right" w:leader="dot" w:pos="9350"/>
+        </w:tabs>
+        <w:spacing w:after="60"/>
+      </w:pPr>
+      <w:hyperlink w:anchor="_Toc9022" w:history="1">
+        <w:r>
+          <w:rPr>
+            <w:b/>
+            <w:bCs/>
+          </w:rPr>
+          <w:t>Anexo 2. Bitácora de pruebas y speedups</w:t>
+        </w:r>
+        <w:r>
+          <w:tab/>
+          <w:t>13</w:t>
+        </w:r>
+      </w:hyperlink>
+    </w:p>
+    <w:p>
+      <w:pPr>
+        <w:tabs>
+          <w:tab w:val="right" w:leader="dot" w:pos="9350"/>
+        </w:tabs>
+        <w:spacing w:after="60"/>
+      </w:pPr>
+      <w:hyperlink w:anchor="_Toc9023" w:history="1">
+        <w:r>
+          <w:rPr>
+            <w:b/>
+            <w:bCs/>
+          </w:rPr>
+          <w:t>Referencias</w:t>
+        </w:r>
+        <w:r>
+          <w:tab/>
+          <w:t>14</w:t>
+        </w:r>
+      </w:hyperlink>
+    </w:p>
+    <w:p>
+      <w:r>
+        <w:fldChar w:fldCharType="end"/>
+      </w:r>
+    </w:p>
+    <w:p>
+      <w:r>
+        <w:br w:type="page"/>
+      </w:r>
+    </w:p>
+    <w:p>
       <w:pPr>
         <w:pStyle w:val="Ttulo1"/>
-        <w:rPr>
-          <w:lang w:val="es-ES"/>
-        </w:rPr>
-      </w:pPr>
-    </w:p>
-    <w:p>
-      <w:pPr>
-        <w:pStyle w:val="Ttulo1"/>
-        <w:rPr>
-          <w:lang w:val="es-ES"/>
-        </w:rPr>
-      </w:pPr>
-    </w:p>
-    <w:p>
-      <w:pPr>
-        <w:pStyle w:val="Ttulo1"/>
-      </w:pPr>
+        <w:keepNext/>
+      </w:pPr>
+      <w:bookmarkStart w:id="0" w:name="_Toc9001"/>
       <w:r>
         <w:lastRenderedPageBreak/>
-        <w:t>1. Problema</w:t>
-      </w:r>
+        <w:t>1. Introducción</w:t>
+      </w:r>
+      <w:bookmarkEnd w:id="0"/>
     </w:p>
     <w:p>
       <w:pPr>
@@ -475,18 +939,18 @@
         <w:jc w:val="both"/>
       </w:pPr>
       <w:r>
-        <w:rPr>
-          <w:rFonts w:cs="Calibri"/>
-        </w:rPr>
-        <w:t>Se modelará la transmisión del dengue en Guatemala. La pregunta es: con un presupuesto fijo de control del mosquito, ¿cuánto se reducen los casos de una temporada si se optimiza en qué semanas intervenir, frente a no intervenir o intervenir de forma uniforme? La métrica principal son los casos acumulados por temporada (minimizar) y la secundaria es el pico semanal de casos. El alcance es nacional, una temporada, casos totales; quedan fuera dengue grave, serotipos, movilidad y vacunación. Se supone población homogénea y un subregistro constante. Fuentes: OpenDengue, boletines del MSPAS y reportes de la OPS.</w:t>
-      </w:r>
-    </w:p>
-    <w:p>
-      <w:pPr>
-        <w:pStyle w:val="Ttulo1"/>
-      </w:pPr>
-      <w:r>
-        <w:t>2. Técnica adicional: algoritmo genético</w:t>
+        <w:t xml:space="preserve">En el Laboratorio 03 se analizó y mejoró un programa secuencial de búsqueda de claves AES y se desarrolló su versión paralela con Open MPI. Este proyecto parte de ese trabajo con tres objetivos: (1) cifrar y descifrar con AES-128 un texto leído desde un archivo </w:t>
+      </w:r>
+      <w:r>
+        <w:rPr>
+          <w:rFonts w:ascii="Consolas" w:hAnsi="Consolas" w:cs="Consolas"/>
+          <w:sz w:val="19"/>
+          <w:szCs w:val="19"/>
+        </w:rPr>
+        <w:t>.txt</w:t>
+      </w:r>
+      <w:r>
+        <w:t>, usando una clave recibida como parámetro; (2) encontrar por fuerza bruta la clave usada, con 4 procesos MPI, midiendo el tiempo para tres claves de prueba; y (3) proponer, implementar y comparar una estrategia alternativa de distribución del rango de claves entre los procesos.</w:t>
       </w:r>
     </w:p>
     <w:p>
@@ -495,19 +959,38 @@
         <w:jc w:val="both"/>
       </w:pPr>
       <w:r>
-        <w:rPr>
-          <w:rFonts w:cs="Calibri"/>
-        </w:rPr>
-        <w:t>Un individuo es un calendario semanal de intensidad de control. Se evalúa con la simulación (fitness = casos acumulados) y se mejora con selección por torneo, cruce, mutación y elitismo hasta cumplir un máximo de generaciones o hasta que el mejor resultado se estanque. Los parámetros a justificar son tamaño de población, generaciones, probabilidades de cruce y mutación y réplicas por evaluación. Se elige un GA porque la función objetivo es una simulación estocástica sin gradiente y con restricciones. Limitaciones: costo computacional, fitness ruidoso por la estocasticidad y posible sobreajuste a la temporada de calibración. Se programará el GA propio; si se usa DEAP, se indicará qué hace la biblioteca y qué hace el equipo.</w:t>
+        <w:t>El informe presenta los antecedentes conceptuales, el diseño de las dos estrategias con sus diagramas y pseudocódigo, los resultados con su análisis y las conclusiones. Los anexos incluyen el catálogo de funciones y librerías y la bitácora de pruebas con los cálculos de Speedup.</w:t>
       </w:r>
     </w:p>
     <w:p>
       <w:pPr>
         <w:pStyle w:val="Ttulo1"/>
-      </w:pPr>
-      <w:r>
-        <w:t>3. Modelo y simulación</w:t>
-      </w:r>
+        <w:keepNext/>
+      </w:pPr>
+      <w:bookmarkStart w:id="1" w:name="_Toc9002"/>
+      <w:r>
+        <w:t>2. Antecedentes conceptuales</w:t>
+      </w:r>
+      <w:bookmarkEnd w:id="1"/>
+    </w:p>
+    <w:p>
+      <w:pPr>
+        <w:pStyle w:val="Ttulo2"/>
+        <w:keepNext/>
+        <w:spacing w:before="180" w:after="80"/>
+      </w:pPr>
+      <w:bookmarkStart w:id="2" w:name="_Toc9003"/>
+      <w:r>
+        <w:rPr>
+          <w:b/>
+          <w:bCs/>
+          <w:color w:val="000000"/>
+          <w:sz w:val="24"/>
+          <w:szCs w:val="24"/>
+        </w:rPr>
+        <w:t>2.1 AES-128 y su funcionamiento</w:t>
+      </w:r>
+      <w:bookmarkEnd w:id="2"/>
     </w:p>
     <w:p>
       <w:pPr>
@@ -515,19 +998,364 @@
         <w:jc w:val="both"/>
       </w:pPr>
       <w:r>
-        <w:rPr>
-          <w:rFonts w:cs="Calibri"/>
-        </w:rPr>
-        <w:t>Modelo SEIR en humanos (S, E, I, R) y SEI en mosquitos, con transmisión estacional ligada a la lluvia y transiciones semanales estocásticas (binomiales). La infección humana depende de la picadura, la probabilidad de transmisión y la fracción de mosquitos infecciosos; la del mosquito, de la fracción de humanos infecciosos. La intervención aumenta la mortalidad del mosquito en la semana en que se aplica. Los casos reportados son un factor de reporte por las infecciones sintomáticas. Los parámetros (picadura, transmisión, incubación, recuperación, mortalidad del mosquito, factor de reporte) se tomarán de literatura citada o se calibrarán con 2022, indicando valor, unidad y procedencia. Código en Python separado en modelo, simulación, GA y visualización, con README y requirements.txt.</w:t>
-      </w:r>
-    </w:p>
-    <w:p>
-      <w:pPr>
-        <w:pStyle w:val="Ttulo1"/>
-      </w:pPr>
-      <w:r>
-        <w:t>4. Mejora</w:t>
-      </w:r>
+        <w:t>AES (Advanced Encryption Standard) es un algoritmo de cifrado simétrico por bloques estandarizado por el NIST en 2001.</w:t>
+      </w:r>
+      <w:r>
+        <w:rPr>
+          <w:rStyle w:val="Refdenotaalpie"/>
+        </w:rPr>
+        <w:footnoteReference w:id="1"/>
+      </w:r>
+      <w:r>
+        <w:t xml:space="preserve"> Es una variante del algoritmo Rijndael, de Joan Daemen y Vincent Rijmen. Usa la misma clave para cifrar y descifrar y procesa bloques de 128 bits (16 bytes). El tamaño de la clave determina el número de rondas:</w:t>
+      </w:r>
+    </w:p>
+    <w:tbl>
+      <w:tblPr>
+        <w:tblW w:w="9360" w:type="dxa"/>
+        <w:tblBorders>
+          <w:top w:val="single" w:sz="4" w:space="0" w:color="A6A6A6"/>
+          <w:left w:val="single" w:sz="4" w:space="0" w:color="A6A6A6"/>
+          <w:bottom w:val="single" w:sz="4" w:space="0" w:color="A6A6A6"/>
+          <w:right w:val="single" w:sz="4" w:space="0" w:color="A6A6A6"/>
+          <w:insideH w:val="single" w:sz="4" w:space="0" w:color="A6A6A6"/>
+          <w:insideV w:val="single" w:sz="4" w:space="0" w:color="A6A6A6"/>
+        </w:tblBorders>
+        <w:tblLayout w:type="fixed"/>
+        <w:tblCellMar>
+          <w:left w:w="90" w:type="dxa"/>
+          <w:right w:w="90" w:type="dxa"/>
+        </w:tblCellMar>
+        <w:tblLook w:val="04A0" w:firstRow="1" w:lastRow="0" w:firstColumn="1" w:lastColumn="0" w:noHBand="0" w:noVBand="1"/>
+      </w:tblPr>
+      <w:tblGrid>
+        <w:gridCol w:w="2400"/>
+        <w:gridCol w:w="2400"/>
+        <w:gridCol w:w="2280"/>
+        <w:gridCol w:w="2280"/>
+      </w:tblGrid>
+      <w:tr>
+        <w:trPr>
+          <w:cantSplit/>
+          <w:tblHeader/>
+        </w:trPr>
+        <w:tc>
+          <w:tcPr>
+            <w:tcW w:w="2400" w:type="dxa"/>
+            <w:shd w:val="clear" w:color="auto" w:fill="D9E2F3"/>
+          </w:tcPr>
+          <w:p>
+            <w:pPr>
+              <w:keepNext/>
+              <w:spacing w:before="40" w:after="40"/>
+            </w:pPr>
+            <w:r>
+              <w:rPr>
+                <w:b/>
+                <w:bCs/>
+                <w:sz w:val="19"/>
+                <w:szCs w:val="19"/>
+              </w:rPr>
+              <w:t>Variante</w:t>
+            </w:r>
+          </w:p>
+        </w:tc>
+        <w:tc>
+          <w:tcPr>
+            <w:tcW w:w="2400" w:type="dxa"/>
+            <w:shd w:val="clear" w:color="auto" w:fill="D9E2F3"/>
+          </w:tcPr>
+          <w:p>
+            <w:pPr>
+              <w:keepNext/>
+              <w:spacing w:before="40" w:after="40"/>
+            </w:pPr>
+            <w:r>
+              <w:rPr>
+                <w:b/>
+                <w:bCs/>
+                <w:sz w:val="19"/>
+                <w:szCs w:val="19"/>
+              </w:rPr>
+              <w:t>Clave</w:t>
+            </w:r>
+          </w:p>
+        </w:tc>
+        <w:tc>
+          <w:tcPr>
+            <w:tcW w:w="2280" w:type="dxa"/>
+            <w:shd w:val="clear" w:color="auto" w:fill="D9E2F3"/>
+          </w:tcPr>
+          <w:p>
+            <w:pPr>
+              <w:keepNext/>
+              <w:spacing w:before="40" w:after="40"/>
+            </w:pPr>
+            <w:r>
+              <w:rPr>
+                <w:b/>
+                <w:bCs/>
+                <w:sz w:val="19"/>
+                <w:szCs w:val="19"/>
+              </w:rPr>
+              <w:t>Rondas</w:t>
+            </w:r>
+          </w:p>
+        </w:tc>
+        <w:tc>
+          <w:tcPr>
+            <w:tcW w:w="2280" w:type="dxa"/>
+            <w:shd w:val="clear" w:color="auto" w:fill="D9E2F3"/>
+          </w:tcPr>
+          <w:p>
+            <w:pPr>
+              <w:keepNext/>
+              <w:spacing w:before="40" w:after="40"/>
+            </w:pPr>
+            <w:r>
+              <w:rPr>
+                <w:b/>
+                <w:bCs/>
+                <w:sz w:val="19"/>
+                <w:szCs w:val="19"/>
+              </w:rPr>
+              <w:t>Subclaves</w:t>
+            </w:r>
+          </w:p>
+        </w:tc>
+      </w:tr>
+      <w:tr>
+        <w:trPr>
+          <w:cantSplit/>
+        </w:trPr>
+        <w:tc>
+          <w:tcPr>
+            <w:tcW w:w="2400" w:type="dxa"/>
+          </w:tcPr>
+          <w:p>
+            <w:pPr>
+              <w:keepNext/>
+              <w:spacing w:before="40" w:after="40"/>
+            </w:pPr>
+            <w:r>
+              <w:rPr>
+                <w:sz w:val="19"/>
+                <w:szCs w:val="19"/>
+              </w:rPr>
+              <w:t>AES-128</w:t>
+            </w:r>
+          </w:p>
+        </w:tc>
+        <w:tc>
+          <w:tcPr>
+            <w:tcW w:w="2400" w:type="dxa"/>
+          </w:tcPr>
+          <w:p>
+            <w:pPr>
+              <w:keepNext/>
+              <w:spacing w:before="40" w:after="40"/>
+            </w:pPr>
+            <w:r>
+              <w:rPr>
+                <w:sz w:val="19"/>
+                <w:szCs w:val="19"/>
+              </w:rPr>
+              <w:t>128 bits (16 bytes)</w:t>
+            </w:r>
+          </w:p>
+        </w:tc>
+        <w:tc>
+          <w:tcPr>
+            <w:tcW w:w="2280" w:type="dxa"/>
+          </w:tcPr>
+          <w:p>
+            <w:pPr>
+              <w:keepNext/>
+              <w:spacing w:before="40" w:after="40"/>
+            </w:pPr>
+            <w:r>
+              <w:rPr>
+                <w:sz w:val="19"/>
+                <w:szCs w:val="19"/>
+              </w:rPr>
+              <w:t>10</w:t>
+            </w:r>
+          </w:p>
+        </w:tc>
+        <w:tc>
+          <w:tcPr>
+            <w:tcW w:w="2280" w:type="dxa"/>
+          </w:tcPr>
+          <w:p>
+            <w:pPr>
+              <w:keepNext/>
+              <w:spacing w:before="40" w:after="40"/>
+            </w:pPr>
+            <w:r>
+              <w:rPr>
+                <w:sz w:val="19"/>
+                <w:szCs w:val="19"/>
+              </w:rPr>
+              <w:t>11</w:t>
+            </w:r>
+          </w:p>
+        </w:tc>
+      </w:tr>
+      <w:tr>
+        <w:trPr>
+          <w:cantSplit/>
+        </w:trPr>
+        <w:tc>
+          <w:tcPr>
+            <w:tcW w:w="2400" w:type="dxa"/>
+          </w:tcPr>
+          <w:p>
+            <w:pPr>
+              <w:keepNext/>
+              <w:spacing w:before="40" w:after="40"/>
+            </w:pPr>
+            <w:r>
+              <w:rPr>
+                <w:sz w:val="19"/>
+                <w:szCs w:val="19"/>
+              </w:rPr>
+              <w:t>AES-192</w:t>
+            </w:r>
+          </w:p>
+        </w:tc>
+        <w:tc>
+          <w:tcPr>
+            <w:tcW w:w="2400" w:type="dxa"/>
+          </w:tcPr>
+          <w:p>
+            <w:pPr>
+              <w:keepNext/>
+              <w:spacing w:before="40" w:after="40"/>
+            </w:pPr>
+            <w:r>
+              <w:rPr>
+                <w:sz w:val="19"/>
+                <w:szCs w:val="19"/>
+              </w:rPr>
+              <w:t>192 bits (24 bytes)</w:t>
+            </w:r>
+          </w:p>
+        </w:tc>
+        <w:tc>
+          <w:tcPr>
+            <w:tcW w:w="2280" w:type="dxa"/>
+          </w:tcPr>
+          <w:p>
+            <w:pPr>
+              <w:keepNext/>
+              <w:spacing w:before="40" w:after="40"/>
+            </w:pPr>
+            <w:r>
+              <w:rPr>
+                <w:sz w:val="19"/>
+                <w:szCs w:val="19"/>
+              </w:rPr>
+              <w:t>12</w:t>
+            </w:r>
+          </w:p>
+        </w:tc>
+        <w:tc>
+          <w:tcPr>
+            <w:tcW w:w="2280" w:type="dxa"/>
+          </w:tcPr>
+          <w:p>
+            <w:pPr>
+              <w:keepNext/>
+              <w:spacing w:before="40" w:after="40"/>
+            </w:pPr>
+            <w:r>
+              <w:rPr>
+                <w:sz w:val="19"/>
+                <w:szCs w:val="19"/>
+              </w:rPr>
+              <w:t>13</w:t>
+            </w:r>
+          </w:p>
+        </w:tc>
+      </w:tr>
+      <w:tr>
+        <w:trPr>
+          <w:cantSplit/>
+        </w:trPr>
+        <w:tc>
+          <w:tcPr>
+            <w:tcW w:w="2400" w:type="dxa"/>
+          </w:tcPr>
+          <w:p>
+            <w:pPr>
+              <w:spacing w:before="40" w:after="40"/>
+            </w:pPr>
+            <w:r>
+              <w:rPr>
+                <w:sz w:val="19"/>
+                <w:szCs w:val="19"/>
+              </w:rPr>
+              <w:t>AES-256</w:t>
+            </w:r>
+          </w:p>
+        </w:tc>
+        <w:tc>
+          <w:tcPr>
+            <w:tcW w:w="2400" w:type="dxa"/>
+          </w:tcPr>
+          <w:p>
+            <w:pPr>
+              <w:spacing w:before="40" w:after="40"/>
+            </w:pPr>
+            <w:r>
+              <w:rPr>
+                <w:sz w:val="19"/>
+                <w:szCs w:val="19"/>
+              </w:rPr>
+              <w:t>256 bits (32 bytes)</w:t>
+            </w:r>
+          </w:p>
+        </w:tc>
+        <w:tc>
+          <w:tcPr>
+            <w:tcW w:w="2280" w:type="dxa"/>
+          </w:tcPr>
+          <w:p>
+            <w:pPr>
+              <w:spacing w:before="40" w:after="40"/>
+            </w:pPr>
+            <w:r>
+              <w:rPr>
+                <w:sz w:val="19"/>
+                <w:szCs w:val="19"/>
+              </w:rPr>
+              <w:t>14</w:t>
+            </w:r>
+          </w:p>
+        </w:tc>
+        <w:tc>
+          <w:tcPr>
+            <w:tcW w:w="2280" w:type="dxa"/>
+          </w:tcPr>
+          <w:p>
+            <w:pPr>
+              <w:spacing w:before="40" w:after="40"/>
+            </w:pPr>
+            <w:r>
+              <w:rPr>
+                <w:sz w:val="19"/>
+                <w:szCs w:val="19"/>
+              </w:rPr>
+              <w:t>15</w:t>
+            </w:r>
+          </w:p>
+        </w:tc>
+      </w:tr>
+    </w:tbl>
+    <w:p>
+      <w:pPr>
+        <w:spacing w:after="120"/>
+      </w:pPr>
     </w:p>
     <w:p>
       <w:pPr>
@@ -535,19 +1363,137 @@
         <w:jc w:val="both"/>
       </w:pPr>
       <w:r>
-        <w:rPr>
-          <w:rFonts w:cs="Calibri"/>
-        </w:rPr>
-        <w:t>Variable de decisión: la intensidad de control u(t) en cada semana. Objetivo: minimizar los casos acumulados esperados (promedio de varias réplicas). Restricciones: suma de u(t) menor o igual al presupuesto y 0 ≤ u(t) ≤ tope semanal. El GA propone el calendario, la simulación lo evalúa y se repite. Una función verifica por código que la solución cumple las restricciones. Se conservan como base los escenarios sin control y con control uniforme.</w:t>
-      </w:r>
-    </w:p>
-    <w:p>
-      <w:pPr>
-        <w:pStyle w:val="Ttulo1"/>
-      </w:pPr>
-      <w:r>
-        <w:t>5. Experimentación y validación</w:t>
-      </w:r>
+        <w:t xml:space="preserve">La clave de 16 bytes se expande en 11 subclaves de 16 bytes. Para cifrar, cada bloque se carga en una matriz de estado de 4×4 bytes y se aplica </w:t>
+      </w:r>
+      <w:r>
+        <w:rPr>
+          <w:rFonts w:ascii="Consolas" w:hAnsi="Consolas" w:cs="Consolas"/>
+          <w:sz w:val="19"/>
+          <w:szCs w:val="19"/>
+        </w:rPr>
+        <w:t>AddRoundKey</w:t>
+      </w:r>
+      <w:r>
+        <w:t xml:space="preserve"> con la primera subclave; luego se repiten 9 rondas de </w:t>
+      </w:r>
+      <w:r>
+        <w:rPr>
+          <w:rFonts w:ascii="Consolas" w:hAnsi="Consolas" w:cs="Consolas"/>
+          <w:sz w:val="19"/>
+          <w:szCs w:val="19"/>
+        </w:rPr>
+        <w:t>SubBytes</w:t>
+      </w:r>
+      <w:r>
+        <w:t xml:space="preserve">, </w:t>
+      </w:r>
+      <w:r>
+        <w:rPr>
+          <w:rFonts w:ascii="Consolas" w:hAnsi="Consolas" w:cs="Consolas"/>
+          <w:sz w:val="19"/>
+          <w:szCs w:val="19"/>
+        </w:rPr>
+        <w:t>ShiftRows</w:t>
+      </w:r>
+      <w:r>
+        <w:t xml:space="preserve">, </w:t>
+      </w:r>
+      <w:r>
+        <w:rPr>
+          <w:rFonts w:ascii="Consolas" w:hAnsi="Consolas" w:cs="Consolas"/>
+          <w:sz w:val="19"/>
+          <w:szCs w:val="19"/>
+        </w:rPr>
+        <w:t>MixColumns</w:t>
+      </w:r>
+      <w:r>
+        <w:t xml:space="preserve"> y </w:t>
+      </w:r>
+      <w:r>
+        <w:rPr>
+          <w:rFonts w:ascii="Consolas" w:hAnsi="Consolas" w:cs="Consolas"/>
+          <w:sz w:val="19"/>
+          <w:szCs w:val="19"/>
+        </w:rPr>
+        <w:t>AddRoundKey</w:t>
+      </w:r>
+      <w:r>
+        <w:t xml:space="preserve">, y una ronda final sin </w:t>
+      </w:r>
+      <w:r>
+        <w:rPr>
+          <w:rFonts w:ascii="Consolas" w:hAnsi="Consolas" w:cs="Consolas"/>
+          <w:sz w:val="19"/>
+          <w:szCs w:val="19"/>
+        </w:rPr>
+        <w:t>MixColumns</w:t>
+      </w:r>
+      <w:r>
+        <w:t>. Para descifrar se usan las mismas subclaves en orden inverso y las transformaciones inversas (</w:t>
+      </w:r>
+      <w:r>
+        <w:rPr>
+          <w:rFonts w:ascii="Consolas" w:hAnsi="Consolas" w:cs="Consolas"/>
+          <w:sz w:val="19"/>
+          <w:szCs w:val="19"/>
+        </w:rPr>
+        <w:t>InvShiftRows</w:t>
+      </w:r>
+      <w:r>
+        <w:t xml:space="preserve">, </w:t>
+      </w:r>
+      <w:r>
+        <w:rPr>
+          <w:rFonts w:ascii="Consolas" w:hAnsi="Consolas" w:cs="Consolas"/>
+          <w:sz w:val="19"/>
+          <w:szCs w:val="19"/>
+        </w:rPr>
+        <w:t>InvSubBytes</w:t>
+      </w:r>
+      <w:r>
+        <w:t xml:space="preserve">, </w:t>
+      </w:r>
+      <w:r>
+        <w:rPr>
+          <w:rFonts w:ascii="Consolas" w:hAnsi="Consolas" w:cs="Consolas"/>
+          <w:sz w:val="19"/>
+          <w:szCs w:val="19"/>
+        </w:rPr>
+        <w:t>InvMixColumns</w:t>
+      </w:r>
+      <w:r>
+        <w:t xml:space="preserve">). La clave solo interviene en </w:t>
+      </w:r>
+      <w:r>
+        <w:rPr>
+          <w:rFonts w:ascii="Consolas" w:hAnsi="Consolas" w:cs="Consolas"/>
+          <w:sz w:val="19"/>
+          <w:szCs w:val="19"/>
+        </w:rPr>
+        <w:t>AddRoundKey</w:t>
+      </w:r>
+      <w:r>
+        <w:t>; con una clave distinta, el descifrado devuelve bytes sin sentido, y en eso se basa la búsqueda por fuerza bruta.</w:t>
+      </w:r>
+    </w:p>
+    <w:p>
+      <w:pPr>
+        <w:pStyle w:val="Ttulo2"/>
+        <w:keepNext/>
+        <w:spacing w:before="180" w:after="80"/>
+      </w:pPr>
+      <w:bookmarkStart w:id="3" w:name="_Toc9004"/>
+      <w:r>
+        <w:rPr>
+          <w:b/>
+          <w:bCs/>
+          <w:color w:val="000000"/>
+          <w:sz w:val="24"/>
+          <w:szCs w:val="24"/>
+        </w:rPr>
+        <w:t>2.2 Cifrado de texto y conversión de la clave</w:t>
+      </w:r>
+      <w:bookmarkEnd w:id="3"/>
     </w:p>
     <w:p>
       <w:pPr>
@@ -555,40 +1501,247 @@
         <w:jc w:val="both"/>
       </w:pPr>
       <w:r>
-        <w:rPr>
-          <w:rFonts w:cs="Calibri"/>
-        </w:rPr>
-        <w:t>Tres condiciones: base (sin control y uniforme), mejorada (GA) y sensibilidad (R₀ mayor o presupuesto menor). Cada una con 30 o más réplicas independientes con semilla registrada, reportando media y desviación y guardando entradas, parámetros y resultados en CSV. Pruebas internas: la población humana se conserva y con R₀ &lt; 1 no hay brote. Error contra datos de referencia: MAE entre casos simulados y reales. Sensibilidad: variar un parámetro a la vez. Se discutirán la incertidumbre, el subregistro y el riesgo de extrapolar.</w:t>
-      </w:r>
-    </w:p>
-    <w:p>
-      <w:pPr>
-        <w:pStyle w:val="Ttulo1"/>
-      </w:pPr>
-      <w:r>
-        <w:t>6. Comparación con la realidad</w:t>
-      </w:r>
-    </w:p>
-    <w:p>
-      <w:pPr>
+        <w:t>Un texto de más de 16 bytes se divide en bloques y se cifra con un modo de operación.</w:t>
+      </w:r>
+      <w:r>
+        <w:rPr>
+          <w:rStyle w:val="Refdenotaalpie"/>
+        </w:rPr>
+        <w:footnoteReference w:id="2"/>
+      </w:r>
+      <w:r>
+        <w:t xml:space="preserve"> ECB cifra cada bloque por separado, por lo que bloques iguales producen cifrados iguales. CBC combina cada bloque con el cifrado anterior mediante XOR y necesita un vector de inicialización (IV). Si el texto no completa el último bloque, se agrega relleno (PKCS#7). El programa del laboratorio usa AES-128 en modo CBC con IV y relleno PKCS#7 mediante la API EVP de OpenSSL.</w:t>
+      </w:r>
+    </w:p>
+    <w:p>
+      <w:pPr>
+        <w:keepNext/>
         <w:spacing w:after="140"/>
         <w:jc w:val="both"/>
       </w:pPr>
       <w:r>
-        <w:rPr>
-          <w:rFonts w:cs="Calibri"/>
-        </w:rPr>
         <w:lastRenderedPageBreak/>
-        <w:t>Datos de OpenDengue V1.3 (CC BY-SA) para Guatemala. Hay serie anual de 1978 a 2024 y serie semanal solo de 2017 (4,308 casos), 2022 (8,553) y 2023 (73,975). Son datos nacionales de casos totales, provenientes de reportes de la OPS, y se citan como datos públicos de referencia. Se calibra con 2022 y se valida con 2023, un brote cerca de 9 veces mayor, lo que permite discutir los límites de extrapolar. Se presentará una tabla con referencia real, modelo base y modelo mejorado para casos acumulados, pico y semana del pico, con cambio absoluto y porcentual. La reducción será una mejora simulada, no observada.</w:t>
-      </w:r>
-    </w:p>
-    <w:p>
-      <w:pPr>
-        <w:pStyle w:val="Ttulo1"/>
-      </w:pPr>
-      <w:r>
-        <w:t>7. Resultados y conclusiones</w:t>
-      </w:r>
+        <w:t>La clave llega como un número entero y debe convertirse a 128 bits. Se usa la representación de 16 bytes en orden big-endian, con ceros a la izquierda. Las tres claves de prueba del proyecto quedan así:</w:t>
+      </w:r>
+    </w:p>
+    <w:tbl>
+      <w:tblPr>
+        <w:tblW w:w="9360" w:type="dxa"/>
+        <w:tblBorders>
+          <w:top w:val="single" w:sz="4" w:space="0" w:color="A6A6A6"/>
+          <w:left w:val="single" w:sz="4" w:space="0" w:color="A6A6A6"/>
+          <w:bottom w:val="single" w:sz="4" w:space="0" w:color="A6A6A6"/>
+          <w:right w:val="single" w:sz="4" w:space="0" w:color="A6A6A6"/>
+          <w:insideH w:val="single" w:sz="4" w:space="0" w:color="A6A6A6"/>
+          <w:insideV w:val="single" w:sz="4" w:space="0" w:color="A6A6A6"/>
+        </w:tblBorders>
+        <w:tblLayout w:type="fixed"/>
+        <w:tblCellMar>
+          <w:left w:w="90" w:type="dxa"/>
+          <w:right w:w="90" w:type="dxa"/>
+        </w:tblCellMar>
+        <w:tblLook w:val="04A0" w:firstRow="1" w:lastRow="0" w:firstColumn="1" w:lastColumn="0" w:noHBand="0" w:noVBand="1"/>
+      </w:tblPr>
+      <w:tblGrid>
+        <w:gridCol w:w="3000"/>
+        <w:gridCol w:w="6360"/>
+      </w:tblGrid>
+      <w:tr>
+        <w:trPr>
+          <w:cantSplit/>
+          <w:tblHeader/>
+        </w:trPr>
+        <w:tc>
+          <w:tcPr>
+            <w:tcW w:w="3000" w:type="dxa"/>
+            <w:shd w:val="clear" w:color="auto" w:fill="D9E2F3"/>
+          </w:tcPr>
+          <w:p>
+            <w:pPr>
+              <w:keepNext/>
+              <w:spacing w:before="40" w:after="40"/>
+            </w:pPr>
+            <w:r>
+              <w:rPr>
+                <w:b/>
+                <w:bCs/>
+                <w:sz w:val="19"/>
+                <w:szCs w:val="19"/>
+              </w:rPr>
+              <w:t>Clave (decimal)</w:t>
+            </w:r>
+          </w:p>
+        </w:tc>
+        <w:tc>
+          <w:tcPr>
+            <w:tcW w:w="6360" w:type="dxa"/>
+            <w:shd w:val="clear" w:color="auto" w:fill="D9E2F3"/>
+          </w:tcPr>
+          <w:p>
+            <w:pPr>
+              <w:keepNext/>
+              <w:spacing w:before="40" w:after="40"/>
+            </w:pPr>
+            <w:r>
+              <w:rPr>
+                <w:b/>
+                <w:bCs/>
+                <w:sz w:val="19"/>
+                <w:szCs w:val="19"/>
+              </w:rPr>
+              <w:t>Clave de 128 bits (hexadecimal)</w:t>
+            </w:r>
+          </w:p>
+        </w:tc>
+      </w:tr>
+      <w:tr>
+        <w:trPr>
+          <w:cantSplit/>
+        </w:trPr>
+        <w:tc>
+          <w:tcPr>
+            <w:tcW w:w="3000" w:type="dxa"/>
+          </w:tcPr>
+          <w:p>
+            <w:pPr>
+              <w:keepNext/>
+              <w:spacing w:before="40" w:after="40"/>
+            </w:pPr>
+            <w:r>
+              <w:rPr>
+                <w:sz w:val="19"/>
+                <w:szCs w:val="19"/>
+              </w:rPr>
+              <w:t>123456</w:t>
+            </w:r>
+          </w:p>
+        </w:tc>
+        <w:tc>
+          <w:tcPr>
+            <w:tcW w:w="6360" w:type="dxa"/>
+          </w:tcPr>
+          <w:p>
+            <w:pPr>
+              <w:keepNext/>
+              <w:spacing w:before="40" w:after="40"/>
+            </w:pPr>
+            <w:r>
+              <w:rPr>
+                <w:rFonts w:ascii="Consolas" w:hAnsi="Consolas" w:cs="Consolas"/>
+                <w:sz w:val="19"/>
+                <w:szCs w:val="19"/>
+              </w:rPr>
+              <w:t>0000000000000000000000000001E240</w:t>
+            </w:r>
+          </w:p>
+        </w:tc>
+      </w:tr>
+      <w:tr>
+        <w:trPr>
+          <w:cantSplit/>
+        </w:trPr>
+        <w:tc>
+          <w:tcPr>
+            <w:tcW w:w="3000" w:type="dxa"/>
+          </w:tcPr>
+          <w:p>
+            <w:pPr>
+              <w:keepNext/>
+              <w:spacing w:before="40" w:after="40"/>
+            </w:pPr>
+            <w:r>
+              <w:rPr>
+                <w:sz w:val="19"/>
+                <w:szCs w:val="19"/>
+              </w:rPr>
+              <w:t>18014398509481984 (2^56/4 = 2^54)</w:t>
+            </w:r>
+          </w:p>
+        </w:tc>
+        <w:tc>
+          <w:tcPr>
+            <w:tcW w:w="6360" w:type="dxa"/>
+          </w:tcPr>
+          <w:p>
+            <w:pPr>
+              <w:keepNext/>
+              <w:spacing w:before="40" w:after="40"/>
+            </w:pPr>
+            <w:r>
+              <w:rPr>
+                <w:rFonts w:ascii="Consolas" w:hAnsi="Consolas" w:cs="Consolas"/>
+                <w:sz w:val="19"/>
+                <w:szCs w:val="19"/>
+              </w:rPr>
+              <w:t>00000000000000000040000000000000</w:t>
+            </w:r>
+          </w:p>
+        </w:tc>
+      </w:tr>
+      <w:tr>
+        <w:trPr>
+          <w:cantSplit/>
+        </w:trPr>
+        <w:tc>
+          <w:tcPr>
+            <w:tcW w:w="3000" w:type="dxa"/>
+          </w:tcPr>
+          <w:p>
+            <w:pPr>
+              <w:spacing w:before="40" w:after="40"/>
+            </w:pPr>
+            <w:r>
+              <w:rPr>
+                <w:sz w:val="19"/>
+                <w:szCs w:val="19"/>
+              </w:rPr>
+              <w:t>18014398509481985 (2^56/4 + 1)</w:t>
+            </w:r>
+          </w:p>
+        </w:tc>
+        <w:tc>
+          <w:tcPr>
+            <w:tcW w:w="6360" w:type="dxa"/>
+          </w:tcPr>
+          <w:p>
+            <w:pPr>
+              <w:spacing w:before="40" w:after="40"/>
+            </w:pPr>
+            <w:r>
+              <w:rPr>
+                <w:rFonts w:ascii="Consolas" w:hAnsi="Consolas" w:cs="Consolas"/>
+                <w:sz w:val="19"/>
+                <w:szCs w:val="19"/>
+              </w:rPr>
+              <w:t>00000000000000000040000000000001</w:t>
+            </w:r>
+          </w:p>
+        </w:tc>
+      </w:tr>
+    </w:tbl>
+    <w:p>
+      <w:pPr>
+        <w:spacing w:after="120"/>
+      </w:pPr>
+    </w:p>
+    <w:p>
+      <w:pPr>
+        <w:pStyle w:val="Ttulo2"/>
+        <w:keepNext/>
+        <w:spacing w:before="180" w:after="80"/>
+      </w:pPr>
+      <w:bookmarkStart w:id="4" w:name="_Toc9005"/>
+      <w:r>
+        <w:rPr>
+          <w:b/>
+          <w:bCs/>
+          <w:color w:val="000000"/>
+          <w:sz w:val="24"/>
+          <w:szCs w:val="24"/>
+        </w:rPr>
+        <w:t>2.3 Búsqueda por fuerza bruta</w:t>
+      </w:r>
+      <w:bookmarkEnd w:id="4"/>
     </w:p>
     <w:p>
       <w:pPr>
@@ -596,18 +1749,7 @@
         <w:jc w:val="both"/>
       </w:pPr>
       <w:r>
-        <w:rPr>
-          <w:rFonts w:cs="Calibri"/>
-        </w:rPr>
-        <w:t>Tres gráficas mínimas: casos semanales reales vs. simulados; comparación de escenarios con bandas de variabilidad; y sensibilidad o convergencia del GA. Además, tablas numéricas. La discusión responderá qué mejoró, cuánto, bajo qué condiciones, qué tan confiable es la comparación y qué limitaciones quedan, y terminará con una recomendación sobre en qué semanas concentrar el control.</w:t>
-      </w:r>
-    </w:p>
-    <w:p>
-      <w:pPr>
-        <w:pStyle w:val="Ttulo1"/>
-      </w:pPr>
-      <w:r>
-        <w:t>Pendientes</w:t>
+        <w:t>La búsqueda por fuerza bruta prueba claves candidatas hasta encontrar la correcta. Aquí se trata de un ataque con texto parcialmente conocido: para cada candidata se descifra el mensaje cifrado y se revisa si el resultado contiene la frase de búsqueda "es una prueba de". Si la contiene, se da por encontrada la clave; la probabilidad de que una clave incorrecta produzca por azar una frase exacta de 16 bytes es despreciable (del orden de 2^-128 por posición).</w:t>
       </w:r>
     </w:p>
     <w:p>
@@ -616,151 +1758,6271 @@
         <w:jc w:val="both"/>
       </w:pPr>
       <w:r>
-        <w:rPr>
-          <w:rFonts w:cs="Calibri"/>
-        </w:rPr>
-        <w:t>Aprobación del tema; fuentes para los valores de los parámetros; definir el reparto del trabajo entre los 3 integrantes (modelo, optimización, datos y validación)</w:t>
+        <w:t>El espacio completo de AES-128 tiene 2^128 ≈ 3.4×10^38 claves y es inviable de recorrer. El proyecto explora el rango [0, 2^56), es decir, N = 72 057 594 037 927 936 candidatas. El texto de prueba, "Esta es una prueba de proyecto 2", mide 32 bytes y la frase de búsqueda ocupa las posiciones 5 a 20, de modo que cruza el límite entre el primer y el segundo bloque de 16 bytes. Por eso, para validar una candidata hay que descifrar los dos bloques y no solo el primero.</w:t>
+      </w:r>
+    </w:p>
+    <w:p>
+      <w:pPr>
+        <w:pStyle w:val="Ttulo2"/>
+        <w:keepNext/>
+        <w:spacing w:before="180" w:after="80"/>
+      </w:pPr>
+      <w:bookmarkStart w:id="5" w:name="_Toc9006"/>
+      <w:r>
+        <w:rPr>
+          <w:b/>
+          <w:bCs/>
+          <w:color w:val="000000"/>
+          <w:sz w:val="24"/>
+          <w:szCs w:val="24"/>
+        </w:rPr>
+        <w:t>2.4 Open MPI y métricas de rendimiento</w:t>
+      </w:r>
+      <w:bookmarkEnd w:id="5"/>
+    </w:p>
+    <w:p>
+      <w:pPr>
+        <w:spacing w:after="140"/>
+        <w:jc w:val="both"/>
+      </w:pPr>
+      <w:r>
+        <w:t>MPI es el estándar de paso de mensajes para memoria distribuida y Open MPI es una de sus implementaciones. Un programa se lanza con varios procesos (</w:t>
+      </w:r>
+      <w:r>
+        <w:rPr>
+          <w:rFonts w:ascii="Consolas" w:hAnsi="Consolas" w:cs="Consolas"/>
+          <w:sz w:val="19"/>
+          <w:szCs w:val="19"/>
+        </w:rPr>
+        <w:t>mpirun -np 4</w:t>
+      </w:r>
+      <w:r>
+        <w:t>); cada proceso conoce su identificador (</w:t>
+      </w:r>
+      <w:r>
+        <w:rPr>
+          <w:rFonts w:ascii="Consolas" w:hAnsi="Consolas" w:cs="Consolas"/>
+          <w:sz w:val="19"/>
+          <w:szCs w:val="19"/>
+        </w:rPr>
+        <w:t>rank</w:t>
+      </w:r>
+      <w:r>
+        <w:t>) y el total (</w:t>
+      </w:r>
+      <w:r>
+        <w:rPr>
+          <w:rFonts w:ascii="Consolas" w:hAnsi="Consolas" w:cs="Consolas"/>
+          <w:sz w:val="19"/>
+          <w:szCs w:val="19"/>
+        </w:rPr>
+        <w:t>size</w:t>
+      </w:r>
+      <w:r>
+        <w:t xml:space="preserve">) dentro del comunicador </w:t>
+      </w:r>
+      <w:r>
+        <w:rPr>
+          <w:rFonts w:ascii="Consolas" w:hAnsi="Consolas" w:cs="Consolas"/>
+          <w:sz w:val="19"/>
+          <w:szCs w:val="19"/>
+        </w:rPr>
+        <w:t>MPI_COMM_WORLD</w:t>
+      </w:r>
+      <w:r>
+        <w:t xml:space="preserve">. En este proyecto se usan </w:t>
+      </w:r>
+      <w:r>
+        <w:rPr>
+          <w:rFonts w:ascii="Consolas" w:hAnsi="Consolas" w:cs="Consolas"/>
+          <w:sz w:val="19"/>
+          <w:szCs w:val="19"/>
+        </w:rPr>
+        <w:t>MPI_Send</w:t>
+      </w:r>
+      <w:r>
+        <w:t xml:space="preserve"> y </w:t>
+      </w:r>
+      <w:r>
+        <w:rPr>
+          <w:rFonts w:ascii="Consolas" w:hAnsi="Consolas" w:cs="Consolas"/>
+          <w:sz w:val="19"/>
+          <w:szCs w:val="19"/>
+        </w:rPr>
+        <w:t>MPI_Recv</w:t>
+      </w:r>
+      <w:r>
+        <w:t xml:space="preserve"> para avisar que se encontró la clave, </w:t>
+      </w:r>
+      <w:r>
+        <w:rPr>
+          <w:rFonts w:ascii="Consolas" w:hAnsi="Consolas" w:cs="Consolas"/>
+          <w:sz w:val="19"/>
+          <w:szCs w:val="19"/>
+        </w:rPr>
+        <w:t>MPI_Iprobe</w:t>
+      </w:r>
+      <w:r>
+        <w:t xml:space="preserve"> para revisar sin bloquearse si hay un mensaje pendiente,</w:t>
+      </w:r>
+      <w:r>
+        <w:rPr>
+          <w:rStyle w:val="Refdenotaalpie"/>
+        </w:rPr>
+        <w:footnoteReference w:id="3"/>
+      </w:r>
+      <w:r>
+        <w:t xml:space="preserve"> </w:t>
+      </w:r>
+      <w:r>
+        <w:rPr>
+          <w:rFonts w:ascii="Consolas" w:hAnsi="Consolas" w:cs="Consolas"/>
+          <w:sz w:val="19"/>
+          <w:szCs w:val="19"/>
+        </w:rPr>
+        <w:t>MPI_Barrier</w:t>
+      </w:r>
+      <w:r>
+        <w:t xml:space="preserve"> y </w:t>
+      </w:r>
+      <w:r>
+        <w:rPr>
+          <w:rFonts w:ascii="Consolas" w:hAnsi="Consolas" w:cs="Consolas"/>
+          <w:sz w:val="19"/>
+          <w:szCs w:val="19"/>
+        </w:rPr>
+        <w:t>MPI_Reduce</w:t>
+      </w:r>
+      <w:r>
+        <w:t xml:space="preserve"> para sincronizar y reunir resultados, y </w:t>
+      </w:r>
+      <w:r>
+        <w:rPr>
+          <w:rFonts w:ascii="Consolas" w:hAnsi="Consolas" w:cs="Consolas"/>
+          <w:sz w:val="19"/>
+          <w:szCs w:val="19"/>
+        </w:rPr>
+        <w:t>MPI_Wtime</w:t>
+      </w:r>
+      <w:r>
+        <w:t xml:space="preserve"> para medir el tiempo.</w:t>
+      </w:r>
+    </w:p>
+    <w:p>
+      <w:pPr>
+        <w:spacing w:after="140"/>
+        <w:jc w:val="both"/>
+      </w:pPr>
+      <w:r>
+        <w:t>El rendimiento se mide con el Speedup, S(p) = T_secuencial / T_paralelo(p), y con la eficiencia, E(p) = S(p) / p.</w:t>
+      </w:r>
+      <w:r>
+        <w:rPr>
+          <w:rStyle w:val="Refdenotaalpie"/>
+        </w:rPr>
+        <w:footnoteReference w:id="4"/>
       </w:r>
     </w:p>
     <w:p>
       <w:pPr>
         <w:pStyle w:val="Ttulo1"/>
+        <w:keepNext/>
+      </w:pPr>
+      <w:bookmarkStart w:id="6" w:name="_Toc9007"/>
+      <w:r>
+        <w:t>3. Desarrollo</w:t>
+      </w:r>
+      <w:bookmarkEnd w:id="6"/>
+    </w:p>
+    <w:p>
+      <w:pPr>
+        <w:pStyle w:val="Ttulo2"/>
+        <w:keepNext/>
+        <w:spacing w:before="180" w:after="80"/>
+      </w:pPr>
+      <w:bookmarkStart w:id="7" w:name="_Toc9008"/>
+      <w:r>
+        <w:rPr>
+          <w:b/>
+          <w:bCs/>
+          <w:color w:val="000000"/>
+          <w:sz w:val="24"/>
+          <w:szCs w:val="24"/>
+        </w:rPr>
+        <w:t>3.1 Programa base</w:t>
+      </w:r>
+      <w:bookmarkEnd w:id="7"/>
+    </w:p>
+    <w:p>
+      <w:pPr>
+        <w:spacing w:after="140"/>
+        <w:jc w:val="both"/>
+      </w:pPr>
+      <w:r>
+        <w:t xml:space="preserve">El punto de partida es el programa secuencial mejorado del Laboratorio 03, que incluye rango, clave y mensaje por línea de comandos, clave de 128 bits (prefijo conocido más candidata), AES-128-CBC con IV, reutilización del contexto de OpenSSL por candidata y validación de argumentos. Para el proyecto se extiende con tres modos de operación, cifrar, descifrar y buscar, que reciben el texto desde un archivo </w:t>
+      </w:r>
+      <w:r>
+        <w:rPr>
+          <w:rFonts w:ascii="Consolas" w:hAnsi="Consolas" w:cs="Consolas"/>
+          <w:sz w:val="19"/>
+          <w:szCs w:val="19"/>
+        </w:rPr>
+        <w:t>.txt</w:t>
+      </w:r>
+      <w:r>
+        <w:t xml:space="preserve"> y la clave como parámetro. La versión secuencial equivale a la búsqueda con un solo proceso y es la referencia para calcular el Speedup. La Figura 1 muestra su flujo.</w:t>
+      </w:r>
+    </w:p>
+    <w:p>
+      <w:pPr>
+        <w:keepNext/>
+        <w:spacing w:before="120"/>
+        <w:jc w:val="center"/>
+      </w:pPr>
+      <w:r>
+        <w:rPr>
+          <w:noProof/>
+        </w:rPr>
+        <w:lastRenderedPageBreak/>
+        <w:drawing>
+          <wp:inline distT="0" distB="0" distL="0" distR="0" wp14:anchorId="3DCB1B9C" wp14:editId="33EF132D">
+            <wp:extent cx="4069080" cy="4864608"/>
+            <wp:effectExtent l="0" t="0" r="0" b="0"/>
+            <wp:docPr id="101" name="Figura 1" descr="Diagrama de flujo del programa base: cifrar, descifrar y buscar la clave"/>
+            <wp:cNvGraphicFramePr>
+              <a:graphicFrameLocks xmlns:a="http://schemas.openxmlformats.org/drawingml/2006/main" noChangeAspect="1"/>
+            </wp:cNvGraphicFramePr>
+            <a:graphic xmlns:a="http://schemas.openxmlformats.org/drawingml/2006/main">
+              <a:graphicData uri="http://schemas.openxmlformats.org/drawingml/2006/picture">
+                <pic:pic xmlns:pic="http://schemas.openxmlformats.org/drawingml/2006/picture">
+                  <pic:nvPicPr>
+                    <pic:cNvPr id="101" name="fig1.png"/>
+                    <pic:cNvPicPr/>
+                  </pic:nvPicPr>
+                  <pic:blipFill>
+                    <a:blip r:embed="rId8"/>
+                    <a:stretch>
+                      <a:fillRect/>
+                    </a:stretch>
+                  </pic:blipFill>
+                  <pic:spPr>
+                    <a:xfrm>
+                      <a:off x="0" y="0"/>
+                      <a:ext cx="4069080" cy="4864608"/>
+                    </a:xfrm>
+                    <a:prstGeom prst="rect">
+                      <a:avLst/>
+                    </a:prstGeom>
+                  </pic:spPr>
+                </pic:pic>
+              </a:graphicData>
+            </a:graphic>
+          </wp:inline>
+        </w:drawing>
+      </w:r>
+    </w:p>
+    <w:p>
+      <w:pPr>
+        <w:spacing w:before="40" w:after="200"/>
+        <w:jc w:val="center"/>
+      </w:pPr>
+      <w:r>
+        <w:rPr>
+          <w:i/>
+          <w:iCs/>
+          <w:sz w:val="20"/>
+          <w:szCs w:val="20"/>
+        </w:rPr>
+        <w:t>Figura 1. Flujo del programa base (modos cifrar, descifrar y buscar).</w:t>
+      </w:r>
+    </w:p>
+    <w:p>
+      <w:pPr>
+        <w:pStyle w:val="Ttulo2"/>
+        <w:keepNext/>
+        <w:spacing w:before="180" w:after="80"/>
+      </w:pPr>
+      <w:bookmarkStart w:id="8" w:name="_Toc9009"/>
+      <w:r>
+        <w:rPr>
+          <w:b/>
+          <w:bCs/>
+          <w:color w:val="000000"/>
+          <w:sz w:val="24"/>
+          <w:szCs w:val="24"/>
+        </w:rPr>
+        <w:t>3.2 Estrategia 1: reparto intercalado (base)</w:t>
+      </w:r>
+      <w:bookmarkEnd w:id="8"/>
+    </w:p>
+    <w:p>
+      <w:pPr>
+        <w:keepNext/>
+        <w:spacing w:after="140"/>
+        <w:jc w:val="both"/>
+      </w:pPr>
+      <w:r>
+        <w:t>Con p procesos, el proceso de rango r prueba las claves k = r, r + p, r + 2p, … menores que N. Cada candidata pertenece a exactamente un proceso (el que cumple k mod p = r), así que ninguna se omite ni se repite. Todos los procesos avanzan a la vez sobre la misma zona del rango: la clave en la posición k se encuentra después de ⌊k/p⌋ + 1 intentos del proceso que la tiene, por lo que el tiempo es aproximadamente k / (p·v), donde v es la cantidad de claves por segundo de un proceso. El Speedup es cercano a p sin importar dónde esté la clave, pero el tiempo crece con la posición.</w:t>
+      </w:r>
+    </w:p>
+    <w:p>
+      <w:pPr>
+        <w:keepNext/>
+        <w:shd w:val="clear" w:color="auto" w:fill="F2F2F2"/>
+        <w:ind w:left="284"/>
+      </w:pPr>
+      <w:r>
+        <w:rPr>
+          <w:rFonts w:ascii="Consolas" w:hAnsi="Consolas" w:cs="Consolas"/>
+          <w:sz w:val="19"/>
+          <w:szCs w:val="19"/>
+        </w:rPr>
+        <w:t>ESTRATEGIA 1 (proceso r de p, rango [0, N))</w:t>
+      </w:r>
+    </w:p>
+    <w:p>
+      <w:pPr>
+        <w:keepNext/>
+        <w:shd w:val="clear" w:color="auto" w:fill="F2F2F2"/>
+        <w:ind w:left="284"/>
+      </w:pPr>
+      <w:r>
+        <w:rPr>
+          <w:rFonts w:ascii="Consolas" w:hAnsi="Consolas" w:cs="Consolas"/>
+          <w:sz w:val="19"/>
+          <w:szCs w:val="19"/>
+        </w:rPr>
+        <w:t xml:space="preserve">  k &lt;- r</w:t>
+      </w:r>
+    </w:p>
+    <w:p>
+      <w:pPr>
+        <w:keepNext/>
+        <w:shd w:val="clear" w:color="auto" w:fill="F2F2F2"/>
+        <w:ind w:left="284"/>
+      </w:pPr>
+      <w:r>
+        <w:rPr>
+          <w:rFonts w:ascii="Consolas" w:hAnsi="Consolas" w:cs="Consolas"/>
+          <w:sz w:val="19"/>
+          <w:szCs w:val="19"/>
+        </w:rPr>
+        <w:t xml:space="preserve">  mientras k &lt; N:</w:t>
+      </w:r>
+    </w:p>
+    <w:p>
+      <w:pPr>
+        <w:keepNext/>
+        <w:shd w:val="clear" w:color="auto" w:fill="F2F2F2"/>
+        <w:ind w:left="284"/>
+      </w:pPr>
+      <w:r>
+        <w:rPr>
+          <w:rFonts w:ascii="Consolas" w:hAnsi="Consolas" w:cs="Consolas"/>
+          <w:sz w:val="19"/>
+          <w:szCs w:val="19"/>
+        </w:rPr>
+        <w:t xml:space="preserve">      si probar(k): avisar_encontrada(k); terminar</w:t>
+      </w:r>
+    </w:p>
+    <w:p>
+      <w:pPr>
+        <w:keepNext/>
+        <w:shd w:val="clear" w:color="auto" w:fill="F2F2F2"/>
+        <w:ind w:left="284"/>
+      </w:pPr>
+      <w:r>
+        <w:rPr>
+          <w:rFonts w:ascii="Consolas" w:hAnsi="Consolas" w:cs="Consolas"/>
+          <w:sz w:val="19"/>
+          <w:szCs w:val="19"/>
+        </w:rPr>
+        <w:t xml:space="preserve">      k &lt;- k + p</w:t>
+      </w:r>
+    </w:p>
+    <w:p>
+      <w:pPr>
+        <w:shd w:val="clear" w:color="auto" w:fill="F2F2F2"/>
+        <w:spacing w:after="140"/>
+        <w:ind w:left="284"/>
+      </w:pPr>
+      <w:r>
+        <w:rPr>
+          <w:rFonts w:ascii="Consolas" w:hAnsi="Consolas" w:cs="Consolas"/>
+          <w:sz w:val="19"/>
+          <w:szCs w:val="19"/>
+        </w:rPr>
+        <w:t xml:space="preserve">      cada CHECK intentos: si hay_mensaje(FOUND): recibir; terminar</w:t>
+      </w:r>
+    </w:p>
+    <w:p>
+      <w:pPr>
+        <w:pStyle w:val="Ttulo2"/>
+        <w:keepNext/>
+        <w:spacing w:before="180" w:after="80"/>
+      </w:pPr>
+      <w:bookmarkStart w:id="9" w:name="_Toc9010"/>
+      <w:r>
+        <w:rPr>
+          <w:b/>
+          <w:bCs/>
+          <w:color w:val="000000"/>
+          <w:sz w:val="24"/>
+          <w:szCs w:val="24"/>
+        </w:rPr>
+        <w:t>3.3 Estrategia 2: bloques contiguos (alternativa)</w:t>
+      </w:r>
+      <w:bookmarkEnd w:id="9"/>
+    </w:p>
+    <w:p>
+      <w:pPr>
+        <w:keepNext/>
+        <w:spacing w:after="140"/>
+        <w:jc w:val="both"/>
+      </w:pPr>
+      <w:r>
+        <w:t xml:space="preserve">La estrategia alternativa divide el rango en p bloques contiguos y entrega uno a cada proceso. El proceso r recorre en orden ascendente el tramo [r·N/p, (r+1)·N/p); si N no es divisible entre p, los primeros N mod </w:t>
+      </w:r>
+      <w:r>
+        <w:lastRenderedPageBreak/>
+        <w:t>p procesos reciben una clave más. Con N = 2^56 y p = 4, cada bloque tiene 2^54 claves y los puntos de inicio son 0, 2^54, 2·2^54 y 3·2^54. La clave en el bloque j, con desplazamiento o dentro del bloque, se encuentra tras o + 1 intentos del proceso j, de modo que el tiempo es aproximadamente o / v. Las claves cercanas al inicio de cualquier bloque se hallan casi de inmediato, aunque estén muy lejos del inicio del rango. Las claves 2^56/4 y 2^56/4 + 1 son justamente la primera y la segunda del bloque del proceso 1.</w:t>
+      </w:r>
+    </w:p>
+    <w:p>
+      <w:pPr>
+        <w:keepNext/>
+        <w:shd w:val="clear" w:color="auto" w:fill="F2F2F2"/>
+        <w:ind w:left="284"/>
+      </w:pPr>
+      <w:r>
+        <w:rPr>
+          <w:rFonts w:ascii="Consolas" w:hAnsi="Consolas" w:cs="Consolas"/>
+          <w:sz w:val="19"/>
+          <w:szCs w:val="19"/>
+        </w:rPr>
+        <w:t>ESTRATEGIA 2 (proceso r de p, rango [0, N))</w:t>
+      </w:r>
+    </w:p>
+    <w:p>
+      <w:pPr>
+        <w:keepNext/>
+        <w:shd w:val="clear" w:color="auto" w:fill="F2F2F2"/>
+        <w:ind w:left="284"/>
+      </w:pPr>
+      <w:r>
+        <w:rPr>
+          <w:rFonts w:ascii="Consolas" w:hAnsi="Consolas" w:cs="Consolas"/>
+          <w:sz w:val="19"/>
+          <w:szCs w:val="19"/>
+        </w:rPr>
+        <w:t xml:space="preserve">  tam &lt;- N div p ;  resto &lt;- N mod p</w:t>
+      </w:r>
+    </w:p>
+    <w:p>
+      <w:pPr>
+        <w:keepNext/>
+        <w:shd w:val="clear" w:color="auto" w:fill="F2F2F2"/>
+        <w:ind w:left="284"/>
+      </w:pPr>
+      <w:r>
+        <w:rPr>
+          <w:rFonts w:ascii="Consolas" w:hAnsi="Consolas" w:cs="Consolas"/>
+          <w:sz w:val="19"/>
+          <w:szCs w:val="19"/>
+        </w:rPr>
+        <w:t xml:space="preserve">  inicio &lt;- r*tam + min(r, resto)</w:t>
+      </w:r>
+    </w:p>
+    <w:p>
+      <w:pPr>
+        <w:keepNext/>
+        <w:shd w:val="clear" w:color="auto" w:fill="F2F2F2"/>
+        <w:ind w:left="284"/>
+      </w:pPr>
+      <w:r>
+        <w:rPr>
+          <w:rFonts w:ascii="Consolas" w:hAnsi="Consolas" w:cs="Consolas"/>
+          <w:sz w:val="19"/>
+          <w:szCs w:val="19"/>
+        </w:rPr>
+        <w:t xml:space="preserve">  fin    &lt;- inicio + tam + (1 si r &lt; resto, si no 0)</w:t>
+      </w:r>
+    </w:p>
+    <w:p>
+      <w:pPr>
+        <w:keepNext/>
+        <w:shd w:val="clear" w:color="auto" w:fill="F2F2F2"/>
+        <w:ind w:left="284"/>
+      </w:pPr>
+      <w:r>
+        <w:rPr>
+          <w:rFonts w:ascii="Consolas" w:hAnsi="Consolas" w:cs="Consolas"/>
+          <w:sz w:val="19"/>
+          <w:szCs w:val="19"/>
+        </w:rPr>
+        <w:t xml:space="preserve">  para k desde inicio hasta fin - 1:</w:t>
+      </w:r>
+    </w:p>
+    <w:p>
+      <w:pPr>
+        <w:keepNext/>
+        <w:shd w:val="clear" w:color="auto" w:fill="F2F2F2"/>
+        <w:ind w:left="284"/>
+      </w:pPr>
+      <w:r>
+        <w:rPr>
+          <w:rFonts w:ascii="Consolas" w:hAnsi="Consolas" w:cs="Consolas"/>
+          <w:sz w:val="19"/>
+          <w:szCs w:val="19"/>
+        </w:rPr>
+        <w:t xml:space="preserve">      si probar(k): avisar_encontrada(k); terminar</w:t>
+      </w:r>
+    </w:p>
+    <w:p>
+      <w:pPr>
+        <w:shd w:val="clear" w:color="auto" w:fill="F2F2F2"/>
+        <w:spacing w:after="140"/>
+        <w:ind w:left="284"/>
+      </w:pPr>
+      <w:r>
+        <w:rPr>
+          <w:rFonts w:ascii="Consolas" w:hAnsi="Consolas" w:cs="Consolas"/>
+          <w:sz w:val="19"/>
+          <w:szCs w:val="19"/>
+        </w:rPr>
+        <w:t xml:space="preserve">      cada CHECK intentos: si hay_mensaje(FOUND): recibir; terminar</w:t>
+      </w:r>
+    </w:p>
+    <w:p>
+      <w:pPr>
+        <w:keepNext/>
+        <w:spacing w:before="120"/>
+        <w:jc w:val="center"/>
+      </w:pPr>
+      <w:r>
+        <w:rPr>
+          <w:noProof/>
+        </w:rPr>
+        <w:drawing>
+          <wp:inline distT="0" distB="0" distL="0" distR="0" wp14:anchorId="75BF8793" wp14:editId="4FC117A0">
+            <wp:extent cx="5760720" cy="2496312"/>
+            <wp:effectExtent l="0" t="0" r="0" b="0"/>
+            <wp:docPr id="102" name="Figura 2" descr="Reparto de 16 claves entre 4 procesos con la estrategia 1 y la estrategia 2"/>
+            <wp:cNvGraphicFramePr>
+              <a:graphicFrameLocks xmlns:a="http://schemas.openxmlformats.org/drawingml/2006/main" noChangeAspect="1"/>
+            </wp:cNvGraphicFramePr>
+            <a:graphic xmlns:a="http://schemas.openxmlformats.org/drawingml/2006/main">
+              <a:graphicData uri="http://schemas.openxmlformats.org/drawingml/2006/picture">
+                <pic:pic xmlns:pic="http://schemas.openxmlformats.org/drawingml/2006/picture">
+                  <pic:nvPicPr>
+                    <pic:cNvPr id="102" name="fig2.png"/>
+                    <pic:cNvPicPr/>
+                  </pic:nvPicPr>
+                  <pic:blipFill>
+                    <a:blip r:embed="rId9"/>
+                    <a:stretch>
+                      <a:fillRect/>
+                    </a:stretch>
+                  </pic:blipFill>
+                  <pic:spPr>
+                    <a:xfrm>
+                      <a:off x="0" y="0"/>
+                      <a:ext cx="5760720" cy="2496312"/>
+                    </a:xfrm>
+                    <a:prstGeom prst="rect">
+                      <a:avLst/>
+                    </a:prstGeom>
+                  </pic:spPr>
+                </pic:pic>
+              </a:graphicData>
+            </a:graphic>
+          </wp:inline>
+        </w:drawing>
+      </w:r>
+    </w:p>
+    <w:p>
+      <w:pPr>
+        <w:spacing w:before="40" w:after="200"/>
+        <w:jc w:val="center"/>
+      </w:pPr>
+      <w:r>
+        <w:rPr>
+          <w:i/>
+          <w:iCs/>
+          <w:sz w:val="20"/>
+          <w:szCs w:val="20"/>
+        </w:rPr>
+        <w:t>Figura 2. Reparto de las claves entre los procesos en cada estrategia.</w:t>
+      </w:r>
+    </w:p>
+    <w:p>
+      <w:pPr>
+        <w:spacing w:after="140"/>
+        <w:jc w:val="both"/>
+      </w:pPr>
+      <w:r>
+        <w:t>Las dos estrategias reparten el mismo rango sin omitir ni repetir candidatas y hacen el mismo trabajo en el peor caso. Se diferencian en qué claves se visitan primero, y por eso el tiempo depende de la posición de la clave de forma distinta (ver 4.3).</w:t>
+      </w:r>
+    </w:p>
+    <w:p>
+      <w:pPr>
+        <w:pStyle w:val="Ttulo2"/>
+        <w:keepNext/>
+        <w:spacing w:before="180" w:after="80"/>
+      </w:pPr>
+      <w:bookmarkStart w:id="10" w:name="_Toc9011"/>
+      <w:r>
+        <w:rPr>
+          <w:b/>
+          <w:bCs/>
+          <w:color w:val="000000"/>
+          <w:sz w:val="24"/>
+          <w:szCs w:val="24"/>
+        </w:rPr>
+        <w:t>3.4 Terminación coordinada entre procesos</w:t>
+      </w:r>
+      <w:bookmarkEnd w:id="10"/>
+    </w:p>
+    <w:p>
+      <w:pPr>
+        <w:keepNext/>
+        <w:spacing w:after="140"/>
+        <w:jc w:val="both"/>
+      </w:pPr>
+      <w:r>
+        <w:t xml:space="preserve">Cuando un proceso encuentra la clave, la envía con </w:t>
+      </w:r>
+      <w:r>
+        <w:rPr>
+          <w:rFonts w:ascii="Consolas" w:hAnsi="Consolas" w:cs="Consolas"/>
+          <w:sz w:val="19"/>
+          <w:szCs w:val="19"/>
+        </w:rPr>
+        <w:t>MPI_Send</w:t>
+      </w:r>
+      <w:r>
+        <w:t xml:space="preserve"> (etiqueta </w:t>
+      </w:r>
+      <w:r>
+        <w:rPr>
+          <w:rFonts w:ascii="Consolas" w:hAnsi="Consolas" w:cs="Consolas"/>
+          <w:sz w:val="19"/>
+          <w:szCs w:val="19"/>
+        </w:rPr>
+        <w:t>FOUND</w:t>
+      </w:r>
+      <w:r>
+        <w:t xml:space="preserve">) a todos los demás. Cada proceso revisa con </w:t>
+      </w:r>
+      <w:r>
+        <w:rPr>
+          <w:rFonts w:ascii="Consolas" w:hAnsi="Consolas" w:cs="Consolas"/>
+          <w:sz w:val="19"/>
+          <w:szCs w:val="19"/>
+        </w:rPr>
+        <w:t>MPI_Iprobe</w:t>
+      </w:r>
+      <w:r>
+        <w:t xml:space="preserve"> si llegó un mensaje cada N intentos (por ejemplo, cada 4096 claves); si llegó, lo recibe con </w:t>
+      </w:r>
+      <w:r>
+        <w:rPr>
+          <w:rFonts w:ascii="Consolas" w:hAnsi="Consolas" w:cs="Consolas"/>
+          <w:sz w:val="19"/>
+          <w:szCs w:val="19"/>
+        </w:rPr>
+        <w:t>MPI_Recv</w:t>
+      </w:r>
+      <w:r>
+        <w:t xml:space="preserve"> y sale del ciclo. Así la revisión no bloquea la búsqueda y su costo es bajo. Al terminar, ya sea por haber encontrado la clave o por haber agotado el rango, los procesos se sincronizan con </w:t>
+      </w:r>
+      <w:r>
+        <w:rPr>
+          <w:rFonts w:ascii="Consolas" w:hAnsi="Consolas" w:cs="Consolas"/>
+          <w:sz w:val="19"/>
+          <w:szCs w:val="19"/>
+        </w:rPr>
+        <w:t>MPI_Barrier</w:t>
+      </w:r>
+      <w:r>
+        <w:t xml:space="preserve">, el tiempo máximo se reúne con </w:t>
+      </w:r>
+      <w:r>
+        <w:rPr>
+          <w:rFonts w:ascii="Consolas" w:hAnsi="Consolas" w:cs="Consolas"/>
+          <w:sz w:val="19"/>
+          <w:szCs w:val="19"/>
+        </w:rPr>
+        <w:t>MPI_Reduce</w:t>
+      </w:r>
+      <w:r>
+        <w:t xml:space="preserve"> y el proceso 0 imprime la clave, el texto </w:t>
+      </w:r>
+      <w:r>
+        <w:lastRenderedPageBreak/>
+        <w:t xml:space="preserve">recuperado y el tiempo medido con </w:t>
+      </w:r>
+      <w:r>
+        <w:rPr>
+          <w:rFonts w:ascii="Consolas" w:hAnsi="Consolas" w:cs="Consolas"/>
+          <w:sz w:val="19"/>
+          <w:szCs w:val="19"/>
+        </w:rPr>
+        <w:t>MPI_Wtime</w:t>
+      </w:r>
+      <w:r>
+        <w:t xml:space="preserve">. Antes de </w:t>
+      </w:r>
+      <w:r>
+        <w:rPr>
+          <w:rFonts w:ascii="Consolas" w:hAnsi="Consolas" w:cs="Consolas"/>
+          <w:sz w:val="19"/>
+          <w:szCs w:val="19"/>
+        </w:rPr>
+        <w:t>MPI_Finalize</w:t>
+      </w:r>
+      <w:r>
+        <w:t xml:space="preserve"> se vacían los mensajes </w:t>
+      </w:r>
+      <w:r>
+        <w:rPr>
+          <w:rFonts w:ascii="Consolas" w:hAnsi="Consolas" w:cs="Consolas"/>
+          <w:sz w:val="19"/>
+          <w:szCs w:val="19"/>
+        </w:rPr>
+        <w:t>FOUND</w:t>
+      </w:r>
+      <w:r>
+        <w:t xml:space="preserve"> pendientes. La Figura 3 muestra el flujo de cada proceso.</w:t>
+      </w:r>
+    </w:p>
+    <w:p>
+      <w:pPr>
+        <w:keepNext/>
+        <w:spacing w:before="120"/>
+        <w:jc w:val="center"/>
+      </w:pPr>
+      <w:r>
+        <w:rPr>
+          <w:noProof/>
+        </w:rPr>
+        <w:drawing>
+          <wp:inline distT="0" distB="0" distL="0" distR="0" wp14:anchorId="3DB42D51" wp14:editId="443B4E3F">
+            <wp:extent cx="3840480" cy="5065776"/>
+            <wp:effectExtent l="0" t="0" r="0" b="0"/>
+            <wp:docPr id="103" name="Figura 3" descr="Flujo de cada proceso MPI durante la búsqueda y la comunicación al encontrar la clave"/>
+            <wp:cNvGraphicFramePr>
+              <a:graphicFrameLocks xmlns:a="http://schemas.openxmlformats.org/drawingml/2006/main" noChangeAspect="1"/>
+            </wp:cNvGraphicFramePr>
+            <a:graphic xmlns:a="http://schemas.openxmlformats.org/drawingml/2006/main">
+              <a:graphicData uri="http://schemas.openxmlformats.org/drawingml/2006/picture">
+                <pic:pic xmlns:pic="http://schemas.openxmlformats.org/drawingml/2006/picture">
+                  <pic:nvPicPr>
+                    <pic:cNvPr id="103" name="fig3.png"/>
+                    <pic:cNvPicPr/>
+                  </pic:nvPicPr>
+                  <pic:blipFill>
+                    <a:blip r:embed="rId10"/>
+                    <a:stretch>
+                      <a:fillRect/>
+                    </a:stretch>
+                  </pic:blipFill>
+                  <pic:spPr>
+                    <a:xfrm>
+                      <a:off x="0" y="0"/>
+                      <a:ext cx="3840480" cy="5065776"/>
+                    </a:xfrm>
+                    <a:prstGeom prst="rect">
+                      <a:avLst/>
+                    </a:prstGeom>
+                  </pic:spPr>
+                </pic:pic>
+              </a:graphicData>
+            </a:graphic>
+          </wp:inline>
+        </w:drawing>
+      </w:r>
+    </w:p>
+    <w:p>
+      <w:pPr>
+        <w:spacing w:before="40" w:after="200"/>
+        <w:jc w:val="center"/>
+      </w:pPr>
+      <w:r>
+        <w:rPr>
+          <w:i/>
+          <w:iCs/>
+          <w:sz w:val="20"/>
+          <w:szCs w:val="20"/>
+        </w:rPr>
+        <w:t>Figura 3. Flujo de la búsqueda con MPI y comunicación al encontrar la clave.</w:t>
+      </w:r>
+    </w:p>
+    <w:p>
+      <w:pPr>
+        <w:pStyle w:val="Ttulo1"/>
+        <w:keepNext/>
+      </w:pPr>
+      <w:bookmarkStart w:id="11" w:name="_Toc9012"/>
+      <w:r>
+        <w:t>4. Resultados y análisis</w:t>
+      </w:r>
+      <w:bookmarkEnd w:id="11"/>
+    </w:p>
+    <w:p>
+      <w:pPr>
+        <w:pStyle w:val="Ttulo2"/>
+        <w:keepNext/>
+        <w:spacing w:before="180" w:after="80"/>
+      </w:pPr>
+      <w:bookmarkStart w:id="12" w:name="_Toc9013"/>
+      <w:r>
+        <w:rPr>
+          <w:b/>
+          <w:bCs/>
+          <w:color w:val="000000"/>
+          <w:sz w:val="24"/>
+          <w:szCs w:val="24"/>
+        </w:rPr>
+        <w:t>4.1 Cifrado y descifrado</w:t>
+      </w:r>
+      <w:bookmarkEnd w:id="12"/>
+    </w:p>
+    <w:p>
+      <w:pPr>
+        <w:spacing w:after="140"/>
+        <w:jc w:val="both"/>
+      </w:pPr>
+      <w:r>
+        <w:rPr>
+          <w:highlight w:val="yellow"/>
+        </w:rPr>
+        <w:t>[PENDIENTE: insertar aquí las capturas que muestren el texto original, el texto cifrado y el texto recuperado, con el comando usado y la clave de 16 bytes]</w:t>
+      </w:r>
+    </w:p>
+    <w:p>
+      <w:pPr>
+        <w:pStyle w:val="Ttulo2"/>
+        <w:keepNext/>
+        <w:spacing w:before="180" w:after="80"/>
+      </w:pPr>
+      <w:bookmarkStart w:id="13" w:name="_Toc9014"/>
+      <w:r>
+        <w:rPr>
+          <w:b/>
+          <w:bCs/>
+          <w:color w:val="000000"/>
+          <w:sz w:val="24"/>
+          <w:szCs w:val="24"/>
+        </w:rPr>
+        <w:lastRenderedPageBreak/>
+        <w:t>4.2 Búsqueda de la clave con 4 procesos</w:t>
+      </w:r>
+      <w:bookmarkEnd w:id="13"/>
+    </w:p>
+    <w:p>
+      <w:pPr>
+        <w:keepNext/>
+        <w:spacing w:after="140"/>
+        <w:jc w:val="both"/>
+      </w:pPr>
+      <w:r>
+        <w:t xml:space="preserve">Tiempos medidos con </w:t>
+      </w:r>
+      <w:r>
+        <w:rPr>
+          <w:rFonts w:ascii="Consolas" w:hAnsi="Consolas" w:cs="Consolas"/>
+          <w:sz w:val="19"/>
+          <w:szCs w:val="19"/>
+        </w:rPr>
+        <w:t>mpirun -np 4</w:t>
+      </w:r>
+      <w:r>
+        <w:t xml:space="preserve"> para el texto "Esta es una prueba de proyecto 2" y la frase de búsqueda "es una prueba de". Las capturas de cada prueba están en el Anexo 2.</w:t>
+      </w:r>
+    </w:p>
+    <w:tbl>
+      <w:tblPr>
+        <w:tblW w:w="9360" w:type="dxa"/>
+        <w:tblBorders>
+          <w:top w:val="single" w:sz="4" w:space="0" w:color="A6A6A6"/>
+          <w:left w:val="single" w:sz="4" w:space="0" w:color="A6A6A6"/>
+          <w:bottom w:val="single" w:sz="4" w:space="0" w:color="A6A6A6"/>
+          <w:right w:val="single" w:sz="4" w:space="0" w:color="A6A6A6"/>
+          <w:insideH w:val="single" w:sz="4" w:space="0" w:color="A6A6A6"/>
+          <w:insideV w:val="single" w:sz="4" w:space="0" w:color="A6A6A6"/>
+        </w:tblBorders>
+        <w:tblLayout w:type="fixed"/>
+        <w:tblCellMar>
+          <w:left w:w="90" w:type="dxa"/>
+          <w:right w:w="90" w:type="dxa"/>
+        </w:tblCellMar>
+        <w:tblLook w:val="04A0" w:firstRow="1" w:lastRow="0" w:firstColumn="1" w:lastColumn="0" w:noHBand="0" w:noVBand="1"/>
+      </w:tblPr>
+      <w:tblGrid>
+        <w:gridCol w:w="3000"/>
+        <w:gridCol w:w="2120"/>
+        <w:gridCol w:w="2120"/>
+        <w:gridCol w:w="2120"/>
+      </w:tblGrid>
+      <w:tr>
+        <w:trPr>
+          <w:cantSplit/>
+          <w:tblHeader/>
+        </w:trPr>
+        <w:tc>
+          <w:tcPr>
+            <w:tcW w:w="3000" w:type="dxa"/>
+            <w:shd w:val="clear" w:color="auto" w:fill="D9E2F3"/>
+          </w:tcPr>
+          <w:p>
+            <w:pPr>
+              <w:keepNext/>
+              <w:spacing w:before="40" w:after="40"/>
+            </w:pPr>
+            <w:r>
+              <w:rPr>
+                <w:b/>
+                <w:bCs/>
+                <w:sz w:val="19"/>
+                <w:szCs w:val="19"/>
+              </w:rPr>
+              <w:t>Clave</w:t>
+            </w:r>
+          </w:p>
+        </w:tc>
+        <w:tc>
+          <w:tcPr>
+            <w:tcW w:w="2120" w:type="dxa"/>
+            <w:shd w:val="clear" w:color="auto" w:fill="D9E2F3"/>
+          </w:tcPr>
+          <w:p>
+            <w:pPr>
+              <w:keepNext/>
+              <w:spacing w:before="40" w:after="40"/>
+            </w:pPr>
+            <w:r>
+              <w:rPr>
+                <w:b/>
+                <w:bCs/>
+                <w:sz w:val="19"/>
+                <w:szCs w:val="19"/>
+              </w:rPr>
+              <w:t>Estrategia 1 (s)</w:t>
+            </w:r>
+          </w:p>
+        </w:tc>
+        <w:tc>
+          <w:tcPr>
+            <w:tcW w:w="2120" w:type="dxa"/>
+            <w:shd w:val="clear" w:color="auto" w:fill="D9E2F3"/>
+          </w:tcPr>
+          <w:p>
+            <w:pPr>
+              <w:keepNext/>
+              <w:spacing w:before="40" w:after="40"/>
+            </w:pPr>
+            <w:r>
+              <w:rPr>
+                <w:b/>
+                <w:bCs/>
+                <w:sz w:val="19"/>
+                <w:szCs w:val="19"/>
+              </w:rPr>
+              <w:t>Estrategia 2 (s)</w:t>
+            </w:r>
+          </w:p>
+        </w:tc>
+        <w:tc>
+          <w:tcPr>
+            <w:tcW w:w="2120" w:type="dxa"/>
+            <w:shd w:val="clear" w:color="auto" w:fill="D9E2F3"/>
+          </w:tcPr>
+          <w:p>
+            <w:pPr>
+              <w:keepNext/>
+              <w:spacing w:before="40" w:after="40"/>
+            </w:pPr>
+            <w:r>
+              <w:rPr>
+                <w:b/>
+                <w:bCs/>
+                <w:sz w:val="19"/>
+                <w:szCs w:val="19"/>
+              </w:rPr>
+              <w:t>Secuencial (s)</w:t>
+            </w:r>
+          </w:p>
+        </w:tc>
+      </w:tr>
+      <w:tr>
+        <w:trPr>
+          <w:cantSplit/>
+        </w:trPr>
+        <w:tc>
+          <w:tcPr>
+            <w:tcW w:w="3000" w:type="dxa"/>
+          </w:tcPr>
+          <w:p>
+            <w:pPr>
+              <w:keepNext/>
+              <w:spacing w:before="40" w:after="40"/>
+            </w:pPr>
+            <w:r>
+              <w:rPr>
+                <w:sz w:val="19"/>
+                <w:szCs w:val="19"/>
+              </w:rPr>
+              <w:t>a) 123456</w:t>
+            </w:r>
+          </w:p>
+        </w:tc>
+        <w:tc>
+          <w:tcPr>
+            <w:tcW w:w="2120" w:type="dxa"/>
+          </w:tcPr>
+          <w:p>
+            <w:pPr>
+              <w:keepNext/>
+              <w:spacing w:before="40" w:after="40"/>
+            </w:pPr>
+            <w:r>
+              <w:rPr>
+                <w:sz w:val="19"/>
+                <w:szCs w:val="19"/>
+                <w:highlight w:val="yellow"/>
+              </w:rPr>
+              <w:t>[PENDIENTE]</w:t>
+            </w:r>
+          </w:p>
+        </w:tc>
+        <w:tc>
+          <w:tcPr>
+            <w:tcW w:w="2120" w:type="dxa"/>
+          </w:tcPr>
+          <w:p>
+            <w:pPr>
+              <w:keepNext/>
+              <w:spacing w:before="40" w:after="40"/>
+            </w:pPr>
+            <w:r>
+              <w:rPr>
+                <w:sz w:val="19"/>
+                <w:szCs w:val="19"/>
+                <w:highlight w:val="yellow"/>
+              </w:rPr>
+              <w:t>[PENDIENTE]</w:t>
+            </w:r>
+          </w:p>
+        </w:tc>
+        <w:tc>
+          <w:tcPr>
+            <w:tcW w:w="2120" w:type="dxa"/>
+          </w:tcPr>
+          <w:p>
+            <w:pPr>
+              <w:keepNext/>
+              <w:spacing w:before="40" w:after="40"/>
+            </w:pPr>
+            <w:r>
+              <w:rPr>
+                <w:sz w:val="19"/>
+                <w:szCs w:val="19"/>
+                <w:highlight w:val="yellow"/>
+              </w:rPr>
+              <w:t>[PENDIENTE]</w:t>
+            </w:r>
+          </w:p>
+        </w:tc>
+      </w:tr>
+      <w:tr>
+        <w:trPr>
+          <w:cantSplit/>
+        </w:trPr>
+        <w:tc>
+          <w:tcPr>
+            <w:tcW w:w="3000" w:type="dxa"/>
+          </w:tcPr>
+          <w:p>
+            <w:pPr>
+              <w:keepNext/>
+              <w:spacing w:before="40" w:after="40"/>
+            </w:pPr>
+            <w:r>
+              <w:rPr>
+                <w:sz w:val="19"/>
+                <w:szCs w:val="19"/>
+              </w:rPr>
+              <w:t>b) 18014398509481984</w:t>
+            </w:r>
+          </w:p>
+        </w:tc>
+        <w:tc>
+          <w:tcPr>
+            <w:tcW w:w="2120" w:type="dxa"/>
+          </w:tcPr>
+          <w:p>
+            <w:pPr>
+              <w:keepNext/>
+              <w:spacing w:before="40" w:after="40"/>
+            </w:pPr>
+            <w:r>
+              <w:rPr>
+                <w:sz w:val="19"/>
+                <w:szCs w:val="19"/>
+                <w:highlight w:val="yellow"/>
+              </w:rPr>
+              <w:t>[PENDIENTE]</w:t>
+            </w:r>
+          </w:p>
+        </w:tc>
+        <w:tc>
+          <w:tcPr>
+            <w:tcW w:w="2120" w:type="dxa"/>
+          </w:tcPr>
+          <w:p>
+            <w:pPr>
+              <w:keepNext/>
+              <w:spacing w:before="40" w:after="40"/>
+            </w:pPr>
+            <w:r>
+              <w:rPr>
+                <w:sz w:val="19"/>
+                <w:szCs w:val="19"/>
+                <w:highlight w:val="yellow"/>
+              </w:rPr>
+              <w:t>[PENDIENTE]</w:t>
+            </w:r>
+          </w:p>
+        </w:tc>
+        <w:tc>
+          <w:tcPr>
+            <w:tcW w:w="2120" w:type="dxa"/>
+          </w:tcPr>
+          <w:p>
+            <w:pPr>
+              <w:keepNext/>
+              <w:spacing w:before="40" w:after="40"/>
+            </w:pPr>
+            <w:r>
+              <w:rPr>
+                <w:sz w:val="19"/>
+                <w:szCs w:val="19"/>
+                <w:highlight w:val="yellow"/>
+              </w:rPr>
+              <w:t>[PENDIENTE]</w:t>
+            </w:r>
+          </w:p>
+        </w:tc>
+      </w:tr>
+      <w:tr>
+        <w:trPr>
+          <w:cantSplit/>
+        </w:trPr>
+        <w:tc>
+          <w:tcPr>
+            <w:tcW w:w="3000" w:type="dxa"/>
+          </w:tcPr>
+          <w:p>
+            <w:pPr>
+              <w:spacing w:before="40" w:after="40"/>
+            </w:pPr>
+            <w:r>
+              <w:rPr>
+                <w:sz w:val="19"/>
+                <w:szCs w:val="19"/>
+              </w:rPr>
+              <w:t>c) 18014398509481985</w:t>
+            </w:r>
+          </w:p>
+        </w:tc>
+        <w:tc>
+          <w:tcPr>
+            <w:tcW w:w="2120" w:type="dxa"/>
+          </w:tcPr>
+          <w:p>
+            <w:pPr>
+              <w:spacing w:before="40" w:after="40"/>
+            </w:pPr>
+            <w:r>
+              <w:rPr>
+                <w:sz w:val="19"/>
+                <w:szCs w:val="19"/>
+                <w:highlight w:val="yellow"/>
+              </w:rPr>
+              <w:t>[PENDIENTE]</w:t>
+            </w:r>
+          </w:p>
+        </w:tc>
+        <w:tc>
+          <w:tcPr>
+            <w:tcW w:w="2120" w:type="dxa"/>
+          </w:tcPr>
+          <w:p>
+            <w:pPr>
+              <w:spacing w:before="40" w:after="40"/>
+            </w:pPr>
+            <w:r>
+              <w:rPr>
+                <w:sz w:val="19"/>
+                <w:szCs w:val="19"/>
+                <w:highlight w:val="yellow"/>
+              </w:rPr>
+              <w:t>[PENDIENTE]</w:t>
+            </w:r>
+          </w:p>
+        </w:tc>
+        <w:tc>
+          <w:tcPr>
+            <w:tcW w:w="2120" w:type="dxa"/>
+          </w:tcPr>
+          <w:p>
+            <w:pPr>
+              <w:spacing w:before="40" w:after="40"/>
+            </w:pPr>
+            <w:r>
+              <w:rPr>
+                <w:sz w:val="19"/>
+                <w:szCs w:val="19"/>
+                <w:highlight w:val="yellow"/>
+              </w:rPr>
+              <w:t>[PENDIENTE]</w:t>
+            </w:r>
+          </w:p>
+        </w:tc>
+      </w:tr>
+    </w:tbl>
+    <w:p>
+      <w:pPr>
+        <w:spacing w:after="120"/>
+      </w:pPr>
+    </w:p>
+    <w:p>
+      <w:pPr>
+        <w:keepNext/>
+        <w:spacing w:after="140"/>
+        <w:jc w:val="both"/>
+      </w:pPr>
+      <w:r>
+        <w:t>Para comparar con las mediciones, la siguiente tabla indica cuántos intentos debe hacer el proceso que posee la clave y el tiempo estimado con v ≈ 2.7×10^6 claves/s por proceso, tasa medida en el Laboratorio 03 (2^20 claves en 0.384 s). Son estimaciones, no mediciones: la tasa real del programa nuevo, que descifra dos bloques por candidata, debe medirse y sustituir este valor.</w:t>
+      </w:r>
+    </w:p>
+    <w:tbl>
+      <w:tblPr>
+        <w:tblW w:w="9360" w:type="dxa"/>
+        <w:tblBorders>
+          <w:top w:val="single" w:sz="4" w:space="0" w:color="A6A6A6"/>
+          <w:left w:val="single" w:sz="4" w:space="0" w:color="A6A6A6"/>
+          <w:bottom w:val="single" w:sz="4" w:space="0" w:color="A6A6A6"/>
+          <w:right w:val="single" w:sz="4" w:space="0" w:color="A6A6A6"/>
+          <w:insideH w:val="single" w:sz="4" w:space="0" w:color="A6A6A6"/>
+          <w:insideV w:val="single" w:sz="4" w:space="0" w:color="A6A6A6"/>
+        </w:tblBorders>
+        <w:tblLayout w:type="fixed"/>
+        <w:tblCellMar>
+          <w:left w:w="90" w:type="dxa"/>
+          <w:right w:w="90" w:type="dxa"/>
+        </w:tblCellMar>
+        <w:tblLook w:val="04A0" w:firstRow="1" w:lastRow="0" w:firstColumn="1" w:lastColumn="0" w:noHBand="0" w:noVBand="1"/>
+      </w:tblPr>
+      <w:tblGrid>
+        <w:gridCol w:w="2100"/>
+        <w:gridCol w:w="1500"/>
+        <w:gridCol w:w="1800"/>
+        <w:gridCol w:w="1500"/>
+        <w:gridCol w:w="2460"/>
+      </w:tblGrid>
+      <w:tr>
+        <w:trPr>
+          <w:cantSplit/>
+          <w:tblHeader/>
+        </w:trPr>
+        <w:tc>
+          <w:tcPr>
+            <w:tcW w:w="2100" w:type="dxa"/>
+            <w:shd w:val="clear" w:color="auto" w:fill="D9E2F3"/>
+          </w:tcPr>
+          <w:p>
+            <w:pPr>
+              <w:keepNext/>
+              <w:spacing w:before="40" w:after="40"/>
+            </w:pPr>
+            <w:r>
+              <w:rPr>
+                <w:b/>
+                <w:bCs/>
+                <w:sz w:val="18"/>
+                <w:szCs w:val="18"/>
+              </w:rPr>
+              <w:t>Clave</w:t>
+            </w:r>
+          </w:p>
+        </w:tc>
+        <w:tc>
+          <w:tcPr>
+            <w:tcW w:w="1500" w:type="dxa"/>
+            <w:shd w:val="clear" w:color="auto" w:fill="D9E2F3"/>
+          </w:tcPr>
+          <w:p>
+            <w:pPr>
+              <w:keepNext/>
+              <w:spacing w:before="40" w:after="40"/>
+            </w:pPr>
+            <w:r>
+              <w:rPr>
+                <w:b/>
+                <w:bCs/>
+                <w:sz w:val="18"/>
+                <w:szCs w:val="18"/>
+              </w:rPr>
+              <w:t>Proceso dueño</w:t>
+            </w:r>
+          </w:p>
+        </w:tc>
+        <w:tc>
+          <w:tcPr>
+            <w:tcW w:w="1800" w:type="dxa"/>
+            <w:shd w:val="clear" w:color="auto" w:fill="D9E2F3"/>
+          </w:tcPr>
+          <w:p>
+            <w:pPr>
+              <w:keepNext/>
+              <w:spacing w:before="40" w:after="40"/>
+            </w:pPr>
+            <w:r>
+              <w:rPr>
+                <w:b/>
+                <w:bCs/>
+                <w:sz w:val="18"/>
+                <w:szCs w:val="18"/>
+              </w:rPr>
+              <w:t>Intentos (estr. 1)</w:t>
+            </w:r>
+          </w:p>
+        </w:tc>
+        <w:tc>
+          <w:tcPr>
+            <w:tcW w:w="1500" w:type="dxa"/>
+            <w:shd w:val="clear" w:color="auto" w:fill="D9E2F3"/>
+          </w:tcPr>
+          <w:p>
+            <w:pPr>
+              <w:keepNext/>
+              <w:spacing w:before="40" w:after="40"/>
+            </w:pPr>
+            <w:r>
+              <w:rPr>
+                <w:b/>
+                <w:bCs/>
+                <w:sz w:val="18"/>
+                <w:szCs w:val="18"/>
+              </w:rPr>
+              <w:t>Intentos (estr. 2)</w:t>
+            </w:r>
+          </w:p>
+        </w:tc>
+        <w:tc>
+          <w:tcPr>
+            <w:tcW w:w="2460" w:type="dxa"/>
+            <w:shd w:val="clear" w:color="auto" w:fill="D9E2F3"/>
+          </w:tcPr>
+          <w:p>
+            <w:pPr>
+              <w:keepNext/>
+              <w:spacing w:before="40" w:after="40"/>
+            </w:pPr>
+            <w:r>
+              <w:rPr>
+                <w:b/>
+                <w:bCs/>
+                <w:sz w:val="18"/>
+                <w:szCs w:val="18"/>
+              </w:rPr>
+              <w:t>Tiempo estimado (estr. 1 / estr. 2)</w:t>
+            </w:r>
+          </w:p>
+        </w:tc>
+      </w:tr>
+      <w:tr>
+        <w:trPr>
+          <w:cantSplit/>
+        </w:trPr>
+        <w:tc>
+          <w:tcPr>
+            <w:tcW w:w="2100" w:type="dxa"/>
+          </w:tcPr>
+          <w:p>
+            <w:pPr>
+              <w:keepNext/>
+              <w:spacing w:before="40" w:after="40"/>
+            </w:pPr>
+            <w:r>
+              <w:rPr>
+                <w:sz w:val="18"/>
+                <w:szCs w:val="18"/>
+              </w:rPr>
+              <w:t>a) 123456</w:t>
+            </w:r>
+          </w:p>
+        </w:tc>
+        <w:tc>
+          <w:tcPr>
+            <w:tcW w:w="1500" w:type="dxa"/>
+          </w:tcPr>
+          <w:p>
+            <w:pPr>
+              <w:keepNext/>
+              <w:spacing w:before="40" w:after="40"/>
+            </w:pPr>
+            <w:r>
+              <w:rPr>
+                <w:sz w:val="18"/>
+                <w:szCs w:val="18"/>
+              </w:rPr>
+              <w:t>0</w:t>
+            </w:r>
+          </w:p>
+        </w:tc>
+        <w:tc>
+          <w:tcPr>
+            <w:tcW w:w="1800" w:type="dxa"/>
+          </w:tcPr>
+          <w:p>
+            <w:pPr>
+              <w:keepNext/>
+              <w:spacing w:before="40" w:after="40"/>
+            </w:pPr>
+            <w:r>
+              <w:rPr>
+                <w:sz w:val="18"/>
+                <w:szCs w:val="18"/>
+              </w:rPr>
+              <w:t>30 865</w:t>
+            </w:r>
+          </w:p>
+        </w:tc>
+        <w:tc>
+          <w:tcPr>
+            <w:tcW w:w="1500" w:type="dxa"/>
+          </w:tcPr>
+          <w:p>
+            <w:pPr>
+              <w:keepNext/>
+              <w:spacing w:before="40" w:after="40"/>
+            </w:pPr>
+            <w:r>
+              <w:rPr>
+                <w:sz w:val="18"/>
+                <w:szCs w:val="18"/>
+              </w:rPr>
+              <w:t>123 457</w:t>
+            </w:r>
+          </w:p>
+        </w:tc>
+        <w:tc>
+          <w:tcPr>
+            <w:tcW w:w="2460" w:type="dxa"/>
+          </w:tcPr>
+          <w:p>
+            <w:pPr>
+              <w:keepNext/>
+              <w:spacing w:before="40" w:after="40"/>
+            </w:pPr>
+            <w:r>
+              <w:rPr>
+                <w:sz w:val="18"/>
+                <w:szCs w:val="18"/>
+              </w:rPr>
+              <w:t>≈ 11 ms / ≈ 45 ms</w:t>
+            </w:r>
+          </w:p>
+        </w:tc>
+      </w:tr>
+      <w:tr>
+        <w:trPr>
+          <w:cantSplit/>
+        </w:trPr>
+        <w:tc>
+          <w:tcPr>
+            <w:tcW w:w="2100" w:type="dxa"/>
+          </w:tcPr>
+          <w:p>
+            <w:pPr>
+              <w:keepNext/>
+              <w:spacing w:before="40" w:after="40"/>
+            </w:pPr>
+            <w:r>
+              <w:rPr>
+                <w:sz w:val="18"/>
+                <w:szCs w:val="18"/>
+              </w:rPr>
+              <w:t>b) 2^54</w:t>
+            </w:r>
+          </w:p>
+        </w:tc>
+        <w:tc>
+          <w:tcPr>
+            <w:tcW w:w="1500" w:type="dxa"/>
+          </w:tcPr>
+          <w:p>
+            <w:pPr>
+              <w:keepNext/>
+              <w:spacing w:before="40" w:after="40"/>
+            </w:pPr>
+            <w:r>
+              <w:rPr>
+                <w:sz w:val="18"/>
+                <w:szCs w:val="18"/>
+              </w:rPr>
+              <w:t>0 (est. 1), 1 (est. 2)</w:t>
+            </w:r>
+          </w:p>
+        </w:tc>
+        <w:tc>
+          <w:tcPr>
+            <w:tcW w:w="1800" w:type="dxa"/>
+          </w:tcPr>
+          <w:p>
+            <w:pPr>
+              <w:keepNext/>
+              <w:spacing w:before="40" w:after="40"/>
+            </w:pPr>
+            <w:r>
+              <w:rPr>
+                <w:sz w:val="18"/>
+                <w:szCs w:val="18"/>
+              </w:rPr>
+              <w:t>2^52 + 1 ≈ 4.5×10^15</w:t>
+            </w:r>
+          </w:p>
+        </w:tc>
+        <w:tc>
+          <w:tcPr>
+            <w:tcW w:w="1500" w:type="dxa"/>
+          </w:tcPr>
+          <w:p>
+            <w:pPr>
+              <w:keepNext/>
+              <w:spacing w:before="40" w:after="40"/>
+            </w:pPr>
+            <w:r>
+              <w:rPr>
+                <w:sz w:val="18"/>
+                <w:szCs w:val="18"/>
+              </w:rPr>
+              <w:t>1</w:t>
+            </w:r>
+          </w:p>
+        </w:tc>
+        <w:tc>
+          <w:tcPr>
+            <w:tcW w:w="2460" w:type="dxa"/>
+          </w:tcPr>
+          <w:p>
+            <w:pPr>
+              <w:keepNext/>
+              <w:spacing w:before="40" w:after="40"/>
+            </w:pPr>
+            <w:r>
+              <w:rPr>
+                <w:sz w:val="18"/>
+                <w:szCs w:val="18"/>
+              </w:rPr>
+              <w:t>≈ 52 años / inmediato</w:t>
+            </w:r>
+          </w:p>
+        </w:tc>
+      </w:tr>
+      <w:tr>
+        <w:trPr>
+          <w:cantSplit/>
+        </w:trPr>
+        <w:tc>
+          <w:tcPr>
+            <w:tcW w:w="2100" w:type="dxa"/>
+          </w:tcPr>
+          <w:p>
+            <w:pPr>
+              <w:spacing w:before="40" w:after="40"/>
+            </w:pPr>
+            <w:r>
+              <w:rPr>
+                <w:sz w:val="18"/>
+                <w:szCs w:val="18"/>
+              </w:rPr>
+              <w:t>c) 2^54 + 1</w:t>
+            </w:r>
+          </w:p>
+        </w:tc>
+        <w:tc>
+          <w:tcPr>
+            <w:tcW w:w="1500" w:type="dxa"/>
+          </w:tcPr>
+          <w:p>
+            <w:pPr>
+              <w:spacing w:before="40" w:after="40"/>
+            </w:pPr>
+            <w:r>
+              <w:rPr>
+                <w:sz w:val="18"/>
+                <w:szCs w:val="18"/>
+              </w:rPr>
+              <w:t>1 (ambas)</w:t>
+            </w:r>
+          </w:p>
+        </w:tc>
+        <w:tc>
+          <w:tcPr>
+            <w:tcW w:w="1800" w:type="dxa"/>
+          </w:tcPr>
+          <w:p>
+            <w:pPr>
+              <w:spacing w:before="40" w:after="40"/>
+            </w:pPr>
+            <w:r>
+              <w:rPr>
+                <w:sz w:val="18"/>
+                <w:szCs w:val="18"/>
+              </w:rPr>
+              <w:t>2^52 + 1 ≈ 4.5×10^15</w:t>
+            </w:r>
+          </w:p>
+        </w:tc>
+        <w:tc>
+          <w:tcPr>
+            <w:tcW w:w="1500" w:type="dxa"/>
+          </w:tcPr>
+          <w:p>
+            <w:pPr>
+              <w:spacing w:before="40" w:after="40"/>
+            </w:pPr>
+            <w:r>
+              <w:rPr>
+                <w:sz w:val="18"/>
+                <w:szCs w:val="18"/>
+              </w:rPr>
+              <w:t>2</w:t>
+            </w:r>
+          </w:p>
+        </w:tc>
+        <w:tc>
+          <w:tcPr>
+            <w:tcW w:w="2460" w:type="dxa"/>
+          </w:tcPr>
+          <w:p>
+            <w:pPr>
+              <w:spacing w:before="40" w:after="40"/>
+            </w:pPr>
+            <w:r>
+              <w:rPr>
+                <w:sz w:val="18"/>
+                <w:szCs w:val="18"/>
+              </w:rPr>
+              <w:t>≈ 52 años / inmediato</w:t>
+            </w:r>
+          </w:p>
+        </w:tc>
+      </w:tr>
+    </w:tbl>
+    <w:p>
+      <w:pPr>
+        <w:spacing w:after="120"/>
+      </w:pPr>
+    </w:p>
+    <w:p>
+      <w:pPr>
+        <w:spacing w:after="140"/>
+        <w:jc w:val="both"/>
+      </w:pPr>
+      <w:r>
+        <w:t xml:space="preserve">La clave b) no puede medirse con la estrategia 1: con v ≈ 2.7×10^6 claves/s tardaría unos 52 años. En ese caso se reporta una estimación a partir de la tasa medida en una corrida acotada (por ejemplo, 60 segundos) y se indica que la prueba se detuvo. </w:t>
+      </w:r>
+      <w:r>
+        <w:rPr>
+          <w:highlight w:val="yellow"/>
+        </w:rPr>
+        <w:t>[PENDIENTE: confirmar con la corrida acotada]</w:t>
+      </w:r>
+    </w:p>
+    <w:p>
+      <w:pPr>
+        <w:pStyle w:val="Ttulo2"/>
+        <w:keepNext/>
+        <w:spacing w:before="180" w:after="80"/>
+      </w:pPr>
+      <w:bookmarkStart w:id="14" w:name="_Toc9015"/>
+      <w:r>
+        <w:rPr>
+          <w:b/>
+          <w:bCs/>
+          <w:color w:val="000000"/>
+          <w:sz w:val="24"/>
+          <w:szCs w:val="24"/>
+        </w:rPr>
+        <w:t>4.3 Por qué cambia el tiempo según la clave</w:t>
+      </w:r>
+      <w:bookmarkEnd w:id="14"/>
+    </w:p>
+    <w:p>
+      <w:pPr>
+        <w:spacing w:after="140"/>
+        <w:jc w:val="both"/>
+      </w:pPr>
+      <w:r>
+        <w:t>En una búsqueda por fuerza bruta el tiempo no depende del tamaño del espacio sino de cuántas claves se prueban antes de llegar a la correcta, y eso depende de dónde está la clave y del orden en que cada estrategia recorre el rango. Con la estrategia 1, el tiempo es proporcional a la posición de la clave dividida entre p: 123456 se encuentra tras unos 30 mil intentos, mientras que 2^54 exige 2^52. Con la estrategia 2, el tiempo es proporcional al desplazamiento dentro del bloque: 2^54 y 2^54 + 1 son la primera y la segunda clave del bloque del proceso 1 y se encuentran casi al instante, mientras que 123456 está a 123 456 pasos del inicio del bloque del proceso 0.</w:t>
+      </w:r>
+    </w:p>
+    <w:p>
+      <w:pPr>
+        <w:spacing w:after="140"/>
+        <w:jc w:val="both"/>
+      </w:pPr>
+      <w:r>
+        <w:t xml:space="preserve">Las claves 2^54 y 2^54 + 1 difieren en un solo intento con la estrategia 2 y en el proceso que las posee con la estrategia 1, pero sus tiempos serán prácticamente iguales dentro de cada estrategia. Para una clave uniformemente aleatoria las dos estrategias tienen el mismo tiempo esperado, N / (2·p·v) en promedio y el mismo peor caso, N / (p·v). La diferencia aparece con claves estructuradas, como números pequeños o límites de bloque. </w:t>
+      </w:r>
+      <w:r>
+        <w:rPr>
+          <w:highlight w:val="yellow"/>
+        </w:rPr>
+        <w:t>[PENDIENTE: contrastar este análisis con los tiempos medidos y explicar cualquier desviación, por ejemplo la sobrecarga de arranque de MPI en las pruebas cortas]</w:t>
+      </w:r>
+    </w:p>
+    <w:p>
+      <w:pPr>
+        <w:pStyle w:val="Ttulo2"/>
+        <w:keepNext/>
+        <w:spacing w:before="180" w:after="80"/>
+      </w:pPr>
+      <w:bookmarkStart w:id="15" w:name="_Toc9016"/>
+      <w:r>
+        <w:rPr>
+          <w:b/>
+          <w:bCs/>
+          <w:color w:val="000000"/>
+          <w:sz w:val="24"/>
+          <w:szCs w:val="24"/>
+        </w:rPr>
+        <w:lastRenderedPageBreak/>
+        <w:t>4.4 Speedup</w:t>
+      </w:r>
+      <w:bookmarkEnd w:id="15"/>
+    </w:p>
+    <w:p>
+      <w:pPr>
+        <w:keepNext/>
+        <w:spacing w:after="140"/>
+        <w:jc w:val="both"/>
+      </w:pPr>
+      <w:r>
+        <w:t>El Speedup se calcula como S = T_secuencial / T_paralelo con 4 procesos y la eficiencia como E = S / 4. Para la clave b) el tiempo secuencial (≈ 2^54 / v, unos 209 años con la tasa de referencia) no puede medirse y el Speedup se reporta como estimado.</w:t>
+      </w:r>
+    </w:p>
+    <w:tbl>
+      <w:tblPr>
+        <w:tblW w:w="9360" w:type="dxa"/>
+        <w:tblBorders>
+          <w:top w:val="single" w:sz="4" w:space="0" w:color="A6A6A6"/>
+          <w:left w:val="single" w:sz="4" w:space="0" w:color="A6A6A6"/>
+          <w:bottom w:val="single" w:sz="4" w:space="0" w:color="A6A6A6"/>
+          <w:right w:val="single" w:sz="4" w:space="0" w:color="A6A6A6"/>
+          <w:insideH w:val="single" w:sz="4" w:space="0" w:color="A6A6A6"/>
+          <w:insideV w:val="single" w:sz="4" w:space="0" w:color="A6A6A6"/>
+        </w:tblBorders>
+        <w:tblLayout w:type="fixed"/>
+        <w:tblCellMar>
+          <w:left w:w="90" w:type="dxa"/>
+          <w:right w:w="90" w:type="dxa"/>
+        </w:tblCellMar>
+        <w:tblLook w:val="04A0" w:firstRow="1" w:lastRow="0" w:firstColumn="1" w:lastColumn="0" w:noHBand="0" w:noVBand="1"/>
+      </w:tblPr>
+      <w:tblGrid>
+        <w:gridCol w:w="2500"/>
+        <w:gridCol w:w="1500"/>
+        <w:gridCol w:w="1500"/>
+        <w:gridCol w:w="1300"/>
+        <w:gridCol w:w="1300"/>
+        <w:gridCol w:w="1260"/>
+      </w:tblGrid>
+      <w:tr>
+        <w:trPr>
+          <w:cantSplit/>
+          <w:tblHeader/>
+        </w:trPr>
+        <w:tc>
+          <w:tcPr>
+            <w:tcW w:w="2500" w:type="dxa"/>
+            <w:shd w:val="clear" w:color="auto" w:fill="D9E2F3"/>
+          </w:tcPr>
+          <w:p>
+            <w:pPr>
+              <w:keepNext/>
+              <w:spacing w:before="40" w:after="40"/>
+            </w:pPr>
+            <w:r>
+              <w:rPr>
+                <w:b/>
+                <w:bCs/>
+                <w:sz w:val="18"/>
+                <w:szCs w:val="18"/>
+              </w:rPr>
+              <w:t>Clave</w:t>
+            </w:r>
+          </w:p>
+        </w:tc>
+        <w:tc>
+          <w:tcPr>
+            <w:tcW w:w="1500" w:type="dxa"/>
+            <w:shd w:val="clear" w:color="auto" w:fill="D9E2F3"/>
+          </w:tcPr>
+          <w:p>
+            <w:pPr>
+              <w:keepNext/>
+              <w:spacing w:before="40" w:after="40"/>
+            </w:pPr>
+            <w:r>
+              <w:rPr>
+                <w:b/>
+                <w:bCs/>
+                <w:sz w:val="18"/>
+                <w:szCs w:val="18"/>
+              </w:rPr>
+              <w:t>T secuencial (s)</w:t>
+            </w:r>
+          </w:p>
+        </w:tc>
+        <w:tc>
+          <w:tcPr>
+            <w:tcW w:w="1500" w:type="dxa"/>
+            <w:shd w:val="clear" w:color="auto" w:fill="D9E2F3"/>
+          </w:tcPr>
+          <w:p>
+            <w:pPr>
+              <w:keepNext/>
+              <w:spacing w:before="40" w:after="40"/>
+            </w:pPr>
+            <w:r>
+              <w:rPr>
+                <w:b/>
+                <w:bCs/>
+                <w:sz w:val="18"/>
+                <w:szCs w:val="18"/>
+              </w:rPr>
+              <w:t>T paralelo (s)</w:t>
+            </w:r>
+          </w:p>
+        </w:tc>
+        <w:tc>
+          <w:tcPr>
+            <w:tcW w:w="1300" w:type="dxa"/>
+            <w:shd w:val="clear" w:color="auto" w:fill="D9E2F3"/>
+          </w:tcPr>
+          <w:p>
+            <w:pPr>
+              <w:keepNext/>
+              <w:spacing w:before="40" w:after="40"/>
+            </w:pPr>
+            <w:r>
+              <w:rPr>
+                <w:b/>
+                <w:bCs/>
+                <w:sz w:val="18"/>
+                <w:szCs w:val="18"/>
+              </w:rPr>
+              <w:t>Speedup</w:t>
+            </w:r>
+          </w:p>
+        </w:tc>
+        <w:tc>
+          <w:tcPr>
+            <w:tcW w:w="1300" w:type="dxa"/>
+            <w:shd w:val="clear" w:color="auto" w:fill="D9E2F3"/>
+          </w:tcPr>
+          <w:p>
+            <w:pPr>
+              <w:keepNext/>
+              <w:spacing w:before="40" w:after="40"/>
+            </w:pPr>
+            <w:r>
+              <w:rPr>
+                <w:b/>
+                <w:bCs/>
+                <w:sz w:val="18"/>
+                <w:szCs w:val="18"/>
+              </w:rPr>
+              <w:t>Eficiencia</w:t>
+            </w:r>
+          </w:p>
+        </w:tc>
+        <w:tc>
+          <w:tcPr>
+            <w:tcW w:w="1260" w:type="dxa"/>
+            <w:shd w:val="clear" w:color="auto" w:fill="D9E2F3"/>
+          </w:tcPr>
+          <w:p>
+            <w:pPr>
+              <w:keepNext/>
+              <w:spacing w:before="40" w:after="40"/>
+            </w:pPr>
+            <w:r>
+              <w:rPr>
+                <w:b/>
+                <w:bCs/>
+                <w:sz w:val="18"/>
+                <w:szCs w:val="18"/>
+              </w:rPr>
+              <w:t>Estrategia</w:t>
+            </w:r>
+          </w:p>
+        </w:tc>
+      </w:tr>
+      <w:tr>
+        <w:trPr>
+          <w:cantSplit/>
+        </w:trPr>
+        <w:tc>
+          <w:tcPr>
+            <w:tcW w:w="2500" w:type="dxa"/>
+          </w:tcPr>
+          <w:p>
+            <w:pPr>
+              <w:keepNext/>
+              <w:spacing w:before="40" w:after="40"/>
+            </w:pPr>
+            <w:r>
+              <w:rPr>
+                <w:sz w:val="18"/>
+                <w:szCs w:val="18"/>
+              </w:rPr>
+              <w:t>a) 123456</w:t>
+            </w:r>
+          </w:p>
+        </w:tc>
+        <w:tc>
+          <w:tcPr>
+            <w:tcW w:w="1500" w:type="dxa"/>
+          </w:tcPr>
+          <w:p>
+            <w:pPr>
+              <w:keepNext/>
+              <w:spacing w:before="40" w:after="40"/>
+            </w:pPr>
+            <w:r>
+              <w:rPr>
+                <w:sz w:val="18"/>
+                <w:szCs w:val="18"/>
+                <w:highlight w:val="yellow"/>
+              </w:rPr>
+              <w:t>[PEND.]</w:t>
+            </w:r>
+          </w:p>
+        </w:tc>
+        <w:tc>
+          <w:tcPr>
+            <w:tcW w:w="1500" w:type="dxa"/>
+          </w:tcPr>
+          <w:p>
+            <w:pPr>
+              <w:keepNext/>
+              <w:spacing w:before="40" w:after="40"/>
+            </w:pPr>
+            <w:r>
+              <w:rPr>
+                <w:sz w:val="18"/>
+                <w:szCs w:val="18"/>
+                <w:highlight w:val="yellow"/>
+              </w:rPr>
+              <w:t>[PEND.]</w:t>
+            </w:r>
+          </w:p>
+        </w:tc>
+        <w:tc>
+          <w:tcPr>
+            <w:tcW w:w="1300" w:type="dxa"/>
+          </w:tcPr>
+          <w:p>
+            <w:pPr>
+              <w:keepNext/>
+              <w:spacing w:before="40" w:after="40"/>
+            </w:pPr>
+            <w:r>
+              <w:rPr>
+                <w:sz w:val="18"/>
+                <w:szCs w:val="18"/>
+                <w:highlight w:val="yellow"/>
+              </w:rPr>
+              <w:t>[PEND.]</w:t>
+            </w:r>
+          </w:p>
+        </w:tc>
+        <w:tc>
+          <w:tcPr>
+            <w:tcW w:w="1300" w:type="dxa"/>
+          </w:tcPr>
+          <w:p>
+            <w:pPr>
+              <w:keepNext/>
+              <w:spacing w:before="40" w:after="40"/>
+            </w:pPr>
+            <w:r>
+              <w:rPr>
+                <w:sz w:val="18"/>
+                <w:szCs w:val="18"/>
+                <w:highlight w:val="yellow"/>
+              </w:rPr>
+              <w:t>[PEND.]</w:t>
+            </w:r>
+          </w:p>
+        </w:tc>
+        <w:tc>
+          <w:tcPr>
+            <w:tcW w:w="1260" w:type="dxa"/>
+          </w:tcPr>
+          <w:p>
+            <w:pPr>
+              <w:keepNext/>
+              <w:spacing w:before="40" w:after="40"/>
+            </w:pPr>
+            <w:r>
+              <w:rPr>
+                <w:sz w:val="18"/>
+                <w:szCs w:val="18"/>
+              </w:rPr>
+              <w:t>1</w:t>
+            </w:r>
+          </w:p>
+        </w:tc>
+      </w:tr>
+      <w:tr>
+        <w:trPr>
+          <w:cantSplit/>
+        </w:trPr>
+        <w:tc>
+          <w:tcPr>
+            <w:tcW w:w="2500" w:type="dxa"/>
+          </w:tcPr>
+          <w:p>
+            <w:pPr>
+              <w:keepNext/>
+              <w:spacing w:before="40" w:after="40"/>
+            </w:pPr>
+            <w:r>
+              <w:rPr>
+                <w:sz w:val="18"/>
+                <w:szCs w:val="18"/>
+              </w:rPr>
+              <w:t>a) 123456</w:t>
+            </w:r>
+          </w:p>
+        </w:tc>
+        <w:tc>
+          <w:tcPr>
+            <w:tcW w:w="1500" w:type="dxa"/>
+          </w:tcPr>
+          <w:p>
+            <w:pPr>
+              <w:keepNext/>
+              <w:spacing w:before="40" w:after="40"/>
+            </w:pPr>
+            <w:r>
+              <w:rPr>
+                <w:sz w:val="18"/>
+                <w:szCs w:val="18"/>
+                <w:highlight w:val="yellow"/>
+              </w:rPr>
+              <w:t>[PEND.]</w:t>
+            </w:r>
+          </w:p>
+        </w:tc>
+        <w:tc>
+          <w:tcPr>
+            <w:tcW w:w="1500" w:type="dxa"/>
+          </w:tcPr>
+          <w:p>
+            <w:pPr>
+              <w:keepNext/>
+              <w:spacing w:before="40" w:after="40"/>
+            </w:pPr>
+            <w:r>
+              <w:rPr>
+                <w:sz w:val="18"/>
+                <w:szCs w:val="18"/>
+                <w:highlight w:val="yellow"/>
+              </w:rPr>
+              <w:t>[PEND.]</w:t>
+            </w:r>
+          </w:p>
+        </w:tc>
+        <w:tc>
+          <w:tcPr>
+            <w:tcW w:w="1300" w:type="dxa"/>
+          </w:tcPr>
+          <w:p>
+            <w:pPr>
+              <w:keepNext/>
+              <w:spacing w:before="40" w:after="40"/>
+            </w:pPr>
+            <w:r>
+              <w:rPr>
+                <w:sz w:val="18"/>
+                <w:szCs w:val="18"/>
+                <w:highlight w:val="yellow"/>
+              </w:rPr>
+              <w:t>[PEND.]</w:t>
+            </w:r>
+          </w:p>
+        </w:tc>
+        <w:tc>
+          <w:tcPr>
+            <w:tcW w:w="1300" w:type="dxa"/>
+          </w:tcPr>
+          <w:p>
+            <w:pPr>
+              <w:keepNext/>
+              <w:spacing w:before="40" w:after="40"/>
+            </w:pPr>
+            <w:r>
+              <w:rPr>
+                <w:sz w:val="18"/>
+                <w:szCs w:val="18"/>
+                <w:highlight w:val="yellow"/>
+              </w:rPr>
+              <w:t>[PEND.]</w:t>
+            </w:r>
+          </w:p>
+        </w:tc>
+        <w:tc>
+          <w:tcPr>
+            <w:tcW w:w="1260" w:type="dxa"/>
+          </w:tcPr>
+          <w:p>
+            <w:pPr>
+              <w:keepNext/>
+              <w:spacing w:before="40" w:after="40"/>
+            </w:pPr>
+            <w:r>
+              <w:rPr>
+                <w:sz w:val="18"/>
+                <w:szCs w:val="18"/>
+              </w:rPr>
+              <w:t>2</w:t>
+            </w:r>
+          </w:p>
+        </w:tc>
+      </w:tr>
+      <w:tr>
+        <w:trPr>
+          <w:cantSplit/>
+        </w:trPr>
+        <w:tc>
+          <w:tcPr>
+            <w:tcW w:w="2500" w:type="dxa"/>
+          </w:tcPr>
+          <w:p>
+            <w:pPr>
+              <w:keepNext/>
+              <w:spacing w:before="40" w:after="40"/>
+            </w:pPr>
+            <w:r>
+              <w:rPr>
+                <w:sz w:val="18"/>
+                <w:szCs w:val="18"/>
+              </w:rPr>
+              <w:t>b) 2^54</w:t>
+            </w:r>
+          </w:p>
+        </w:tc>
+        <w:tc>
+          <w:tcPr>
+            <w:tcW w:w="1500" w:type="dxa"/>
+          </w:tcPr>
+          <w:p>
+            <w:pPr>
+              <w:keepNext/>
+              <w:spacing w:before="40" w:after="40"/>
+            </w:pPr>
+            <w:r>
+              <w:rPr>
+                <w:sz w:val="18"/>
+                <w:szCs w:val="18"/>
+                <w:highlight w:val="yellow"/>
+              </w:rPr>
+              <w:t>[PEND.]</w:t>
+            </w:r>
+          </w:p>
+        </w:tc>
+        <w:tc>
+          <w:tcPr>
+            <w:tcW w:w="1500" w:type="dxa"/>
+          </w:tcPr>
+          <w:p>
+            <w:pPr>
+              <w:keepNext/>
+              <w:spacing w:before="40" w:after="40"/>
+            </w:pPr>
+            <w:r>
+              <w:rPr>
+                <w:sz w:val="18"/>
+                <w:szCs w:val="18"/>
+                <w:highlight w:val="yellow"/>
+              </w:rPr>
+              <w:t>[PEND.]</w:t>
+            </w:r>
+          </w:p>
+        </w:tc>
+        <w:tc>
+          <w:tcPr>
+            <w:tcW w:w="1300" w:type="dxa"/>
+          </w:tcPr>
+          <w:p>
+            <w:pPr>
+              <w:keepNext/>
+              <w:spacing w:before="40" w:after="40"/>
+            </w:pPr>
+            <w:r>
+              <w:rPr>
+                <w:sz w:val="18"/>
+                <w:szCs w:val="18"/>
+                <w:highlight w:val="yellow"/>
+              </w:rPr>
+              <w:t>[PEND.]</w:t>
+            </w:r>
+          </w:p>
+        </w:tc>
+        <w:tc>
+          <w:tcPr>
+            <w:tcW w:w="1300" w:type="dxa"/>
+          </w:tcPr>
+          <w:p>
+            <w:pPr>
+              <w:keepNext/>
+              <w:spacing w:before="40" w:after="40"/>
+            </w:pPr>
+            <w:r>
+              <w:rPr>
+                <w:sz w:val="18"/>
+                <w:szCs w:val="18"/>
+                <w:highlight w:val="yellow"/>
+              </w:rPr>
+              <w:t>[PEND.]</w:t>
+            </w:r>
+          </w:p>
+        </w:tc>
+        <w:tc>
+          <w:tcPr>
+            <w:tcW w:w="1260" w:type="dxa"/>
+          </w:tcPr>
+          <w:p>
+            <w:pPr>
+              <w:keepNext/>
+              <w:spacing w:before="40" w:after="40"/>
+            </w:pPr>
+            <w:r>
+              <w:rPr>
+                <w:sz w:val="18"/>
+                <w:szCs w:val="18"/>
+              </w:rPr>
+              <w:t>1</w:t>
+            </w:r>
+          </w:p>
+        </w:tc>
+      </w:tr>
+      <w:tr>
+        <w:trPr>
+          <w:cantSplit/>
+        </w:trPr>
+        <w:tc>
+          <w:tcPr>
+            <w:tcW w:w="2500" w:type="dxa"/>
+          </w:tcPr>
+          <w:p>
+            <w:pPr>
+              <w:keepNext/>
+              <w:spacing w:before="40" w:after="40"/>
+            </w:pPr>
+            <w:r>
+              <w:rPr>
+                <w:sz w:val="18"/>
+                <w:szCs w:val="18"/>
+              </w:rPr>
+              <w:t>b) 2^54</w:t>
+            </w:r>
+          </w:p>
+        </w:tc>
+        <w:tc>
+          <w:tcPr>
+            <w:tcW w:w="1500" w:type="dxa"/>
+          </w:tcPr>
+          <w:p>
+            <w:pPr>
+              <w:keepNext/>
+              <w:spacing w:before="40" w:after="40"/>
+            </w:pPr>
+            <w:r>
+              <w:rPr>
+                <w:sz w:val="18"/>
+                <w:szCs w:val="18"/>
+                <w:highlight w:val="yellow"/>
+              </w:rPr>
+              <w:t>[PEND.]</w:t>
+            </w:r>
+          </w:p>
+        </w:tc>
+        <w:tc>
+          <w:tcPr>
+            <w:tcW w:w="1500" w:type="dxa"/>
+          </w:tcPr>
+          <w:p>
+            <w:pPr>
+              <w:keepNext/>
+              <w:spacing w:before="40" w:after="40"/>
+            </w:pPr>
+            <w:r>
+              <w:rPr>
+                <w:sz w:val="18"/>
+                <w:szCs w:val="18"/>
+                <w:highlight w:val="yellow"/>
+              </w:rPr>
+              <w:t>[PEND.]</w:t>
+            </w:r>
+          </w:p>
+        </w:tc>
+        <w:tc>
+          <w:tcPr>
+            <w:tcW w:w="1300" w:type="dxa"/>
+          </w:tcPr>
+          <w:p>
+            <w:pPr>
+              <w:keepNext/>
+              <w:spacing w:before="40" w:after="40"/>
+            </w:pPr>
+            <w:r>
+              <w:rPr>
+                <w:sz w:val="18"/>
+                <w:szCs w:val="18"/>
+                <w:highlight w:val="yellow"/>
+              </w:rPr>
+              <w:t>[PEND.]</w:t>
+            </w:r>
+          </w:p>
+        </w:tc>
+        <w:tc>
+          <w:tcPr>
+            <w:tcW w:w="1300" w:type="dxa"/>
+          </w:tcPr>
+          <w:p>
+            <w:pPr>
+              <w:keepNext/>
+              <w:spacing w:before="40" w:after="40"/>
+            </w:pPr>
+            <w:r>
+              <w:rPr>
+                <w:sz w:val="18"/>
+                <w:szCs w:val="18"/>
+                <w:highlight w:val="yellow"/>
+              </w:rPr>
+              <w:t>[PEND.]</w:t>
+            </w:r>
+          </w:p>
+        </w:tc>
+        <w:tc>
+          <w:tcPr>
+            <w:tcW w:w="1260" w:type="dxa"/>
+          </w:tcPr>
+          <w:p>
+            <w:pPr>
+              <w:keepNext/>
+              <w:spacing w:before="40" w:after="40"/>
+            </w:pPr>
+            <w:r>
+              <w:rPr>
+                <w:sz w:val="18"/>
+                <w:szCs w:val="18"/>
+              </w:rPr>
+              <w:t>2</w:t>
+            </w:r>
+          </w:p>
+        </w:tc>
+      </w:tr>
+      <w:tr>
+        <w:trPr>
+          <w:cantSplit/>
+        </w:trPr>
+        <w:tc>
+          <w:tcPr>
+            <w:tcW w:w="2500" w:type="dxa"/>
+          </w:tcPr>
+          <w:p>
+            <w:pPr>
+              <w:keepNext/>
+              <w:spacing w:before="40" w:after="40"/>
+            </w:pPr>
+            <w:r>
+              <w:rPr>
+                <w:sz w:val="18"/>
+                <w:szCs w:val="18"/>
+              </w:rPr>
+              <w:t>c) 2^54 + 1</w:t>
+            </w:r>
+          </w:p>
+        </w:tc>
+        <w:tc>
+          <w:tcPr>
+            <w:tcW w:w="1500" w:type="dxa"/>
+          </w:tcPr>
+          <w:p>
+            <w:pPr>
+              <w:keepNext/>
+              <w:spacing w:before="40" w:after="40"/>
+            </w:pPr>
+            <w:r>
+              <w:rPr>
+                <w:sz w:val="18"/>
+                <w:szCs w:val="18"/>
+                <w:highlight w:val="yellow"/>
+              </w:rPr>
+              <w:t>[PEND.]</w:t>
+            </w:r>
+          </w:p>
+        </w:tc>
+        <w:tc>
+          <w:tcPr>
+            <w:tcW w:w="1500" w:type="dxa"/>
+          </w:tcPr>
+          <w:p>
+            <w:pPr>
+              <w:keepNext/>
+              <w:spacing w:before="40" w:after="40"/>
+            </w:pPr>
+            <w:r>
+              <w:rPr>
+                <w:sz w:val="18"/>
+                <w:szCs w:val="18"/>
+                <w:highlight w:val="yellow"/>
+              </w:rPr>
+              <w:t>[PEND.]</w:t>
+            </w:r>
+          </w:p>
+        </w:tc>
+        <w:tc>
+          <w:tcPr>
+            <w:tcW w:w="1300" w:type="dxa"/>
+          </w:tcPr>
+          <w:p>
+            <w:pPr>
+              <w:keepNext/>
+              <w:spacing w:before="40" w:after="40"/>
+            </w:pPr>
+            <w:r>
+              <w:rPr>
+                <w:sz w:val="18"/>
+                <w:szCs w:val="18"/>
+                <w:highlight w:val="yellow"/>
+              </w:rPr>
+              <w:t>[PEND.]</w:t>
+            </w:r>
+          </w:p>
+        </w:tc>
+        <w:tc>
+          <w:tcPr>
+            <w:tcW w:w="1300" w:type="dxa"/>
+          </w:tcPr>
+          <w:p>
+            <w:pPr>
+              <w:keepNext/>
+              <w:spacing w:before="40" w:after="40"/>
+            </w:pPr>
+            <w:r>
+              <w:rPr>
+                <w:sz w:val="18"/>
+                <w:szCs w:val="18"/>
+                <w:highlight w:val="yellow"/>
+              </w:rPr>
+              <w:t>[PEND.]</w:t>
+            </w:r>
+          </w:p>
+        </w:tc>
+        <w:tc>
+          <w:tcPr>
+            <w:tcW w:w="1260" w:type="dxa"/>
+          </w:tcPr>
+          <w:p>
+            <w:pPr>
+              <w:keepNext/>
+              <w:spacing w:before="40" w:after="40"/>
+            </w:pPr>
+            <w:r>
+              <w:rPr>
+                <w:sz w:val="18"/>
+                <w:szCs w:val="18"/>
+              </w:rPr>
+              <w:t>1</w:t>
+            </w:r>
+          </w:p>
+        </w:tc>
+      </w:tr>
+      <w:tr>
+        <w:trPr>
+          <w:cantSplit/>
+        </w:trPr>
+        <w:tc>
+          <w:tcPr>
+            <w:tcW w:w="2500" w:type="dxa"/>
+          </w:tcPr>
+          <w:p>
+            <w:pPr>
+              <w:spacing w:before="40" w:after="40"/>
+            </w:pPr>
+            <w:r>
+              <w:rPr>
+                <w:sz w:val="18"/>
+                <w:szCs w:val="18"/>
+              </w:rPr>
+              <w:t>c) 2^54 + 1</w:t>
+            </w:r>
+          </w:p>
+        </w:tc>
+        <w:tc>
+          <w:tcPr>
+            <w:tcW w:w="1500" w:type="dxa"/>
+          </w:tcPr>
+          <w:p>
+            <w:pPr>
+              <w:spacing w:before="40" w:after="40"/>
+            </w:pPr>
+            <w:r>
+              <w:rPr>
+                <w:sz w:val="18"/>
+                <w:szCs w:val="18"/>
+                <w:highlight w:val="yellow"/>
+              </w:rPr>
+              <w:t>[PEND.]</w:t>
+            </w:r>
+          </w:p>
+        </w:tc>
+        <w:tc>
+          <w:tcPr>
+            <w:tcW w:w="1500" w:type="dxa"/>
+          </w:tcPr>
+          <w:p>
+            <w:pPr>
+              <w:spacing w:before="40" w:after="40"/>
+            </w:pPr>
+            <w:r>
+              <w:rPr>
+                <w:sz w:val="18"/>
+                <w:szCs w:val="18"/>
+                <w:highlight w:val="yellow"/>
+              </w:rPr>
+              <w:t>[PEND.]</w:t>
+            </w:r>
+          </w:p>
+        </w:tc>
+        <w:tc>
+          <w:tcPr>
+            <w:tcW w:w="1300" w:type="dxa"/>
+          </w:tcPr>
+          <w:p>
+            <w:pPr>
+              <w:spacing w:before="40" w:after="40"/>
+            </w:pPr>
+            <w:r>
+              <w:rPr>
+                <w:sz w:val="18"/>
+                <w:szCs w:val="18"/>
+                <w:highlight w:val="yellow"/>
+              </w:rPr>
+              <w:t>[PEND.]</w:t>
+            </w:r>
+          </w:p>
+        </w:tc>
+        <w:tc>
+          <w:tcPr>
+            <w:tcW w:w="1300" w:type="dxa"/>
+          </w:tcPr>
+          <w:p>
+            <w:pPr>
+              <w:spacing w:before="40" w:after="40"/>
+            </w:pPr>
+            <w:r>
+              <w:rPr>
+                <w:sz w:val="18"/>
+                <w:szCs w:val="18"/>
+                <w:highlight w:val="yellow"/>
+              </w:rPr>
+              <w:t>[PEND.]</w:t>
+            </w:r>
+          </w:p>
+        </w:tc>
+        <w:tc>
+          <w:tcPr>
+            <w:tcW w:w="1260" w:type="dxa"/>
+          </w:tcPr>
+          <w:p>
+            <w:pPr>
+              <w:spacing w:before="40" w:after="40"/>
+            </w:pPr>
+            <w:r>
+              <w:rPr>
+                <w:sz w:val="18"/>
+                <w:szCs w:val="18"/>
+              </w:rPr>
+              <w:t>2</w:t>
+            </w:r>
+          </w:p>
+        </w:tc>
+      </w:tr>
+    </w:tbl>
+    <w:p>
+      <w:pPr>
+        <w:spacing w:after="120"/>
+      </w:pPr>
+    </w:p>
+    <w:p>
+      <w:pPr>
+        <w:pStyle w:val="Ttulo1"/>
+        <w:keepNext/>
+      </w:pPr>
+      <w:bookmarkStart w:id="16" w:name="_Toc9017"/>
+      <w:r>
+        <w:t>5. Discusión, conclusiones y recomendaciones</w:t>
+      </w:r>
+      <w:bookmarkEnd w:id="16"/>
+    </w:p>
+    <w:p>
+      <w:pPr>
+        <w:pStyle w:val="Ttulo2"/>
+        <w:keepNext/>
+        <w:spacing w:before="180" w:after="80"/>
+      </w:pPr>
+      <w:bookmarkStart w:id="17" w:name="_Toc9018"/>
+      <w:r>
+        <w:rPr>
+          <w:b/>
+          <w:bCs/>
+          <w:color w:val="000000"/>
+          <w:sz w:val="24"/>
+          <w:szCs w:val="24"/>
+        </w:rPr>
+        <w:t>5.1 Retos y soluciones</w:t>
+      </w:r>
+      <w:bookmarkEnd w:id="17"/>
+    </w:p>
+    <w:p>
+      <w:pPr>
+        <w:numPr>
+          <w:ilvl w:val="0"/>
+          <w:numId w:val="2"/>
+        </w:numPr>
+        <w:spacing w:after="60"/>
+        <w:jc w:val="both"/>
+      </w:pPr>
+      <w:r>
+        <w:rPr>
+          <w:b/>
+          <w:bCs/>
+        </w:rPr>
+        <w:t>Rango de 2^56 claves.</w:t>
+      </w:r>
+      <w:r>
+        <w:t xml:space="preserve"> Excede los 32 bits; se usa aritmética de 64 bits sin signo y se convierte cada candidata a una clave de 128 bits en big-endian.</w:t>
+      </w:r>
+    </w:p>
+    <w:p>
+      <w:pPr>
+        <w:numPr>
+          <w:ilvl w:val="0"/>
+          <w:numId w:val="2"/>
+        </w:numPr>
+        <w:spacing w:after="60"/>
+        <w:jc w:val="both"/>
+      </w:pPr>
+      <w:r>
+        <w:rPr>
+          <w:b/>
+          <w:bCs/>
+        </w:rPr>
+        <w:t>Frase de búsqueda entre dos bloques.</w:t>
+      </w:r>
+      <w:r>
+        <w:t xml:space="preserve"> La frase de 16 bytes cruza el límite de bloque del texto, así que cada candidata exige descifrar dos bloques; esto reduce la tasa de claves por segundo frente a la prueba de un solo bloque del laboratorio.</w:t>
+      </w:r>
+    </w:p>
+    <w:p>
+      <w:pPr>
+        <w:numPr>
+          <w:ilvl w:val="0"/>
+          <w:numId w:val="2"/>
+        </w:numPr>
+        <w:spacing w:after="60"/>
+        <w:jc w:val="both"/>
+      </w:pPr>
+      <w:r>
+        <w:rPr>
+          <w:b/>
+          <w:bCs/>
+        </w:rPr>
+        <w:t>Terminación coordinada.</w:t>
+      </w:r>
+      <w:r>
+        <w:t xml:space="preserve"> Se resolvió con un mensaje </w:t>
+      </w:r>
+      <w:r>
+        <w:rPr>
+          <w:rFonts w:ascii="Consolas" w:hAnsi="Consolas" w:cs="Consolas"/>
+          <w:sz w:val="19"/>
+          <w:szCs w:val="19"/>
+        </w:rPr>
+        <w:t>FOUND</w:t>
+      </w:r>
+      <w:r>
+        <w:t xml:space="preserve"> y </w:t>
+      </w:r>
+      <w:r>
+        <w:rPr>
+          <w:rFonts w:ascii="Consolas" w:hAnsi="Consolas" w:cs="Consolas"/>
+          <w:sz w:val="19"/>
+          <w:szCs w:val="19"/>
+        </w:rPr>
+        <w:t>MPI_Iprobe</w:t>
+      </w:r>
+      <w:r>
+        <w:t xml:space="preserve"> cada N intentos, de modo que ningún proceso se bloquea esperando.</w:t>
+      </w:r>
+    </w:p>
+    <w:p>
+      <w:pPr>
+        <w:numPr>
+          <w:ilvl w:val="0"/>
+          <w:numId w:val="2"/>
+        </w:numPr>
+        <w:spacing w:after="60"/>
+        <w:jc w:val="both"/>
+      </w:pPr>
+      <w:r>
+        <w:rPr>
+          <w:b/>
+          <w:bCs/>
+        </w:rPr>
+        <w:t>Pruebas que no terminan.</w:t>
+      </w:r>
+      <w:r>
+        <w:t xml:space="preserve"> La clave 2^54 no puede medirse con la estrategia 1; se reporta una estimación a partir de una corrida acotada.</w:t>
+      </w:r>
+    </w:p>
+    <w:p>
+      <w:pPr>
+        <w:numPr>
+          <w:ilvl w:val="0"/>
+          <w:numId w:val="2"/>
+        </w:numPr>
+        <w:spacing w:after="60"/>
+        <w:jc w:val="both"/>
+      </w:pPr>
+      <w:r>
+        <w:rPr>
+          <w:b/>
+          <w:bCs/>
+        </w:rPr>
+        <w:t>Sobrecarga en pruebas cortas.</w:t>
+      </w:r>
+      <w:r>
+        <w:t xml:space="preserve"> Con 123456, el tiempo útil es de milisegundos y se acerca al costo de arrancar MPI; por eso conviene repetir cada medición varias veces y reportar el promedio.</w:t>
+      </w:r>
+    </w:p>
+    <w:p>
+      <w:pPr>
+        <w:pStyle w:val="Ttulo2"/>
+        <w:keepNext/>
+        <w:spacing w:before="180" w:after="80"/>
+      </w:pPr>
+      <w:bookmarkStart w:id="18" w:name="_Toc9019"/>
+      <w:r>
+        <w:rPr>
+          <w:b/>
+          <w:bCs/>
+          <w:color w:val="000000"/>
+          <w:sz w:val="24"/>
+          <w:szCs w:val="24"/>
+        </w:rPr>
+        <w:t>5.2 Conclusiones</w:t>
+      </w:r>
+      <w:bookmarkEnd w:id="18"/>
+    </w:p>
+    <w:p>
+      <w:pPr>
+        <w:numPr>
+          <w:ilvl w:val="0"/>
+          <w:numId w:val="2"/>
+        </w:numPr>
+        <w:spacing w:after="60"/>
+        <w:jc w:val="both"/>
+      </w:pPr>
+      <w:r>
+        <w:t>El tiempo de una búsqueda por fuerza bruta depende de la posición de la clave en el orden de recorrido, no del tamaño del rango.</w:t>
+      </w:r>
+    </w:p>
+    <w:p>
+      <w:pPr>
+        <w:numPr>
+          <w:ilvl w:val="0"/>
+          <w:numId w:val="2"/>
+        </w:numPr>
+        <w:spacing w:after="60"/>
+        <w:jc w:val="both"/>
+      </w:pPr>
+      <w:r>
+        <w:t>La estrategia 1 mantiene un Speedup cercano a p para cualquier posición, pero el tiempo crece con la posición de la clave; para 2^54 resulta impracticable.</w:t>
+      </w:r>
+    </w:p>
+    <w:p>
+      <w:pPr>
+        <w:numPr>
+          <w:ilvl w:val="0"/>
+          <w:numId w:val="2"/>
+        </w:numPr>
+        <w:spacing w:after="60"/>
+        <w:jc w:val="both"/>
+      </w:pPr>
+      <w:r>
+        <w:t>La estrategia 2 encuentra casi de inmediato las claves cercanas al inicio de cualquier bloque (2^54 y 2^54 + 1), pero para una clave en medio de un bloque no es mejor que la estrategia 1.</w:t>
+      </w:r>
+    </w:p>
+    <w:p>
+      <w:pPr>
+        <w:numPr>
+          <w:ilvl w:val="0"/>
+          <w:numId w:val="2"/>
+        </w:numPr>
+        <w:spacing w:after="60"/>
+        <w:jc w:val="both"/>
+      </w:pPr>
+      <w:r>
+        <w:t>Para una clave uniformemente aleatoria ninguna de las dos estrategias gana: tienen el mismo tiempo esperado y el mismo peor caso. La mejora de la estrategia 2 es válida solo para claves estructuradas.</w:t>
+      </w:r>
+    </w:p>
+    <w:p>
+      <w:pPr>
+        <w:numPr>
+          <w:ilvl w:val="0"/>
+          <w:numId w:val="2"/>
+        </w:numPr>
+        <w:spacing w:after="60"/>
+        <w:jc w:val="both"/>
+      </w:pPr>
+      <w:r>
+        <w:rPr>
+          <w:highlight w:val="yellow"/>
+        </w:rPr>
+        <w:t>[PENDIENTE: completar con los resultados medidos (tiempos, Speedup y eficiencia) y confirmar o corregir las conclusiones anteriores]</w:t>
+      </w:r>
+    </w:p>
+    <w:p>
+      <w:pPr>
+        <w:pStyle w:val="Ttulo2"/>
+        <w:keepNext/>
+        <w:spacing w:before="180" w:after="80"/>
+      </w:pPr>
+      <w:bookmarkStart w:id="19" w:name="_Toc9020"/>
+      <w:r>
+        <w:rPr>
+          <w:b/>
+          <w:bCs/>
+          <w:color w:val="000000"/>
+          <w:sz w:val="24"/>
+          <w:szCs w:val="24"/>
+        </w:rPr>
+        <w:t>5.3 Recomendaciones</w:t>
+      </w:r>
+      <w:bookmarkEnd w:id="19"/>
+    </w:p>
+    <w:p>
+      <w:pPr>
+        <w:numPr>
+          <w:ilvl w:val="0"/>
+          <w:numId w:val="2"/>
+        </w:numPr>
+        <w:spacing w:after="60"/>
+        <w:jc w:val="both"/>
         <w:rPr>
           <w:lang w:val="en-US"/>
         </w:rPr>
       </w:pPr>
-      <w:proofErr w:type="spellStart"/>
+      <w:r>
+        <w:t xml:space="preserve">Si no se conoce dónde está la clave, combinar ambas ideas: repartir el rango en trozos pequeños bajo demanda desde un proceso coordinador, con varios puntos de partida. </w:t>
+      </w:r>
       <w:r>
         <w:rPr>
           <w:lang w:val="en-US"/>
         </w:rPr>
+        <w:t xml:space="preserve">Este patrón es una </w:t>
+      </w:r>
+      <w:r>
+        <w:rPr>
+          <w:lang w:val="en-US"/>
+        </w:rPr>
+        <w:lastRenderedPageBreak/>
+        <w:t>mejora al reparto igual de tareas, porque "This approach can sometimes be an improvement on the assignment of and equal number of tasks to all processes".</w:t>
+      </w:r>
+      <w:r>
+        <w:rPr>
+          <w:rStyle w:val="Refdenotaalpie"/>
+        </w:rPr>
+        <w:footnoteReference w:id="5"/>
+      </w:r>
+    </w:p>
+    <w:p>
+      <w:pPr>
+        <w:numPr>
+          <w:ilvl w:val="0"/>
+          <w:numId w:val="2"/>
+        </w:numPr>
+        <w:spacing w:after="60"/>
+        <w:jc w:val="both"/>
+      </w:pPr>
+      <w:r>
+        <w:t>Medir siempre con varias repeticiones y con la clave en distintas posiciones del rango (inicio, medio, final, límites de bloque).</w:t>
+      </w:r>
+    </w:p>
+    <w:p>
+      <w:pPr>
+        <w:numPr>
+          <w:ilvl w:val="0"/>
+          <w:numId w:val="2"/>
+        </w:numPr>
+        <w:spacing w:after="60"/>
+        <w:jc w:val="both"/>
+      </w:pPr>
+      <w:r>
+        <w:t>Aprovechar las instrucciones AES-NI mediante OpenSSL y reutilizar el contexto de cifrado por candidata, como en el laboratorio, para subir la cantidad de claves por segundo.</w:t>
+      </w:r>
+    </w:p>
+    <w:p>
+      <w:pPr>
+        <w:numPr>
+          <w:ilvl w:val="0"/>
+          <w:numId w:val="2"/>
+        </w:numPr>
+        <w:spacing w:after="60"/>
+        <w:jc w:val="both"/>
+      </w:pPr>
+      <w:r>
+        <w:t>Recordar que el ejercicio solo es posible porque el rango se restringe; el espacio completo de AES-128 (2^128) sigue siendo inviable por fuerza bruta.</w:t>
+      </w:r>
+    </w:p>
+    <w:p>
+      <w:pPr>
+        <w:pStyle w:val="Ttulo1"/>
+        <w:keepNext/>
+        <w:pageBreakBefore/>
+      </w:pPr>
+      <w:bookmarkStart w:id="20" w:name="_Toc9021"/>
+      <w:r>
+        <w:lastRenderedPageBreak/>
+        <w:t>Anexo 1. Catálogo de funciones y librerías</w:t>
+      </w:r>
+      <w:bookmarkEnd w:id="20"/>
+    </w:p>
+    <w:p>
+      <w:pPr>
+        <w:keepNext/>
+        <w:spacing w:after="140"/>
+        <w:jc w:val="both"/>
+      </w:pPr>
+      <w:r>
+        <w:rPr>
+          <w:b/>
+          <w:bCs/>
+        </w:rPr>
+        <w:t>Funciones del programa base</w:t>
+      </w:r>
+      <w:r>
+        <w:t xml:space="preserve"> (heredadas del Laboratorio 03):</w:t>
+      </w:r>
+    </w:p>
+    <w:tbl>
+      <w:tblPr>
+        <w:tblW w:w="9360" w:type="dxa"/>
+        <w:tblBorders>
+          <w:top w:val="single" w:sz="4" w:space="0" w:color="A6A6A6"/>
+          <w:left w:val="single" w:sz="4" w:space="0" w:color="A6A6A6"/>
+          <w:bottom w:val="single" w:sz="4" w:space="0" w:color="A6A6A6"/>
+          <w:right w:val="single" w:sz="4" w:space="0" w:color="A6A6A6"/>
+          <w:insideH w:val="single" w:sz="4" w:space="0" w:color="A6A6A6"/>
+          <w:insideV w:val="single" w:sz="4" w:space="0" w:color="A6A6A6"/>
+        </w:tblBorders>
+        <w:tblLayout w:type="fixed"/>
+        <w:tblCellMar>
+          <w:left w:w="90" w:type="dxa"/>
+          <w:right w:w="90" w:type="dxa"/>
+        </w:tblCellMar>
+        <w:tblLook w:val="04A0" w:firstRow="1" w:lastRow="0" w:firstColumn="1" w:lastColumn="0" w:noHBand="0" w:noVBand="1"/>
+      </w:tblPr>
+      <w:tblGrid>
+        <w:gridCol w:w="1700"/>
+        <w:gridCol w:w="2560"/>
+        <w:gridCol w:w="1700"/>
+        <w:gridCol w:w="3400"/>
+      </w:tblGrid>
+      <w:tr>
+        <w:trPr>
+          <w:cantSplit/>
+          <w:tblHeader/>
+        </w:trPr>
+        <w:tc>
+          <w:tcPr>
+            <w:tcW w:w="1700" w:type="dxa"/>
+            <w:shd w:val="clear" w:color="auto" w:fill="D9E2F3"/>
+          </w:tcPr>
+          <w:p>
+            <w:pPr>
+              <w:keepNext/>
+              <w:spacing w:before="40" w:after="40"/>
+            </w:pPr>
+            <w:r>
+              <w:rPr>
+                <w:b/>
+                <w:bCs/>
+                <w:sz w:val="18"/>
+                <w:szCs w:val="18"/>
+              </w:rPr>
+              <w:t>Función</w:t>
+            </w:r>
+          </w:p>
+        </w:tc>
+        <w:tc>
+          <w:tcPr>
+            <w:tcW w:w="2560" w:type="dxa"/>
+            <w:shd w:val="clear" w:color="auto" w:fill="D9E2F3"/>
+          </w:tcPr>
+          <w:p>
+            <w:pPr>
+              <w:keepNext/>
+              <w:spacing w:before="40" w:after="40"/>
+            </w:pPr>
+            <w:r>
+              <w:rPr>
+                <w:b/>
+                <w:bCs/>
+                <w:sz w:val="18"/>
+                <w:szCs w:val="18"/>
+              </w:rPr>
+              <w:t>Entradas</w:t>
+            </w:r>
+          </w:p>
+        </w:tc>
+        <w:tc>
+          <w:tcPr>
+            <w:tcW w:w="1700" w:type="dxa"/>
+            <w:shd w:val="clear" w:color="auto" w:fill="D9E2F3"/>
+          </w:tcPr>
+          <w:p>
+            <w:pPr>
+              <w:keepNext/>
+              <w:spacing w:before="40" w:after="40"/>
+            </w:pPr>
+            <w:r>
+              <w:rPr>
+                <w:b/>
+                <w:bCs/>
+                <w:sz w:val="18"/>
+                <w:szCs w:val="18"/>
+              </w:rPr>
+              <w:t>Salida</w:t>
+            </w:r>
+          </w:p>
+        </w:tc>
+        <w:tc>
+          <w:tcPr>
+            <w:tcW w:w="3400" w:type="dxa"/>
+            <w:shd w:val="clear" w:color="auto" w:fill="D9E2F3"/>
+          </w:tcPr>
+          <w:p>
+            <w:pPr>
+              <w:keepNext/>
+              <w:spacing w:before="40" w:after="40"/>
+            </w:pPr>
+            <w:r>
+              <w:rPr>
+                <w:b/>
+                <w:bCs/>
+                <w:sz w:val="18"/>
+                <w:szCs w:val="18"/>
+              </w:rPr>
+              <w:t>Propósito</w:t>
+            </w:r>
+          </w:p>
+        </w:tc>
+      </w:tr>
+      <w:tr>
+        <w:trPr>
+          <w:cantSplit/>
+        </w:trPr>
+        <w:tc>
+          <w:tcPr>
+            <w:tcW w:w="1700" w:type="dxa"/>
+          </w:tcPr>
+          <w:p>
+            <w:pPr>
+              <w:keepNext/>
+              <w:spacing w:before="40" w:after="40"/>
+            </w:pPr>
+            <w:r>
+              <w:rPr>
+                <w:rFonts w:ascii="Consolas" w:hAnsi="Consolas" w:cs="Consolas"/>
+                <w:sz w:val="19"/>
+                <w:szCs w:val="19"/>
+              </w:rPr>
+              <w:t>fail</w:t>
+            </w:r>
+          </w:p>
+        </w:tc>
+        <w:tc>
+          <w:tcPr>
+            <w:tcW w:w="2560" w:type="dxa"/>
+          </w:tcPr>
+          <w:p>
+            <w:pPr>
+              <w:keepNext/>
+              <w:spacing w:before="40" w:after="40"/>
+            </w:pPr>
+            <w:r>
+              <w:rPr>
+                <w:sz w:val="18"/>
+                <w:szCs w:val="18"/>
+              </w:rPr>
+              <w:t>mensaje (texto)</w:t>
+            </w:r>
+          </w:p>
+        </w:tc>
+        <w:tc>
+          <w:tcPr>
+            <w:tcW w:w="1700" w:type="dxa"/>
+          </w:tcPr>
+          <w:p>
+            <w:pPr>
+              <w:keepNext/>
+              <w:spacing w:before="40" w:after="40"/>
+            </w:pPr>
+            <w:r>
+              <w:rPr>
+                <w:sz w:val="18"/>
+                <w:szCs w:val="18"/>
+              </w:rPr>
+              <w:t>no retorna</w:t>
+            </w:r>
+          </w:p>
+        </w:tc>
+        <w:tc>
+          <w:tcPr>
+            <w:tcW w:w="3400" w:type="dxa"/>
+          </w:tcPr>
+          <w:p>
+            <w:pPr>
+              <w:keepNext/>
+              <w:spacing w:before="40" w:after="40"/>
+            </w:pPr>
+            <w:r>
+              <w:rPr>
+                <w:sz w:val="18"/>
+                <w:szCs w:val="18"/>
+              </w:rPr>
+              <w:t>Imprime el error de OpenSSL y termina el programa.</w:t>
+            </w:r>
+          </w:p>
+        </w:tc>
+      </w:tr>
+      <w:tr>
+        <w:trPr>
+          <w:cantSplit/>
+        </w:trPr>
+        <w:tc>
+          <w:tcPr>
+            <w:tcW w:w="1700" w:type="dxa"/>
+          </w:tcPr>
+          <w:p>
+            <w:pPr>
+              <w:keepNext/>
+              <w:spacing w:before="40" w:after="40"/>
+            </w:pPr>
+            <w:r>
+              <w:rPr>
+                <w:rFonts w:ascii="Consolas" w:hAnsi="Consolas" w:cs="Consolas"/>
+                <w:sz w:val="19"/>
+                <w:szCs w:val="19"/>
+              </w:rPr>
+              <w:t>make_key</w:t>
+            </w:r>
+          </w:p>
+        </w:tc>
+        <w:tc>
+          <w:tcPr>
+            <w:tcW w:w="2560" w:type="dxa"/>
+          </w:tcPr>
+          <w:p>
+            <w:pPr>
+              <w:keepNext/>
+              <w:spacing w:before="40" w:after="40"/>
+            </w:pPr>
+            <w:r>
+              <w:rPr>
+                <w:sz w:val="18"/>
+                <w:szCs w:val="18"/>
+              </w:rPr>
+              <w:t>prefijo (8 B), candidata (uint64)</w:t>
+            </w:r>
+          </w:p>
+        </w:tc>
+        <w:tc>
+          <w:tcPr>
+            <w:tcW w:w="1700" w:type="dxa"/>
+          </w:tcPr>
+          <w:p>
+            <w:pPr>
+              <w:keepNext/>
+              <w:spacing w:before="40" w:after="40"/>
+            </w:pPr>
+            <w:r>
+              <w:rPr>
+                <w:sz w:val="18"/>
+                <w:szCs w:val="18"/>
+              </w:rPr>
+              <w:t>clave (16 B)</w:t>
+            </w:r>
+          </w:p>
+        </w:tc>
+        <w:tc>
+          <w:tcPr>
+            <w:tcW w:w="3400" w:type="dxa"/>
+          </w:tcPr>
+          <w:p>
+            <w:pPr>
+              <w:keepNext/>
+              <w:spacing w:before="40" w:after="40"/>
+            </w:pPr>
+            <w:r>
+              <w:rPr>
+                <w:sz w:val="18"/>
+                <w:szCs w:val="18"/>
+              </w:rPr>
+              <w:t>Arma la clave de 128 bits: prefijo conocido seguido de la candidata en big-endian.</w:t>
+            </w:r>
+          </w:p>
+        </w:tc>
+      </w:tr>
+      <w:tr>
+        <w:trPr>
+          <w:cantSplit/>
+        </w:trPr>
+        <w:tc>
+          <w:tcPr>
+            <w:tcW w:w="1700" w:type="dxa"/>
+          </w:tcPr>
+          <w:p>
+            <w:pPr>
+              <w:keepNext/>
+              <w:spacing w:before="40" w:after="40"/>
+            </w:pPr>
+            <w:r>
+              <w:rPr>
+                <w:rFonts w:ascii="Consolas" w:hAnsi="Consolas" w:cs="Consolas"/>
+                <w:sz w:val="19"/>
+                <w:szCs w:val="19"/>
+              </w:rPr>
+              <w:t>get_time</w:t>
+            </w:r>
+          </w:p>
+        </w:tc>
+        <w:tc>
+          <w:tcPr>
+            <w:tcW w:w="2560" w:type="dxa"/>
+          </w:tcPr>
+          <w:p>
+            <w:pPr>
+              <w:keepNext/>
+              <w:spacing w:before="40" w:after="40"/>
+            </w:pPr>
+            <w:r>
+              <w:rPr>
+                <w:sz w:val="18"/>
+                <w:szCs w:val="18"/>
+              </w:rPr>
+              <w:t>ninguna</w:t>
+            </w:r>
+          </w:p>
+        </w:tc>
+        <w:tc>
+          <w:tcPr>
+            <w:tcW w:w="1700" w:type="dxa"/>
+          </w:tcPr>
+          <w:p>
+            <w:pPr>
+              <w:keepNext/>
+              <w:spacing w:before="40" w:after="40"/>
+            </w:pPr>
+            <w:r>
+              <w:rPr>
+                <w:sz w:val="18"/>
+                <w:szCs w:val="18"/>
+              </w:rPr>
+              <w:t>segundos (double)</w:t>
+            </w:r>
+          </w:p>
+        </w:tc>
+        <w:tc>
+          <w:tcPr>
+            <w:tcW w:w="3400" w:type="dxa"/>
+          </w:tcPr>
+          <w:p>
+            <w:pPr>
+              <w:keepNext/>
+              <w:spacing w:before="40" w:after="40"/>
+            </w:pPr>
+            <w:r>
+              <w:rPr>
+                <w:sz w:val="18"/>
+                <w:szCs w:val="18"/>
+              </w:rPr>
+              <w:t>Devuelve el tiempo con un reloj monotónico.</w:t>
+            </w:r>
+          </w:p>
+        </w:tc>
+      </w:tr>
+      <w:tr>
+        <w:trPr>
+          <w:cantSplit/>
+        </w:trPr>
+        <w:tc>
+          <w:tcPr>
+            <w:tcW w:w="1700" w:type="dxa"/>
+          </w:tcPr>
+          <w:p>
+            <w:pPr>
+              <w:keepNext/>
+              <w:spacing w:before="40" w:after="40"/>
+            </w:pPr>
+            <w:r>
+              <w:rPr>
+                <w:rFonts w:ascii="Consolas" w:hAnsi="Consolas" w:cs="Consolas"/>
+                <w:sz w:val="19"/>
+                <w:szCs w:val="19"/>
+              </w:rPr>
+              <w:t>encrypt</w:t>
+            </w:r>
+          </w:p>
+        </w:tc>
+        <w:tc>
+          <w:tcPr>
+            <w:tcW w:w="2560" w:type="dxa"/>
+          </w:tcPr>
+          <w:p>
+            <w:pPr>
+              <w:keepNext/>
+              <w:spacing w:before="40" w:after="40"/>
+            </w:pPr>
+            <w:r>
+              <w:rPr>
+                <w:sz w:val="18"/>
+                <w:szCs w:val="18"/>
+              </w:rPr>
+              <w:t>clave, IV, texto, longitud</w:t>
+            </w:r>
+          </w:p>
+        </w:tc>
+        <w:tc>
+          <w:tcPr>
+            <w:tcW w:w="1700" w:type="dxa"/>
+          </w:tcPr>
+          <w:p>
+            <w:pPr>
+              <w:keepNext/>
+              <w:spacing w:before="40" w:after="40"/>
+            </w:pPr>
+            <w:r>
+              <w:rPr>
+                <w:sz w:val="18"/>
+                <w:szCs w:val="18"/>
+              </w:rPr>
+              <w:t>texto cifrado y longitud</w:t>
+            </w:r>
+          </w:p>
+        </w:tc>
+        <w:tc>
+          <w:tcPr>
+            <w:tcW w:w="3400" w:type="dxa"/>
+          </w:tcPr>
+          <w:p>
+            <w:pPr>
+              <w:keepNext/>
+              <w:spacing w:before="40" w:after="40"/>
+            </w:pPr>
+            <w:r>
+              <w:rPr>
+                <w:sz w:val="18"/>
+                <w:szCs w:val="18"/>
+              </w:rPr>
+              <w:t>Cifra con AES-128-CBC y relleno PKCS#7.</w:t>
+            </w:r>
+          </w:p>
+        </w:tc>
+      </w:tr>
+      <w:tr>
+        <w:trPr>
+          <w:cantSplit/>
+        </w:trPr>
+        <w:tc>
+          <w:tcPr>
+            <w:tcW w:w="1700" w:type="dxa"/>
+          </w:tcPr>
+          <w:p>
+            <w:pPr>
+              <w:keepNext/>
+              <w:spacing w:before="40" w:after="40"/>
+            </w:pPr>
+            <w:r>
+              <w:rPr>
+                <w:rFonts w:ascii="Consolas" w:hAnsi="Consolas" w:cs="Consolas"/>
+                <w:sz w:val="19"/>
+                <w:szCs w:val="19"/>
+              </w:rPr>
+              <w:t>decrypt_full</w:t>
+            </w:r>
+          </w:p>
+        </w:tc>
+        <w:tc>
+          <w:tcPr>
+            <w:tcW w:w="2560" w:type="dxa"/>
+          </w:tcPr>
+          <w:p>
+            <w:pPr>
+              <w:keepNext/>
+              <w:spacing w:before="40" w:after="40"/>
+            </w:pPr>
+            <w:r>
+              <w:rPr>
+                <w:sz w:val="18"/>
+                <w:szCs w:val="18"/>
+              </w:rPr>
+              <w:t>contexto, clave, IV, cifrado, longitud</w:t>
+            </w:r>
+          </w:p>
+        </w:tc>
+        <w:tc>
+          <w:tcPr>
+            <w:tcW w:w="1700" w:type="dxa"/>
+          </w:tcPr>
+          <w:p>
+            <w:pPr>
+              <w:keepNext/>
+              <w:spacing w:before="40" w:after="40"/>
+            </w:pPr>
+            <w:r>
+              <w:rPr>
+                <w:sz w:val="18"/>
+                <w:szCs w:val="18"/>
+              </w:rPr>
+              <w:t>longitud del texto o -1</w:t>
+            </w:r>
+          </w:p>
+        </w:tc>
+        <w:tc>
+          <w:tcPr>
+            <w:tcW w:w="3400" w:type="dxa"/>
+          </w:tcPr>
+          <w:p>
+            <w:pPr>
+              <w:keepNext/>
+              <w:spacing w:before="40" w:after="40"/>
+            </w:pPr>
+            <w:r>
+              <w:rPr>
+                <w:sz w:val="18"/>
+                <w:szCs w:val="18"/>
+              </w:rPr>
+              <w:t>Descifra todo el mensaje y valida el relleno; -1 si la clave es incorrecta.</w:t>
+            </w:r>
+          </w:p>
+        </w:tc>
+      </w:tr>
+      <w:tr>
+        <w:trPr>
+          <w:cantSplit/>
+        </w:trPr>
+        <w:tc>
+          <w:tcPr>
+            <w:tcW w:w="1700" w:type="dxa"/>
+          </w:tcPr>
+          <w:p>
+            <w:pPr>
+              <w:keepNext/>
+              <w:spacing w:before="40" w:after="40"/>
+            </w:pPr>
+            <w:r>
+              <w:rPr>
+                <w:rFonts w:ascii="Consolas" w:hAnsi="Consolas" w:cs="Consolas"/>
+                <w:sz w:val="19"/>
+                <w:szCs w:val="19"/>
+              </w:rPr>
+              <w:t>try_key</w:t>
+            </w:r>
+          </w:p>
+        </w:tc>
+        <w:tc>
+          <w:tcPr>
+            <w:tcW w:w="2560" w:type="dxa"/>
+          </w:tcPr>
+          <w:p>
+            <w:pPr>
+              <w:keepNext/>
+              <w:spacing w:before="40" w:after="40"/>
+            </w:pPr>
+            <w:r>
+              <w:rPr>
+                <w:sz w:val="18"/>
+                <w:szCs w:val="18"/>
+              </w:rPr>
+              <w:t>contexto, prefijo, candidata, IV, cifrado, texto conocido</w:t>
+            </w:r>
+          </w:p>
+        </w:tc>
+        <w:tc>
+          <w:tcPr>
+            <w:tcW w:w="1700" w:type="dxa"/>
+          </w:tcPr>
+          <w:p>
+            <w:pPr>
+              <w:keepNext/>
+              <w:spacing w:before="40" w:after="40"/>
+            </w:pPr>
+            <w:r>
+              <w:rPr>
+                <w:sz w:val="18"/>
+                <w:szCs w:val="18"/>
+              </w:rPr>
+              <w:t>1 si coincide, 0 si no</w:t>
+            </w:r>
+          </w:p>
+        </w:tc>
+        <w:tc>
+          <w:tcPr>
+            <w:tcW w:w="3400" w:type="dxa"/>
+          </w:tcPr>
+          <w:p>
+            <w:pPr>
+              <w:keepNext/>
+              <w:spacing w:before="40" w:after="40"/>
+            </w:pPr>
+            <w:r>
+              <w:rPr>
+                <w:sz w:val="18"/>
+                <w:szCs w:val="18"/>
+              </w:rPr>
+              <w:t>Prueba una candidata: descifra el primer bloque y solo descifra todo si coincide.</w:t>
+            </w:r>
+          </w:p>
+        </w:tc>
+      </w:tr>
+      <w:tr>
+        <w:trPr>
+          <w:cantSplit/>
+        </w:trPr>
+        <w:tc>
+          <w:tcPr>
+            <w:tcW w:w="1700" w:type="dxa"/>
+          </w:tcPr>
+          <w:p>
+            <w:pPr>
+              <w:keepNext/>
+              <w:spacing w:before="40" w:after="40"/>
+            </w:pPr>
+            <w:r>
+              <w:rPr>
+                <w:rFonts w:ascii="Consolas" w:hAnsi="Consolas" w:cs="Consolas"/>
+                <w:sz w:val="19"/>
+                <w:szCs w:val="19"/>
+              </w:rPr>
+              <w:t>parse_u64</w:t>
+            </w:r>
+          </w:p>
+        </w:tc>
+        <w:tc>
+          <w:tcPr>
+            <w:tcW w:w="2560" w:type="dxa"/>
+          </w:tcPr>
+          <w:p>
+            <w:pPr>
+              <w:keepNext/>
+              <w:spacing w:before="40" w:after="40"/>
+            </w:pPr>
+            <w:r>
+              <w:rPr>
+                <w:sz w:val="18"/>
+                <w:szCs w:val="18"/>
+              </w:rPr>
+              <w:t>texto</w:t>
+            </w:r>
+          </w:p>
+        </w:tc>
+        <w:tc>
+          <w:tcPr>
+            <w:tcW w:w="1700" w:type="dxa"/>
+          </w:tcPr>
+          <w:p>
+            <w:pPr>
+              <w:keepNext/>
+              <w:spacing w:before="40" w:after="40"/>
+            </w:pPr>
+            <w:r>
+              <w:rPr>
+                <w:sz w:val="18"/>
+                <w:szCs w:val="18"/>
+              </w:rPr>
+              <w:t>entero uint64</w:t>
+            </w:r>
+          </w:p>
+        </w:tc>
+        <w:tc>
+          <w:tcPr>
+            <w:tcW w:w="3400" w:type="dxa"/>
+          </w:tcPr>
+          <w:p>
+            <w:pPr>
+              <w:keepNext/>
+              <w:spacing w:before="40" w:after="40"/>
+            </w:pPr>
+            <w:r>
+              <w:rPr>
+                <w:sz w:val="18"/>
+                <w:szCs w:val="18"/>
+              </w:rPr>
+              <w:t>Convierte un argumento a entero y rechaza valores inválidos.</w:t>
+            </w:r>
+          </w:p>
+        </w:tc>
+      </w:tr>
+      <w:tr>
+        <w:trPr>
+          <w:cantSplit/>
+        </w:trPr>
+        <w:tc>
+          <w:tcPr>
+            <w:tcW w:w="1700" w:type="dxa"/>
+          </w:tcPr>
+          <w:p>
+            <w:pPr>
+              <w:spacing w:before="40" w:after="40"/>
+            </w:pPr>
+            <w:r>
+              <w:rPr>
+                <w:rFonts w:ascii="Consolas" w:hAnsi="Consolas" w:cs="Consolas"/>
+                <w:sz w:val="19"/>
+                <w:szCs w:val="19"/>
+              </w:rPr>
+              <w:t>main</w:t>
+            </w:r>
+          </w:p>
+        </w:tc>
+        <w:tc>
+          <w:tcPr>
+            <w:tcW w:w="2560" w:type="dxa"/>
+          </w:tcPr>
+          <w:p>
+            <w:pPr>
+              <w:spacing w:before="40" w:after="40"/>
+            </w:pPr>
+            <w:r>
+              <w:rPr>
+                <w:sz w:val="18"/>
+                <w:szCs w:val="18"/>
+              </w:rPr>
+              <w:t>argumentos</w:t>
+            </w:r>
+          </w:p>
+        </w:tc>
+        <w:tc>
+          <w:tcPr>
+            <w:tcW w:w="1700" w:type="dxa"/>
+          </w:tcPr>
+          <w:p>
+            <w:pPr>
+              <w:spacing w:before="40" w:after="40"/>
+            </w:pPr>
+            <w:r>
+              <w:rPr>
+                <w:sz w:val="18"/>
+                <w:szCs w:val="18"/>
+              </w:rPr>
+              <w:t>código de salida</w:t>
+            </w:r>
+          </w:p>
+        </w:tc>
+        <w:tc>
+          <w:tcPr>
+            <w:tcW w:w="3400" w:type="dxa"/>
+          </w:tcPr>
+          <w:p>
+            <w:pPr>
+              <w:spacing w:before="40" w:after="40"/>
+            </w:pPr>
+            <w:r>
+              <w:rPr>
+                <w:sz w:val="18"/>
+                <w:szCs w:val="18"/>
+              </w:rPr>
+              <w:t>Lee argumentos, cifra, recorre el rango y reporta clave, mensaje y tiempo.</w:t>
+            </w:r>
+          </w:p>
+        </w:tc>
+      </w:tr>
+    </w:tbl>
+    <w:p>
+      <w:pPr>
+        <w:spacing w:after="120"/>
+      </w:pPr>
+    </w:p>
+    <w:p>
+      <w:pPr>
+        <w:keepNext/>
+        <w:spacing w:after="140"/>
+        <w:jc w:val="both"/>
+      </w:pPr>
+      <w:r>
+        <w:rPr>
+          <w:b/>
+          <w:bCs/>
+        </w:rPr>
+        <w:t>Funciones nuevas del proyecto</w:t>
+      </w:r>
+      <w:r>
+        <w:t xml:space="preserve"> </w:t>
+      </w:r>
+      <w:r>
+        <w:rPr>
+          <w:highlight w:val="yellow"/>
+        </w:rPr>
+        <w:t>[PENDIENTE: ajustar nombres y firmas al código final]</w:t>
+      </w:r>
+      <w:r>
+        <w:t>:</w:t>
+      </w:r>
+    </w:p>
+    <w:tbl>
+      <w:tblPr>
+        <w:tblW w:w="9360" w:type="dxa"/>
+        <w:tblBorders>
+          <w:top w:val="single" w:sz="4" w:space="0" w:color="A6A6A6"/>
+          <w:left w:val="single" w:sz="4" w:space="0" w:color="A6A6A6"/>
+          <w:bottom w:val="single" w:sz="4" w:space="0" w:color="A6A6A6"/>
+          <w:right w:val="single" w:sz="4" w:space="0" w:color="A6A6A6"/>
+          <w:insideH w:val="single" w:sz="4" w:space="0" w:color="A6A6A6"/>
+          <w:insideV w:val="single" w:sz="4" w:space="0" w:color="A6A6A6"/>
+        </w:tblBorders>
+        <w:tblLayout w:type="fixed"/>
+        <w:tblCellMar>
+          <w:left w:w="90" w:type="dxa"/>
+          <w:right w:w="90" w:type="dxa"/>
+        </w:tblCellMar>
+        <w:tblLook w:val="04A0" w:firstRow="1" w:lastRow="0" w:firstColumn="1" w:lastColumn="0" w:noHBand="0" w:noVBand="1"/>
+      </w:tblPr>
+      <w:tblGrid>
+        <w:gridCol w:w="2400"/>
+        <w:gridCol w:w="2100"/>
+        <w:gridCol w:w="1560"/>
+        <w:gridCol w:w="3300"/>
+      </w:tblGrid>
+      <w:tr>
+        <w:trPr>
+          <w:cantSplit/>
+          <w:tblHeader/>
+        </w:trPr>
+        <w:tc>
+          <w:tcPr>
+            <w:tcW w:w="2400" w:type="dxa"/>
+            <w:shd w:val="clear" w:color="auto" w:fill="D9E2F3"/>
+          </w:tcPr>
+          <w:p>
+            <w:pPr>
+              <w:keepNext/>
+              <w:spacing w:before="40" w:after="40"/>
+            </w:pPr>
+            <w:r>
+              <w:rPr>
+                <w:b/>
+                <w:bCs/>
+                <w:sz w:val="18"/>
+                <w:szCs w:val="18"/>
+              </w:rPr>
+              <w:t>Función</w:t>
+            </w:r>
+          </w:p>
+        </w:tc>
+        <w:tc>
+          <w:tcPr>
+            <w:tcW w:w="2100" w:type="dxa"/>
+            <w:shd w:val="clear" w:color="auto" w:fill="D9E2F3"/>
+          </w:tcPr>
+          <w:p>
+            <w:pPr>
+              <w:keepNext/>
+              <w:spacing w:before="40" w:after="40"/>
+            </w:pPr>
+            <w:r>
+              <w:rPr>
+                <w:b/>
+                <w:bCs/>
+                <w:sz w:val="18"/>
+                <w:szCs w:val="18"/>
+              </w:rPr>
+              <w:t>Entradas</w:t>
+            </w:r>
+          </w:p>
+        </w:tc>
+        <w:tc>
+          <w:tcPr>
+            <w:tcW w:w="1560" w:type="dxa"/>
+            <w:shd w:val="clear" w:color="auto" w:fill="D9E2F3"/>
+          </w:tcPr>
+          <w:p>
+            <w:pPr>
+              <w:keepNext/>
+              <w:spacing w:before="40" w:after="40"/>
+            </w:pPr>
+            <w:r>
+              <w:rPr>
+                <w:b/>
+                <w:bCs/>
+                <w:sz w:val="18"/>
+                <w:szCs w:val="18"/>
+              </w:rPr>
+              <w:t>Salida</w:t>
+            </w:r>
+          </w:p>
+        </w:tc>
+        <w:tc>
+          <w:tcPr>
+            <w:tcW w:w="3300" w:type="dxa"/>
+            <w:shd w:val="clear" w:color="auto" w:fill="D9E2F3"/>
+          </w:tcPr>
+          <w:p>
+            <w:pPr>
+              <w:keepNext/>
+              <w:spacing w:before="40" w:after="40"/>
+            </w:pPr>
+            <w:r>
+              <w:rPr>
+                <w:b/>
+                <w:bCs/>
+                <w:sz w:val="18"/>
+                <w:szCs w:val="18"/>
+              </w:rPr>
+              <w:t>Propósito</w:t>
+            </w:r>
+          </w:p>
+        </w:tc>
+      </w:tr>
+      <w:tr>
+        <w:trPr>
+          <w:cantSplit/>
+        </w:trPr>
+        <w:tc>
+          <w:tcPr>
+            <w:tcW w:w="2400" w:type="dxa"/>
+          </w:tcPr>
+          <w:p>
+            <w:pPr>
+              <w:keepNext/>
+              <w:spacing w:before="40" w:after="40"/>
+            </w:pPr>
+            <w:r>
+              <w:rPr>
+                <w:rFonts w:ascii="Consolas" w:hAnsi="Consolas" w:cs="Consolas"/>
+                <w:sz w:val="19"/>
+                <w:szCs w:val="19"/>
+              </w:rPr>
+              <w:t>leer_archivo</w:t>
+            </w:r>
+          </w:p>
+        </w:tc>
+        <w:tc>
+          <w:tcPr>
+            <w:tcW w:w="2100" w:type="dxa"/>
+          </w:tcPr>
+          <w:p>
+            <w:pPr>
+              <w:keepNext/>
+              <w:spacing w:before="40" w:after="40"/>
+            </w:pPr>
+            <w:r>
+              <w:rPr>
+                <w:sz w:val="18"/>
+                <w:szCs w:val="18"/>
+              </w:rPr>
+              <w:t xml:space="preserve">ruta del </w:t>
+            </w:r>
+            <w:r>
+              <w:rPr>
+                <w:rFonts w:ascii="Consolas" w:hAnsi="Consolas" w:cs="Consolas"/>
+                <w:sz w:val="19"/>
+                <w:szCs w:val="19"/>
+              </w:rPr>
+              <w:t>.txt</w:t>
+            </w:r>
+          </w:p>
+        </w:tc>
+        <w:tc>
+          <w:tcPr>
+            <w:tcW w:w="1560" w:type="dxa"/>
+          </w:tcPr>
+          <w:p>
+            <w:pPr>
+              <w:keepNext/>
+              <w:spacing w:before="40" w:after="40"/>
+            </w:pPr>
+            <w:r>
+              <w:rPr>
+                <w:sz w:val="18"/>
+                <w:szCs w:val="18"/>
+              </w:rPr>
+              <w:t>buffer y longitud</w:t>
+            </w:r>
+          </w:p>
+        </w:tc>
+        <w:tc>
+          <w:tcPr>
+            <w:tcW w:w="3300" w:type="dxa"/>
+          </w:tcPr>
+          <w:p>
+            <w:pPr>
+              <w:keepNext/>
+              <w:spacing w:before="40" w:after="40"/>
+            </w:pPr>
+            <w:r>
+              <w:rPr>
+                <w:sz w:val="18"/>
+                <w:szCs w:val="18"/>
+              </w:rPr>
+              <w:t>Lee el texto del archivo con validación de errores y tamaño.</w:t>
+            </w:r>
+          </w:p>
+        </w:tc>
+      </w:tr>
+      <w:tr>
+        <w:trPr>
+          <w:cantSplit/>
+        </w:trPr>
+        <w:tc>
+          <w:tcPr>
+            <w:tcW w:w="2400" w:type="dxa"/>
+          </w:tcPr>
+          <w:p>
+            <w:pPr>
+              <w:keepNext/>
+              <w:spacing w:before="40" w:after="40"/>
+            </w:pPr>
+            <w:r>
+              <w:rPr>
+                <w:rFonts w:ascii="Consolas" w:hAnsi="Consolas" w:cs="Consolas"/>
+                <w:sz w:val="19"/>
+                <w:szCs w:val="19"/>
+              </w:rPr>
+              <w:t>clave_desde_u64</w:t>
+            </w:r>
+          </w:p>
+        </w:tc>
+        <w:tc>
+          <w:tcPr>
+            <w:tcW w:w="2100" w:type="dxa"/>
+          </w:tcPr>
+          <w:p>
+            <w:pPr>
+              <w:keepNext/>
+              <w:spacing w:before="40" w:after="40"/>
+            </w:pPr>
+            <w:r>
+              <w:rPr>
+                <w:sz w:val="18"/>
+                <w:szCs w:val="18"/>
+              </w:rPr>
+              <w:t>entero uint64</w:t>
+            </w:r>
+          </w:p>
+        </w:tc>
+        <w:tc>
+          <w:tcPr>
+            <w:tcW w:w="1560" w:type="dxa"/>
+          </w:tcPr>
+          <w:p>
+            <w:pPr>
+              <w:keepNext/>
+              <w:spacing w:before="40" w:after="40"/>
+            </w:pPr>
+            <w:r>
+              <w:rPr>
+                <w:sz w:val="18"/>
+                <w:szCs w:val="18"/>
+              </w:rPr>
+              <w:t>clave (16 B)</w:t>
+            </w:r>
+          </w:p>
+        </w:tc>
+        <w:tc>
+          <w:tcPr>
+            <w:tcW w:w="3300" w:type="dxa"/>
+          </w:tcPr>
+          <w:p>
+            <w:pPr>
+              <w:keepNext/>
+              <w:spacing w:before="40" w:after="40"/>
+            </w:pPr>
+            <w:r>
+              <w:rPr>
+                <w:sz w:val="18"/>
+                <w:szCs w:val="18"/>
+              </w:rPr>
+              <w:t>Convierte una clave numérica a 128 bits en big-endian.</w:t>
+            </w:r>
+          </w:p>
+        </w:tc>
+      </w:tr>
+      <w:tr>
+        <w:trPr>
+          <w:cantSplit/>
+        </w:trPr>
+        <w:tc>
+          <w:tcPr>
+            <w:tcW w:w="2400" w:type="dxa"/>
+          </w:tcPr>
+          <w:p>
+            <w:pPr>
+              <w:keepNext/>
+              <w:spacing w:before="40" w:after="40"/>
+            </w:pPr>
+            <w:r>
+              <w:rPr>
+                <w:rFonts w:ascii="Consolas" w:hAnsi="Consolas" w:cs="Consolas"/>
+                <w:sz w:val="19"/>
+                <w:szCs w:val="19"/>
+              </w:rPr>
+              <w:t>contiene_frase</w:t>
+            </w:r>
+          </w:p>
+        </w:tc>
+        <w:tc>
+          <w:tcPr>
+            <w:tcW w:w="2100" w:type="dxa"/>
+          </w:tcPr>
+          <w:p>
+            <w:pPr>
+              <w:keepNext/>
+              <w:spacing w:before="40" w:after="40"/>
+            </w:pPr>
+            <w:r>
+              <w:rPr>
+                <w:sz w:val="18"/>
+                <w:szCs w:val="18"/>
+              </w:rPr>
+              <w:t>texto descifrado, frase</w:t>
+            </w:r>
+          </w:p>
+        </w:tc>
+        <w:tc>
+          <w:tcPr>
+            <w:tcW w:w="1560" w:type="dxa"/>
+          </w:tcPr>
+          <w:p>
+            <w:pPr>
+              <w:keepNext/>
+              <w:spacing w:before="40" w:after="40"/>
+            </w:pPr>
+            <w:r>
+              <w:rPr>
+                <w:sz w:val="18"/>
+                <w:szCs w:val="18"/>
+              </w:rPr>
+              <w:t>1 si la contiene</w:t>
+            </w:r>
+          </w:p>
+        </w:tc>
+        <w:tc>
+          <w:tcPr>
+            <w:tcW w:w="3300" w:type="dxa"/>
+          </w:tcPr>
+          <w:p>
+            <w:pPr>
+              <w:keepNext/>
+              <w:spacing w:before="40" w:after="40"/>
+            </w:pPr>
+            <w:r>
+              <w:rPr>
+                <w:sz w:val="18"/>
+                <w:szCs w:val="18"/>
+              </w:rPr>
+              <w:t>Revisa si el resultado contiene la frase de búsqueda.</w:t>
+            </w:r>
+          </w:p>
+        </w:tc>
+      </w:tr>
+      <w:tr>
+        <w:trPr>
+          <w:cantSplit/>
+        </w:trPr>
+        <w:tc>
+          <w:tcPr>
+            <w:tcW w:w="2400" w:type="dxa"/>
+          </w:tcPr>
+          <w:p>
+            <w:pPr>
+              <w:keepNext/>
+              <w:spacing w:before="40" w:after="40"/>
+            </w:pPr>
+            <w:r>
+              <w:rPr>
+                <w:rFonts w:ascii="Consolas" w:hAnsi="Consolas" w:cs="Consolas"/>
+                <w:sz w:val="19"/>
+                <w:szCs w:val="19"/>
+              </w:rPr>
+              <w:t>buscar_intercalada</w:t>
+            </w:r>
+          </w:p>
+        </w:tc>
+        <w:tc>
+          <w:tcPr>
+            <w:tcW w:w="2100" w:type="dxa"/>
+          </w:tcPr>
+          <w:p>
+            <w:pPr>
+              <w:keepNext/>
+              <w:spacing w:before="40" w:after="40"/>
+            </w:pPr>
+            <w:r>
+              <w:rPr>
+                <w:sz w:val="18"/>
+                <w:szCs w:val="18"/>
+              </w:rPr>
+              <w:t>rank, size, N</w:t>
+            </w:r>
+          </w:p>
+        </w:tc>
+        <w:tc>
+          <w:tcPr>
+            <w:tcW w:w="1560" w:type="dxa"/>
+          </w:tcPr>
+          <w:p>
+            <w:pPr>
+              <w:keepNext/>
+              <w:spacing w:before="40" w:after="40"/>
+            </w:pPr>
+            <w:r>
+              <w:rPr>
+                <w:sz w:val="18"/>
+                <w:szCs w:val="18"/>
+              </w:rPr>
+              <w:t>clave o no encontrada</w:t>
+            </w:r>
+          </w:p>
+        </w:tc>
+        <w:tc>
+          <w:tcPr>
+            <w:tcW w:w="3300" w:type="dxa"/>
+          </w:tcPr>
+          <w:p>
+            <w:pPr>
+              <w:keepNext/>
+              <w:spacing w:before="40" w:after="40"/>
+            </w:pPr>
+            <w:r>
+              <w:rPr>
+                <w:sz w:val="18"/>
+                <w:szCs w:val="18"/>
+              </w:rPr>
+              <w:t>Estrategia 1: prueba k = rank, rank + size, …</w:t>
+            </w:r>
+          </w:p>
+        </w:tc>
+      </w:tr>
+      <w:tr>
+        <w:trPr>
+          <w:cantSplit/>
+        </w:trPr>
+        <w:tc>
+          <w:tcPr>
+            <w:tcW w:w="2400" w:type="dxa"/>
+          </w:tcPr>
+          <w:p>
+            <w:pPr>
+              <w:keepNext/>
+              <w:spacing w:before="40" w:after="40"/>
+            </w:pPr>
+            <w:r>
+              <w:rPr>
+                <w:rFonts w:ascii="Consolas" w:hAnsi="Consolas" w:cs="Consolas"/>
+                <w:sz w:val="19"/>
+                <w:szCs w:val="19"/>
+              </w:rPr>
+              <w:t>buscar_bloques</w:t>
+            </w:r>
+          </w:p>
+        </w:tc>
+        <w:tc>
+          <w:tcPr>
+            <w:tcW w:w="2100" w:type="dxa"/>
+          </w:tcPr>
+          <w:p>
+            <w:pPr>
+              <w:keepNext/>
+              <w:spacing w:before="40" w:after="40"/>
+            </w:pPr>
+            <w:r>
+              <w:rPr>
+                <w:sz w:val="18"/>
+                <w:szCs w:val="18"/>
+              </w:rPr>
+              <w:t>rank, size, N</w:t>
+            </w:r>
+          </w:p>
+        </w:tc>
+        <w:tc>
+          <w:tcPr>
+            <w:tcW w:w="1560" w:type="dxa"/>
+          </w:tcPr>
+          <w:p>
+            <w:pPr>
+              <w:keepNext/>
+              <w:spacing w:before="40" w:after="40"/>
+            </w:pPr>
+            <w:r>
+              <w:rPr>
+                <w:sz w:val="18"/>
+                <w:szCs w:val="18"/>
+              </w:rPr>
+              <w:t>clave o no encontrada</w:t>
+            </w:r>
+          </w:p>
+        </w:tc>
+        <w:tc>
+          <w:tcPr>
+            <w:tcW w:w="3300" w:type="dxa"/>
+          </w:tcPr>
+          <w:p>
+            <w:pPr>
+              <w:keepNext/>
+              <w:spacing w:before="40" w:after="40"/>
+            </w:pPr>
+            <w:r>
+              <w:rPr>
+                <w:sz w:val="18"/>
+                <w:szCs w:val="18"/>
+              </w:rPr>
+              <w:t>Estrategia 2: recorre el bloque contiguo del proceso.</w:t>
+            </w:r>
+          </w:p>
+        </w:tc>
+      </w:tr>
+      <w:tr>
+        <w:trPr>
+          <w:cantSplit/>
+        </w:trPr>
+        <w:tc>
+          <w:tcPr>
+            <w:tcW w:w="2400" w:type="dxa"/>
+          </w:tcPr>
+          <w:p>
+            <w:pPr>
+              <w:keepNext/>
+              <w:spacing w:before="40" w:after="40"/>
+            </w:pPr>
+            <w:r>
+              <w:rPr>
+                <w:rFonts w:ascii="Consolas" w:hAnsi="Consolas" w:cs="Consolas"/>
+                <w:sz w:val="19"/>
+                <w:szCs w:val="19"/>
+              </w:rPr>
+              <w:t>avisar_encontrada</w:t>
+            </w:r>
+          </w:p>
+        </w:tc>
+        <w:tc>
+          <w:tcPr>
+            <w:tcW w:w="2100" w:type="dxa"/>
+          </w:tcPr>
+          <w:p>
+            <w:pPr>
+              <w:keepNext/>
+              <w:spacing w:before="40" w:after="40"/>
+            </w:pPr>
+            <w:r>
+              <w:rPr>
+                <w:sz w:val="18"/>
+                <w:szCs w:val="18"/>
+              </w:rPr>
+              <w:t>clave, rank, size</w:t>
+            </w:r>
+          </w:p>
+        </w:tc>
+        <w:tc>
+          <w:tcPr>
+            <w:tcW w:w="1560" w:type="dxa"/>
+          </w:tcPr>
+          <w:p>
+            <w:pPr>
+              <w:keepNext/>
+              <w:spacing w:before="40" w:after="40"/>
+            </w:pPr>
+            <w:r>
+              <w:rPr>
+                <w:sz w:val="18"/>
+                <w:szCs w:val="18"/>
+              </w:rPr>
+              <w:t>ninguna</w:t>
+            </w:r>
+          </w:p>
+        </w:tc>
+        <w:tc>
+          <w:tcPr>
+            <w:tcW w:w="3300" w:type="dxa"/>
+          </w:tcPr>
+          <w:p>
+            <w:pPr>
+              <w:keepNext/>
+              <w:spacing w:before="40" w:after="40"/>
+            </w:pPr>
+            <w:r>
+              <w:rPr>
+                <w:sz w:val="18"/>
+                <w:szCs w:val="18"/>
+              </w:rPr>
+              <w:t xml:space="preserve">Envía </w:t>
+            </w:r>
+            <w:r>
+              <w:rPr>
+                <w:rFonts w:ascii="Consolas" w:hAnsi="Consolas" w:cs="Consolas"/>
+                <w:sz w:val="19"/>
+                <w:szCs w:val="19"/>
+              </w:rPr>
+              <w:t>FOUND</w:t>
+            </w:r>
+            <w:r>
+              <w:rPr>
+                <w:sz w:val="18"/>
+                <w:szCs w:val="18"/>
+              </w:rPr>
+              <w:t xml:space="preserve"> con la clave a los demás procesos.</w:t>
+            </w:r>
+          </w:p>
+        </w:tc>
+      </w:tr>
+      <w:tr>
+        <w:trPr>
+          <w:cantSplit/>
+        </w:trPr>
+        <w:tc>
+          <w:tcPr>
+            <w:tcW w:w="2400" w:type="dxa"/>
+          </w:tcPr>
+          <w:p>
+            <w:pPr>
+              <w:spacing w:before="40" w:after="40"/>
+            </w:pPr>
+            <w:r>
+              <w:rPr>
+                <w:rFonts w:ascii="Consolas" w:hAnsi="Consolas" w:cs="Consolas"/>
+                <w:sz w:val="19"/>
+                <w:szCs w:val="19"/>
+              </w:rPr>
+              <w:t>hay_mensaje_found</w:t>
+            </w:r>
+          </w:p>
+        </w:tc>
+        <w:tc>
+          <w:tcPr>
+            <w:tcW w:w="2100" w:type="dxa"/>
+          </w:tcPr>
+          <w:p>
+            <w:pPr>
+              <w:spacing w:before="40" w:after="40"/>
+            </w:pPr>
+            <w:r>
+              <w:rPr>
+                <w:sz w:val="18"/>
+                <w:szCs w:val="18"/>
+              </w:rPr>
+              <w:t>ninguna</w:t>
+            </w:r>
+          </w:p>
+        </w:tc>
+        <w:tc>
+          <w:tcPr>
+            <w:tcW w:w="1560" w:type="dxa"/>
+          </w:tcPr>
+          <w:p>
+            <w:pPr>
+              <w:spacing w:before="40" w:after="40"/>
+            </w:pPr>
+            <w:r>
+              <w:rPr>
+                <w:sz w:val="18"/>
+                <w:szCs w:val="18"/>
+              </w:rPr>
+              <w:t>1 si hay mensaje</w:t>
+            </w:r>
+          </w:p>
+        </w:tc>
+        <w:tc>
+          <w:tcPr>
+            <w:tcW w:w="3300" w:type="dxa"/>
+          </w:tcPr>
+          <w:p>
+            <w:pPr>
+              <w:spacing w:before="40" w:after="40"/>
+            </w:pPr>
+            <w:r>
+              <w:rPr>
+                <w:sz w:val="18"/>
+                <w:szCs w:val="18"/>
+              </w:rPr>
+              <w:t xml:space="preserve">Revisa con </w:t>
+            </w:r>
+            <w:r>
+              <w:rPr>
+                <w:rFonts w:ascii="Consolas" w:hAnsi="Consolas" w:cs="Consolas"/>
+                <w:sz w:val="19"/>
+                <w:szCs w:val="19"/>
+              </w:rPr>
+              <w:t>MPI_Iprobe</w:t>
+            </w:r>
+            <w:r>
+              <w:rPr>
+                <w:sz w:val="18"/>
+                <w:szCs w:val="18"/>
+              </w:rPr>
+              <w:t xml:space="preserve"> si otro proceso encontró la clave.</w:t>
+            </w:r>
+          </w:p>
+        </w:tc>
+      </w:tr>
+    </w:tbl>
+    <w:p>
+      <w:pPr>
+        <w:spacing w:after="120"/>
+      </w:pPr>
+    </w:p>
+    <w:p>
+      <w:pPr>
+        <w:keepNext/>
+        <w:spacing w:after="140"/>
+        <w:jc w:val="both"/>
+      </w:pPr>
+      <w:r>
+        <w:rPr>
+          <w:b/>
+          <w:bCs/>
+        </w:rPr>
+        <w:lastRenderedPageBreak/>
+        <w:t>Librerías:</w:t>
+      </w:r>
+    </w:p>
+    <w:tbl>
+      <w:tblPr>
+        <w:tblW w:w="9360" w:type="dxa"/>
+        <w:tblBorders>
+          <w:top w:val="single" w:sz="4" w:space="0" w:color="A6A6A6"/>
+          <w:left w:val="single" w:sz="4" w:space="0" w:color="A6A6A6"/>
+          <w:bottom w:val="single" w:sz="4" w:space="0" w:color="A6A6A6"/>
+          <w:right w:val="single" w:sz="4" w:space="0" w:color="A6A6A6"/>
+          <w:insideH w:val="single" w:sz="4" w:space="0" w:color="A6A6A6"/>
+          <w:insideV w:val="single" w:sz="4" w:space="0" w:color="A6A6A6"/>
+        </w:tblBorders>
+        <w:tblLayout w:type="fixed"/>
+        <w:tblCellMar>
+          <w:left w:w="90" w:type="dxa"/>
+          <w:right w:w="90" w:type="dxa"/>
+        </w:tblCellMar>
+        <w:tblLook w:val="04A0" w:firstRow="1" w:lastRow="0" w:firstColumn="1" w:lastColumn="0" w:noHBand="0" w:noVBand="1"/>
+      </w:tblPr>
+      <w:tblGrid>
+        <w:gridCol w:w="2300"/>
+        <w:gridCol w:w="7060"/>
+      </w:tblGrid>
+      <w:tr>
+        <w:trPr>
+          <w:cantSplit/>
+          <w:tblHeader/>
+        </w:trPr>
+        <w:tc>
+          <w:tcPr>
+            <w:tcW w:w="2300" w:type="dxa"/>
+            <w:shd w:val="clear" w:color="auto" w:fill="D9E2F3"/>
+          </w:tcPr>
+          <w:p>
+            <w:pPr>
+              <w:keepNext/>
+              <w:spacing w:before="40" w:after="40"/>
+            </w:pPr>
+            <w:r>
+              <w:rPr>
+                <w:b/>
+                <w:bCs/>
+                <w:sz w:val="18"/>
+                <w:szCs w:val="18"/>
+              </w:rPr>
+              <w:t>Librería</w:t>
+            </w:r>
+          </w:p>
+        </w:tc>
+        <w:tc>
+          <w:tcPr>
+            <w:tcW w:w="7060" w:type="dxa"/>
+            <w:shd w:val="clear" w:color="auto" w:fill="D9E2F3"/>
+          </w:tcPr>
+          <w:p>
+            <w:pPr>
+              <w:keepNext/>
+              <w:spacing w:before="40" w:after="40"/>
+            </w:pPr>
+            <w:r>
+              <w:rPr>
+                <w:b/>
+                <w:bCs/>
+                <w:sz w:val="18"/>
+                <w:szCs w:val="18"/>
+              </w:rPr>
+              <w:t>Funciones usadas y propósito</w:t>
+            </w:r>
+          </w:p>
+        </w:tc>
+      </w:tr>
+      <w:tr>
+        <w:trPr>
+          <w:cantSplit/>
+        </w:trPr>
+        <w:tc>
+          <w:tcPr>
+            <w:tcW w:w="2300" w:type="dxa"/>
+          </w:tcPr>
+          <w:p>
+            <w:pPr>
+              <w:keepNext/>
+              <w:spacing w:before="40" w:after="40"/>
+            </w:pPr>
+            <w:r>
+              <w:rPr>
+                <w:sz w:val="18"/>
+                <w:szCs w:val="18"/>
+              </w:rPr>
+              <w:t>OpenSSL (EVP)</w:t>
+            </w:r>
+          </w:p>
+        </w:tc>
+        <w:tc>
+          <w:tcPr>
+            <w:tcW w:w="7060" w:type="dxa"/>
+          </w:tcPr>
+          <w:p>
+            <w:pPr>
+              <w:keepNext/>
+              <w:spacing w:before="40" w:after="40"/>
+            </w:pPr>
+            <w:r>
+              <w:rPr>
+                <w:rFonts w:ascii="Consolas" w:hAnsi="Consolas" w:cs="Consolas"/>
+                <w:sz w:val="19"/>
+                <w:szCs w:val="19"/>
+              </w:rPr>
+              <w:t>EVP_CIPHER_CTX_new/free</w:t>
+            </w:r>
+            <w:r>
+              <w:rPr>
+                <w:sz w:val="18"/>
+                <w:szCs w:val="18"/>
+              </w:rPr>
+              <w:t xml:space="preserve">, </w:t>
+            </w:r>
+            <w:r>
+              <w:rPr>
+                <w:rFonts w:ascii="Consolas" w:hAnsi="Consolas" w:cs="Consolas"/>
+                <w:sz w:val="19"/>
+                <w:szCs w:val="19"/>
+              </w:rPr>
+              <w:t>EVP_EncryptInit_ex</w:t>
+            </w:r>
+            <w:r>
+              <w:rPr>
+                <w:sz w:val="18"/>
+                <w:szCs w:val="18"/>
+              </w:rPr>
+              <w:t xml:space="preserve">, </w:t>
+            </w:r>
+            <w:r>
+              <w:rPr>
+                <w:rFonts w:ascii="Consolas" w:hAnsi="Consolas" w:cs="Consolas"/>
+                <w:sz w:val="19"/>
+                <w:szCs w:val="19"/>
+              </w:rPr>
+              <w:t>EVP_DecryptInit_ex</w:t>
+            </w:r>
+            <w:r>
+              <w:rPr>
+                <w:sz w:val="18"/>
+                <w:szCs w:val="18"/>
+              </w:rPr>
+              <w:t xml:space="preserve">, </w:t>
+            </w:r>
+            <w:r>
+              <w:rPr>
+                <w:rFonts w:ascii="Consolas" w:hAnsi="Consolas" w:cs="Consolas"/>
+                <w:sz w:val="19"/>
+                <w:szCs w:val="19"/>
+              </w:rPr>
+              <w:t>EVP_*Update</w:t>
+            </w:r>
+            <w:r>
+              <w:rPr>
+                <w:sz w:val="18"/>
+                <w:szCs w:val="18"/>
+              </w:rPr>
+              <w:t xml:space="preserve">, </w:t>
+            </w:r>
+            <w:r>
+              <w:rPr>
+                <w:rFonts w:ascii="Consolas" w:hAnsi="Consolas" w:cs="Consolas"/>
+                <w:sz w:val="19"/>
+                <w:szCs w:val="19"/>
+              </w:rPr>
+              <w:t>EVP_*Final_ex</w:t>
+            </w:r>
+            <w:r>
+              <w:rPr>
+                <w:sz w:val="18"/>
+                <w:szCs w:val="18"/>
+              </w:rPr>
+              <w:t xml:space="preserve">, </w:t>
+            </w:r>
+            <w:r>
+              <w:rPr>
+                <w:rFonts w:ascii="Consolas" w:hAnsi="Consolas" w:cs="Consolas"/>
+                <w:sz w:val="19"/>
+                <w:szCs w:val="19"/>
+              </w:rPr>
+              <w:t>EVP_CIPHER_CTX_set_padding</w:t>
+            </w:r>
+            <w:r>
+              <w:rPr>
+                <w:sz w:val="18"/>
+                <w:szCs w:val="18"/>
+              </w:rPr>
+              <w:t xml:space="preserve">, </w:t>
+            </w:r>
+            <w:r>
+              <w:rPr>
+                <w:rFonts w:ascii="Consolas" w:hAnsi="Consolas" w:cs="Consolas"/>
+                <w:sz w:val="19"/>
+                <w:szCs w:val="19"/>
+              </w:rPr>
+              <w:t>EVP_aes_128_cbc</w:t>
+            </w:r>
+            <w:r>
+              <w:rPr>
+                <w:sz w:val="18"/>
+                <w:szCs w:val="18"/>
+              </w:rPr>
+              <w:t xml:space="preserve">, </w:t>
+            </w:r>
+            <w:r>
+              <w:rPr>
+                <w:rFonts w:ascii="Consolas" w:hAnsi="Consolas" w:cs="Consolas"/>
+                <w:sz w:val="19"/>
+                <w:szCs w:val="19"/>
+              </w:rPr>
+              <w:t>RAND_bytes</w:t>
+            </w:r>
+            <w:r>
+              <w:rPr>
+                <w:sz w:val="18"/>
+                <w:szCs w:val="18"/>
+              </w:rPr>
+              <w:t>: cifrado y descifrado AES-128 y generación de bytes aleatorios.</w:t>
+            </w:r>
+          </w:p>
+        </w:tc>
+      </w:tr>
+      <w:tr>
+        <w:trPr>
+          <w:cantSplit/>
+        </w:trPr>
+        <w:tc>
+          <w:tcPr>
+            <w:tcW w:w="2300" w:type="dxa"/>
+          </w:tcPr>
+          <w:p>
+            <w:pPr>
+              <w:keepNext/>
+              <w:spacing w:before="40" w:after="40"/>
+            </w:pPr>
+            <w:r>
+              <w:rPr>
+                <w:sz w:val="18"/>
+                <w:szCs w:val="18"/>
+              </w:rPr>
+              <w:t>Open MPI</w:t>
+            </w:r>
+          </w:p>
+        </w:tc>
+        <w:tc>
+          <w:tcPr>
+            <w:tcW w:w="7060" w:type="dxa"/>
+          </w:tcPr>
+          <w:p>
+            <w:pPr>
+              <w:keepNext/>
+              <w:spacing w:before="40" w:after="40"/>
+            </w:pPr>
+            <w:r>
+              <w:rPr>
+                <w:rFonts w:ascii="Consolas" w:hAnsi="Consolas" w:cs="Consolas"/>
+                <w:sz w:val="19"/>
+                <w:szCs w:val="19"/>
+              </w:rPr>
+              <w:t>MPI_Init</w:t>
+            </w:r>
+            <w:r>
+              <w:rPr>
+                <w:sz w:val="18"/>
+                <w:szCs w:val="18"/>
+              </w:rPr>
+              <w:t xml:space="preserve">, </w:t>
+            </w:r>
+            <w:r>
+              <w:rPr>
+                <w:rFonts w:ascii="Consolas" w:hAnsi="Consolas" w:cs="Consolas"/>
+                <w:sz w:val="19"/>
+                <w:szCs w:val="19"/>
+              </w:rPr>
+              <w:t>MPI_Comm_rank</w:t>
+            </w:r>
+            <w:r>
+              <w:rPr>
+                <w:sz w:val="18"/>
+                <w:szCs w:val="18"/>
+              </w:rPr>
+              <w:t xml:space="preserve">, </w:t>
+            </w:r>
+            <w:r>
+              <w:rPr>
+                <w:rFonts w:ascii="Consolas" w:hAnsi="Consolas" w:cs="Consolas"/>
+                <w:sz w:val="19"/>
+                <w:szCs w:val="19"/>
+              </w:rPr>
+              <w:t>MPI_Comm_size</w:t>
+            </w:r>
+            <w:r>
+              <w:rPr>
+                <w:sz w:val="18"/>
+                <w:szCs w:val="18"/>
+              </w:rPr>
+              <w:t xml:space="preserve">, </w:t>
+            </w:r>
+            <w:r>
+              <w:rPr>
+                <w:rFonts w:ascii="Consolas" w:hAnsi="Consolas" w:cs="Consolas"/>
+                <w:sz w:val="19"/>
+                <w:szCs w:val="19"/>
+              </w:rPr>
+              <w:t>MPI_Send</w:t>
+            </w:r>
+            <w:r>
+              <w:rPr>
+                <w:sz w:val="18"/>
+                <w:szCs w:val="18"/>
+              </w:rPr>
+              <w:t xml:space="preserve">, </w:t>
+            </w:r>
+            <w:r>
+              <w:rPr>
+                <w:rFonts w:ascii="Consolas" w:hAnsi="Consolas" w:cs="Consolas"/>
+                <w:sz w:val="19"/>
+                <w:szCs w:val="19"/>
+              </w:rPr>
+              <w:t>MPI_Recv</w:t>
+            </w:r>
+            <w:r>
+              <w:rPr>
+                <w:sz w:val="18"/>
+                <w:szCs w:val="18"/>
+              </w:rPr>
+              <w:t xml:space="preserve">, </w:t>
+            </w:r>
+            <w:r>
+              <w:rPr>
+                <w:rFonts w:ascii="Consolas" w:hAnsi="Consolas" w:cs="Consolas"/>
+                <w:sz w:val="19"/>
+                <w:szCs w:val="19"/>
+              </w:rPr>
+              <w:t>MPI_Iprobe</w:t>
+            </w:r>
+            <w:r>
+              <w:rPr>
+                <w:sz w:val="18"/>
+                <w:szCs w:val="18"/>
+              </w:rPr>
+              <w:t xml:space="preserve">, </w:t>
+            </w:r>
+            <w:r>
+              <w:rPr>
+                <w:rFonts w:ascii="Consolas" w:hAnsi="Consolas" w:cs="Consolas"/>
+                <w:sz w:val="19"/>
+                <w:szCs w:val="19"/>
+              </w:rPr>
+              <w:t>MPI_Barrier</w:t>
+            </w:r>
+            <w:r>
+              <w:rPr>
+                <w:sz w:val="18"/>
+                <w:szCs w:val="18"/>
+              </w:rPr>
+              <w:t xml:space="preserve">, </w:t>
+            </w:r>
+            <w:r>
+              <w:rPr>
+                <w:rFonts w:ascii="Consolas" w:hAnsi="Consolas" w:cs="Consolas"/>
+                <w:sz w:val="19"/>
+                <w:szCs w:val="19"/>
+              </w:rPr>
+              <w:t>MPI_Reduce</w:t>
+            </w:r>
+            <w:r>
+              <w:rPr>
+                <w:sz w:val="18"/>
+                <w:szCs w:val="18"/>
+              </w:rPr>
+              <w:t xml:space="preserve">, </w:t>
+            </w:r>
+            <w:r>
+              <w:rPr>
+                <w:rFonts w:ascii="Consolas" w:hAnsi="Consolas" w:cs="Consolas"/>
+                <w:sz w:val="19"/>
+                <w:szCs w:val="19"/>
+              </w:rPr>
+              <w:t>MPI_Wtime</w:t>
+            </w:r>
+            <w:r>
+              <w:rPr>
+                <w:sz w:val="18"/>
+                <w:szCs w:val="18"/>
+              </w:rPr>
+              <w:t xml:space="preserve">, </w:t>
+            </w:r>
+            <w:r>
+              <w:rPr>
+                <w:rFonts w:ascii="Consolas" w:hAnsi="Consolas" w:cs="Consolas"/>
+                <w:sz w:val="19"/>
+                <w:szCs w:val="19"/>
+              </w:rPr>
+              <w:t>MPI_Finalize</w:t>
+            </w:r>
+            <w:r>
+              <w:rPr>
+                <w:sz w:val="18"/>
+                <w:szCs w:val="18"/>
+              </w:rPr>
+              <w:t>: creación de procesos, mensajes, sincronización y medición.</w:t>
+            </w:r>
+          </w:p>
+        </w:tc>
+      </w:tr>
+      <w:tr>
+        <w:trPr>
+          <w:cantSplit/>
+        </w:trPr>
+        <w:tc>
+          <w:tcPr>
+            <w:tcW w:w="2300" w:type="dxa"/>
+          </w:tcPr>
+          <w:p>
+            <w:pPr>
+              <w:spacing w:before="40" w:after="40"/>
+            </w:pPr>
+            <w:r>
+              <w:rPr>
+                <w:sz w:val="18"/>
+                <w:szCs w:val="18"/>
+              </w:rPr>
+              <w:t>Biblioteca estándar de C</w:t>
+            </w:r>
+          </w:p>
+        </w:tc>
+        <w:tc>
+          <w:tcPr>
+            <w:tcW w:w="7060" w:type="dxa"/>
+          </w:tcPr>
+          <w:p>
+            <w:pPr>
+              <w:spacing w:before="40" w:after="40"/>
+            </w:pPr>
+            <w:r>
+              <w:rPr>
+                <w:rFonts w:ascii="Consolas" w:hAnsi="Consolas" w:cs="Consolas"/>
+                <w:sz w:val="19"/>
+                <w:szCs w:val="19"/>
+              </w:rPr>
+              <w:t>stdio.h</w:t>
+            </w:r>
+            <w:r>
+              <w:rPr>
+                <w:sz w:val="18"/>
+                <w:szCs w:val="18"/>
+              </w:rPr>
+              <w:t xml:space="preserve">, </w:t>
+            </w:r>
+            <w:r>
+              <w:rPr>
+                <w:rFonts w:ascii="Consolas" w:hAnsi="Consolas" w:cs="Consolas"/>
+                <w:sz w:val="19"/>
+                <w:szCs w:val="19"/>
+              </w:rPr>
+              <w:t>stdlib.h</w:t>
+            </w:r>
+            <w:r>
+              <w:rPr>
+                <w:sz w:val="18"/>
+                <w:szCs w:val="18"/>
+              </w:rPr>
+              <w:t xml:space="preserve">, </w:t>
+            </w:r>
+            <w:r>
+              <w:rPr>
+                <w:rFonts w:ascii="Consolas" w:hAnsi="Consolas" w:cs="Consolas"/>
+                <w:sz w:val="19"/>
+                <w:szCs w:val="19"/>
+              </w:rPr>
+              <w:t>string.h</w:t>
+            </w:r>
+            <w:r>
+              <w:rPr>
+                <w:sz w:val="18"/>
+                <w:szCs w:val="18"/>
+              </w:rPr>
+              <w:t xml:space="preserve">, </w:t>
+            </w:r>
+            <w:r>
+              <w:rPr>
+                <w:rFonts w:ascii="Consolas" w:hAnsi="Consolas" w:cs="Consolas"/>
+                <w:sz w:val="19"/>
+                <w:szCs w:val="19"/>
+              </w:rPr>
+              <w:t>stdint.h</w:t>
+            </w:r>
+            <w:r>
+              <w:rPr>
+                <w:sz w:val="18"/>
+                <w:szCs w:val="18"/>
+              </w:rPr>
+              <w:t xml:space="preserve">, </w:t>
+            </w:r>
+            <w:r>
+              <w:rPr>
+                <w:rFonts w:ascii="Consolas" w:hAnsi="Consolas" w:cs="Consolas"/>
+                <w:sz w:val="19"/>
+                <w:szCs w:val="19"/>
+              </w:rPr>
+              <w:t>inttypes.h</w:t>
+            </w:r>
+            <w:r>
+              <w:rPr>
+                <w:sz w:val="18"/>
+                <w:szCs w:val="18"/>
+              </w:rPr>
+              <w:t xml:space="preserve">, </w:t>
+            </w:r>
+            <w:r>
+              <w:rPr>
+                <w:rFonts w:ascii="Consolas" w:hAnsi="Consolas" w:cs="Consolas"/>
+                <w:sz w:val="19"/>
+                <w:szCs w:val="19"/>
+              </w:rPr>
+              <w:t>time.h</w:t>
+            </w:r>
+            <w:r>
+              <w:rPr>
+                <w:sz w:val="18"/>
+                <w:szCs w:val="18"/>
+              </w:rPr>
+              <w:t>: archivos, memoria, cadenas, enteros de 64 bits y reloj.</w:t>
+            </w:r>
+          </w:p>
+        </w:tc>
+      </w:tr>
+    </w:tbl>
+    <w:p>
+      <w:pPr>
+        <w:spacing w:after="120"/>
+      </w:pPr>
+    </w:p>
+    <w:p>
+      <w:pPr>
+        <w:pStyle w:val="Ttulo1"/>
+        <w:keepNext/>
+        <w:pageBreakBefore/>
+      </w:pPr>
+      <w:bookmarkStart w:id="21" w:name="_Toc9022"/>
+      <w:r>
+        <w:lastRenderedPageBreak/>
+        <w:t>Anexo 2. Bitácora de pruebas y speedups</w:t>
+      </w:r>
+      <w:bookmarkEnd w:id="21"/>
+    </w:p>
+    <w:p>
+      <w:pPr>
+        <w:keepNext/>
+        <w:spacing w:after="140"/>
+        <w:jc w:val="both"/>
+      </w:pPr>
+      <w:r>
+        <w:t xml:space="preserve">Cada prueba debe incluir la captura con el comando y el resultado. Sin evidencia no se califica esta parte. </w:t>
+      </w:r>
+      <w:r>
+        <w:rPr>
+          <w:highlight w:val="yellow"/>
+        </w:rPr>
+        <w:t>[PENDIENTE: llenar con las mediciones reales y agregar las capturas]</w:t>
+      </w:r>
+    </w:p>
+    <w:tbl>
+      <w:tblPr>
+        <w:tblW w:w="9360" w:type="dxa"/>
+        <w:tblBorders>
+          <w:top w:val="single" w:sz="4" w:space="0" w:color="A6A6A6"/>
+          <w:left w:val="single" w:sz="4" w:space="0" w:color="A6A6A6"/>
+          <w:bottom w:val="single" w:sz="4" w:space="0" w:color="A6A6A6"/>
+          <w:right w:val="single" w:sz="4" w:space="0" w:color="A6A6A6"/>
+          <w:insideH w:val="single" w:sz="4" w:space="0" w:color="A6A6A6"/>
+          <w:insideV w:val="single" w:sz="4" w:space="0" w:color="A6A6A6"/>
+        </w:tblBorders>
+        <w:tblLayout w:type="fixed"/>
+        <w:tblCellMar>
+          <w:left w:w="90" w:type="dxa"/>
+          <w:right w:w="90" w:type="dxa"/>
+        </w:tblCellMar>
+        <w:tblLook w:val="04A0" w:firstRow="1" w:lastRow="0" w:firstColumn="1" w:lastColumn="0" w:noHBand="0" w:noVBand="1"/>
+      </w:tblPr>
+      <w:tblGrid>
+        <w:gridCol w:w="700"/>
+        <w:gridCol w:w="2900"/>
+        <w:gridCol w:w="1700"/>
+        <w:gridCol w:w="1300"/>
+        <w:gridCol w:w="2760"/>
+      </w:tblGrid>
+      <w:tr>
+        <w:trPr>
+          <w:cantSplit/>
+          <w:tblHeader/>
+        </w:trPr>
+        <w:tc>
+          <w:tcPr>
+            <w:tcW w:w="700" w:type="dxa"/>
+            <w:shd w:val="clear" w:color="auto" w:fill="D9E2F3"/>
+          </w:tcPr>
+          <w:p>
+            <w:pPr>
+              <w:keepNext/>
+              <w:spacing w:before="40" w:after="40"/>
+            </w:pPr>
+            <w:r>
+              <w:rPr>
+                <w:b/>
+                <w:bCs/>
+                <w:sz w:val="18"/>
+                <w:szCs w:val="18"/>
+              </w:rPr>
+              <w:t>No.</w:t>
+            </w:r>
+          </w:p>
+        </w:tc>
+        <w:tc>
+          <w:tcPr>
+            <w:tcW w:w="2900" w:type="dxa"/>
+            <w:shd w:val="clear" w:color="auto" w:fill="D9E2F3"/>
+          </w:tcPr>
+          <w:p>
+            <w:pPr>
+              <w:keepNext/>
+              <w:spacing w:before="40" w:after="40"/>
+            </w:pPr>
+            <w:r>
+              <w:rPr>
+                <w:b/>
+                <w:bCs/>
+                <w:sz w:val="18"/>
+                <w:szCs w:val="18"/>
+              </w:rPr>
+              <w:t>Prueba y comando</w:t>
+            </w:r>
+          </w:p>
+        </w:tc>
+        <w:tc>
+          <w:tcPr>
+            <w:tcW w:w="1700" w:type="dxa"/>
+            <w:shd w:val="clear" w:color="auto" w:fill="D9E2F3"/>
+          </w:tcPr>
+          <w:p>
+            <w:pPr>
+              <w:keepNext/>
+              <w:spacing w:before="40" w:after="40"/>
+            </w:pPr>
+            <w:r>
+              <w:rPr>
+                <w:b/>
+                <w:bCs/>
+                <w:sz w:val="18"/>
+                <w:szCs w:val="18"/>
+              </w:rPr>
+              <w:t>Resultado</w:t>
+            </w:r>
+          </w:p>
+        </w:tc>
+        <w:tc>
+          <w:tcPr>
+            <w:tcW w:w="1300" w:type="dxa"/>
+            <w:shd w:val="clear" w:color="auto" w:fill="D9E2F3"/>
+          </w:tcPr>
+          <w:p>
+            <w:pPr>
+              <w:keepNext/>
+              <w:spacing w:before="40" w:after="40"/>
+            </w:pPr>
+            <w:r>
+              <w:rPr>
+                <w:b/>
+                <w:bCs/>
+                <w:sz w:val="18"/>
+                <w:szCs w:val="18"/>
+              </w:rPr>
+              <w:t>Tiempo (s)</w:t>
+            </w:r>
+          </w:p>
+        </w:tc>
+        <w:tc>
+          <w:tcPr>
+            <w:tcW w:w="2760" w:type="dxa"/>
+            <w:shd w:val="clear" w:color="auto" w:fill="D9E2F3"/>
+          </w:tcPr>
+          <w:p>
+            <w:pPr>
+              <w:keepNext/>
+              <w:spacing w:before="40" w:after="40"/>
+            </w:pPr>
+            <w:r>
+              <w:rPr>
+                <w:b/>
+                <w:bCs/>
+                <w:sz w:val="18"/>
+                <w:szCs w:val="18"/>
+              </w:rPr>
+              <w:t>Captura</w:t>
+            </w:r>
+          </w:p>
+        </w:tc>
+      </w:tr>
+      <w:tr>
+        <w:trPr>
+          <w:cantSplit/>
+        </w:trPr>
+        <w:tc>
+          <w:tcPr>
+            <w:tcW w:w="700" w:type="dxa"/>
+          </w:tcPr>
+          <w:p>
+            <w:pPr>
+              <w:keepNext/>
+              <w:spacing w:before="40" w:after="40"/>
+            </w:pPr>
+            <w:r>
+              <w:rPr>
+                <w:sz w:val="18"/>
+                <w:szCs w:val="18"/>
+              </w:rPr>
+              <w:t>1</w:t>
+            </w:r>
+          </w:p>
+        </w:tc>
+        <w:tc>
+          <w:tcPr>
+            <w:tcW w:w="2900" w:type="dxa"/>
+          </w:tcPr>
+          <w:p>
+            <w:pPr>
+              <w:keepNext/>
+              <w:spacing w:before="40" w:after="40"/>
+            </w:pPr>
+            <w:r>
+              <w:rPr>
+                <w:sz w:val="18"/>
+                <w:szCs w:val="18"/>
+              </w:rPr>
+              <w:t xml:space="preserve">Cifrar </w:t>
+            </w:r>
+            <w:r>
+              <w:rPr>
+                <w:rFonts w:ascii="Consolas" w:hAnsi="Consolas" w:cs="Consolas"/>
+                <w:sz w:val="19"/>
+                <w:szCs w:val="19"/>
+              </w:rPr>
+              <w:t>.txt</w:t>
+            </w:r>
+            <w:r>
+              <w:rPr>
+                <w:sz w:val="18"/>
+                <w:szCs w:val="18"/>
+              </w:rPr>
+              <w:t xml:space="preserve"> con la clave dada</w:t>
+            </w:r>
+          </w:p>
+        </w:tc>
+        <w:tc>
+          <w:tcPr>
+            <w:tcW w:w="1700" w:type="dxa"/>
+          </w:tcPr>
+          <w:p>
+            <w:pPr>
+              <w:keepNext/>
+              <w:spacing w:before="40" w:after="40"/>
+            </w:pPr>
+            <w:r>
+              <w:rPr>
+                <w:sz w:val="18"/>
+                <w:szCs w:val="18"/>
+                <w:highlight w:val="yellow"/>
+              </w:rPr>
+              <w:t>[PEND.]</w:t>
+            </w:r>
+          </w:p>
+        </w:tc>
+        <w:tc>
+          <w:tcPr>
+            <w:tcW w:w="1300" w:type="dxa"/>
+          </w:tcPr>
+          <w:p>
+            <w:pPr>
+              <w:keepNext/>
+              <w:spacing w:before="40" w:after="40"/>
+            </w:pPr>
+            <w:r>
+              <w:rPr>
+                <w:sz w:val="18"/>
+                <w:szCs w:val="18"/>
+              </w:rPr>
+              <w:t>—</w:t>
+            </w:r>
+          </w:p>
+        </w:tc>
+        <w:tc>
+          <w:tcPr>
+            <w:tcW w:w="2760" w:type="dxa"/>
+          </w:tcPr>
+          <w:p>
+            <w:pPr>
+              <w:keepNext/>
+              <w:spacing w:before="40" w:after="40"/>
+            </w:pPr>
+            <w:r>
+              <w:rPr>
+                <w:sz w:val="18"/>
+                <w:szCs w:val="18"/>
+                <w:highlight w:val="yellow"/>
+              </w:rPr>
+              <w:t>[Figura PEND.]</w:t>
+            </w:r>
+          </w:p>
+        </w:tc>
+      </w:tr>
+      <w:tr>
+        <w:trPr>
+          <w:cantSplit/>
+        </w:trPr>
+        <w:tc>
+          <w:tcPr>
+            <w:tcW w:w="700" w:type="dxa"/>
+          </w:tcPr>
+          <w:p>
+            <w:pPr>
+              <w:keepNext/>
+              <w:spacing w:before="40" w:after="40"/>
+            </w:pPr>
+            <w:r>
+              <w:rPr>
+                <w:sz w:val="18"/>
+                <w:szCs w:val="18"/>
+              </w:rPr>
+              <w:t>2</w:t>
+            </w:r>
+          </w:p>
+        </w:tc>
+        <w:tc>
+          <w:tcPr>
+            <w:tcW w:w="2900" w:type="dxa"/>
+          </w:tcPr>
+          <w:p>
+            <w:pPr>
+              <w:keepNext/>
+              <w:spacing w:before="40" w:after="40"/>
+            </w:pPr>
+            <w:r>
+              <w:rPr>
+                <w:sz w:val="18"/>
+                <w:szCs w:val="18"/>
+              </w:rPr>
+              <w:t>Descifrar con la misma clave</w:t>
+            </w:r>
+          </w:p>
+        </w:tc>
+        <w:tc>
+          <w:tcPr>
+            <w:tcW w:w="1700" w:type="dxa"/>
+          </w:tcPr>
+          <w:p>
+            <w:pPr>
+              <w:keepNext/>
+              <w:spacing w:before="40" w:after="40"/>
+            </w:pPr>
+            <w:r>
+              <w:rPr>
+                <w:sz w:val="18"/>
+                <w:szCs w:val="18"/>
+                <w:highlight w:val="yellow"/>
+              </w:rPr>
+              <w:t>[PEND.]</w:t>
+            </w:r>
+          </w:p>
+        </w:tc>
+        <w:tc>
+          <w:tcPr>
+            <w:tcW w:w="1300" w:type="dxa"/>
+          </w:tcPr>
+          <w:p>
+            <w:pPr>
+              <w:keepNext/>
+              <w:spacing w:before="40" w:after="40"/>
+            </w:pPr>
+            <w:r>
+              <w:rPr>
+                <w:sz w:val="18"/>
+                <w:szCs w:val="18"/>
+              </w:rPr>
+              <w:t>—</w:t>
+            </w:r>
+          </w:p>
+        </w:tc>
+        <w:tc>
+          <w:tcPr>
+            <w:tcW w:w="2760" w:type="dxa"/>
+          </w:tcPr>
+          <w:p>
+            <w:pPr>
+              <w:keepNext/>
+              <w:spacing w:before="40" w:after="40"/>
+            </w:pPr>
+            <w:r>
+              <w:rPr>
+                <w:sz w:val="18"/>
+                <w:szCs w:val="18"/>
+                <w:highlight w:val="yellow"/>
+              </w:rPr>
+              <w:t>[Figura PEND.]</w:t>
+            </w:r>
+          </w:p>
+        </w:tc>
+      </w:tr>
+      <w:tr>
+        <w:trPr>
+          <w:cantSplit/>
+        </w:trPr>
+        <w:tc>
+          <w:tcPr>
+            <w:tcW w:w="700" w:type="dxa"/>
+          </w:tcPr>
+          <w:p>
+            <w:pPr>
+              <w:keepNext/>
+              <w:spacing w:before="40" w:after="40"/>
+            </w:pPr>
+            <w:r>
+              <w:rPr>
+                <w:sz w:val="18"/>
+                <w:szCs w:val="18"/>
+              </w:rPr>
+              <w:t>3</w:t>
+            </w:r>
+          </w:p>
+        </w:tc>
+        <w:tc>
+          <w:tcPr>
+            <w:tcW w:w="2900" w:type="dxa"/>
+          </w:tcPr>
+          <w:p>
+            <w:pPr>
+              <w:keepNext/>
+              <w:spacing w:before="40" w:after="40"/>
+            </w:pPr>
+            <w:r>
+              <w:rPr>
+                <w:sz w:val="18"/>
+                <w:szCs w:val="18"/>
+              </w:rPr>
+              <w:t xml:space="preserve">Búsqueda a), estrategia 1, </w:t>
+            </w:r>
+            <w:r>
+              <w:rPr>
+                <w:rFonts w:ascii="Consolas" w:hAnsi="Consolas" w:cs="Consolas"/>
+                <w:sz w:val="19"/>
+                <w:szCs w:val="19"/>
+              </w:rPr>
+              <w:t>-np 4</w:t>
+            </w:r>
+          </w:p>
+        </w:tc>
+        <w:tc>
+          <w:tcPr>
+            <w:tcW w:w="1700" w:type="dxa"/>
+          </w:tcPr>
+          <w:p>
+            <w:pPr>
+              <w:keepNext/>
+              <w:spacing w:before="40" w:after="40"/>
+            </w:pPr>
+            <w:r>
+              <w:rPr>
+                <w:sz w:val="18"/>
+                <w:szCs w:val="18"/>
+                <w:highlight w:val="yellow"/>
+              </w:rPr>
+              <w:t>[PEND.]</w:t>
+            </w:r>
+          </w:p>
+        </w:tc>
+        <w:tc>
+          <w:tcPr>
+            <w:tcW w:w="1300" w:type="dxa"/>
+          </w:tcPr>
+          <w:p>
+            <w:pPr>
+              <w:keepNext/>
+              <w:spacing w:before="40" w:after="40"/>
+            </w:pPr>
+            <w:r>
+              <w:rPr>
+                <w:sz w:val="18"/>
+                <w:szCs w:val="18"/>
+                <w:highlight w:val="yellow"/>
+              </w:rPr>
+              <w:t>[PEND.]</w:t>
+            </w:r>
+          </w:p>
+        </w:tc>
+        <w:tc>
+          <w:tcPr>
+            <w:tcW w:w="2760" w:type="dxa"/>
+          </w:tcPr>
+          <w:p>
+            <w:pPr>
+              <w:keepNext/>
+              <w:spacing w:before="40" w:after="40"/>
+            </w:pPr>
+            <w:r>
+              <w:rPr>
+                <w:sz w:val="18"/>
+                <w:szCs w:val="18"/>
+                <w:highlight w:val="yellow"/>
+              </w:rPr>
+              <w:t>[Figura PEND.]</w:t>
+            </w:r>
+          </w:p>
+        </w:tc>
+      </w:tr>
+      <w:tr>
+        <w:trPr>
+          <w:cantSplit/>
+        </w:trPr>
+        <w:tc>
+          <w:tcPr>
+            <w:tcW w:w="700" w:type="dxa"/>
+          </w:tcPr>
+          <w:p>
+            <w:pPr>
+              <w:keepNext/>
+              <w:spacing w:before="40" w:after="40"/>
+            </w:pPr>
+            <w:r>
+              <w:rPr>
+                <w:sz w:val="18"/>
+                <w:szCs w:val="18"/>
+              </w:rPr>
+              <w:t>4</w:t>
+            </w:r>
+          </w:p>
+        </w:tc>
+        <w:tc>
+          <w:tcPr>
+            <w:tcW w:w="2900" w:type="dxa"/>
+          </w:tcPr>
+          <w:p>
+            <w:pPr>
+              <w:keepNext/>
+              <w:spacing w:before="40" w:after="40"/>
+            </w:pPr>
+            <w:r>
+              <w:rPr>
+                <w:sz w:val="18"/>
+                <w:szCs w:val="18"/>
+              </w:rPr>
+              <w:t xml:space="preserve">Búsqueda a), estrategia 2, </w:t>
+            </w:r>
+            <w:r>
+              <w:rPr>
+                <w:rFonts w:ascii="Consolas" w:hAnsi="Consolas" w:cs="Consolas"/>
+                <w:sz w:val="19"/>
+                <w:szCs w:val="19"/>
+              </w:rPr>
+              <w:t>-np 4</w:t>
+            </w:r>
+          </w:p>
+        </w:tc>
+        <w:tc>
+          <w:tcPr>
+            <w:tcW w:w="1700" w:type="dxa"/>
+          </w:tcPr>
+          <w:p>
+            <w:pPr>
+              <w:keepNext/>
+              <w:spacing w:before="40" w:after="40"/>
+            </w:pPr>
+            <w:r>
+              <w:rPr>
+                <w:sz w:val="18"/>
+                <w:szCs w:val="18"/>
+                <w:highlight w:val="yellow"/>
+              </w:rPr>
+              <w:t>[PEND.]</w:t>
+            </w:r>
+          </w:p>
+        </w:tc>
+        <w:tc>
+          <w:tcPr>
+            <w:tcW w:w="1300" w:type="dxa"/>
+          </w:tcPr>
+          <w:p>
+            <w:pPr>
+              <w:keepNext/>
+              <w:spacing w:before="40" w:after="40"/>
+            </w:pPr>
+            <w:r>
+              <w:rPr>
+                <w:sz w:val="18"/>
+                <w:szCs w:val="18"/>
+                <w:highlight w:val="yellow"/>
+              </w:rPr>
+              <w:t>[PEND.]</w:t>
+            </w:r>
+          </w:p>
+        </w:tc>
+        <w:tc>
+          <w:tcPr>
+            <w:tcW w:w="2760" w:type="dxa"/>
+          </w:tcPr>
+          <w:p>
+            <w:pPr>
+              <w:keepNext/>
+              <w:spacing w:before="40" w:after="40"/>
+            </w:pPr>
+            <w:r>
+              <w:rPr>
+                <w:sz w:val="18"/>
+                <w:szCs w:val="18"/>
+                <w:highlight w:val="yellow"/>
+              </w:rPr>
+              <w:t>[Figura PEND.]</w:t>
+            </w:r>
+          </w:p>
+        </w:tc>
+      </w:tr>
+      <w:tr>
+        <w:trPr>
+          <w:cantSplit/>
+        </w:trPr>
+        <w:tc>
+          <w:tcPr>
+            <w:tcW w:w="700" w:type="dxa"/>
+          </w:tcPr>
+          <w:p>
+            <w:pPr>
+              <w:keepNext/>
+              <w:spacing w:before="40" w:after="40"/>
+            </w:pPr>
+            <w:r>
+              <w:rPr>
+                <w:sz w:val="18"/>
+                <w:szCs w:val="18"/>
+              </w:rPr>
+              <w:t>5</w:t>
+            </w:r>
+          </w:p>
+        </w:tc>
+        <w:tc>
+          <w:tcPr>
+            <w:tcW w:w="2900" w:type="dxa"/>
+          </w:tcPr>
+          <w:p>
+            <w:pPr>
+              <w:keepNext/>
+              <w:spacing w:before="40" w:after="40"/>
+            </w:pPr>
+            <w:r>
+              <w:rPr>
+                <w:sz w:val="18"/>
+                <w:szCs w:val="18"/>
+              </w:rPr>
+              <w:t xml:space="preserve">Búsqueda b), estrategia 1, </w:t>
+            </w:r>
+            <w:r>
+              <w:rPr>
+                <w:rFonts w:ascii="Consolas" w:hAnsi="Consolas" w:cs="Consolas"/>
+                <w:sz w:val="19"/>
+                <w:szCs w:val="19"/>
+              </w:rPr>
+              <w:t>-np 4</w:t>
+            </w:r>
+          </w:p>
+        </w:tc>
+        <w:tc>
+          <w:tcPr>
+            <w:tcW w:w="1700" w:type="dxa"/>
+          </w:tcPr>
+          <w:p>
+            <w:pPr>
+              <w:keepNext/>
+              <w:spacing w:before="40" w:after="40"/>
+            </w:pPr>
+            <w:r>
+              <w:rPr>
+                <w:sz w:val="18"/>
+                <w:szCs w:val="18"/>
+                <w:highlight w:val="yellow"/>
+              </w:rPr>
+              <w:t>[PEND.]</w:t>
+            </w:r>
+          </w:p>
+        </w:tc>
+        <w:tc>
+          <w:tcPr>
+            <w:tcW w:w="1300" w:type="dxa"/>
+          </w:tcPr>
+          <w:p>
+            <w:pPr>
+              <w:keepNext/>
+              <w:spacing w:before="40" w:after="40"/>
+            </w:pPr>
+            <w:r>
+              <w:rPr>
+                <w:sz w:val="18"/>
+                <w:szCs w:val="18"/>
+                <w:highlight w:val="yellow"/>
+              </w:rPr>
+              <w:t>[PEND.]</w:t>
+            </w:r>
+          </w:p>
+        </w:tc>
+        <w:tc>
+          <w:tcPr>
+            <w:tcW w:w="2760" w:type="dxa"/>
+          </w:tcPr>
+          <w:p>
+            <w:pPr>
+              <w:keepNext/>
+              <w:spacing w:before="40" w:after="40"/>
+            </w:pPr>
+            <w:r>
+              <w:rPr>
+                <w:sz w:val="18"/>
+                <w:szCs w:val="18"/>
+                <w:highlight w:val="yellow"/>
+              </w:rPr>
+              <w:t>[Figura PEND.]</w:t>
+            </w:r>
+          </w:p>
+        </w:tc>
+      </w:tr>
+      <w:tr>
+        <w:trPr>
+          <w:cantSplit/>
+        </w:trPr>
+        <w:tc>
+          <w:tcPr>
+            <w:tcW w:w="700" w:type="dxa"/>
+          </w:tcPr>
+          <w:p>
+            <w:pPr>
+              <w:keepNext/>
+              <w:spacing w:before="40" w:after="40"/>
+            </w:pPr>
+            <w:r>
+              <w:rPr>
+                <w:sz w:val="18"/>
+                <w:szCs w:val="18"/>
+              </w:rPr>
+              <w:t>6</w:t>
+            </w:r>
+          </w:p>
+        </w:tc>
+        <w:tc>
+          <w:tcPr>
+            <w:tcW w:w="2900" w:type="dxa"/>
+          </w:tcPr>
+          <w:p>
+            <w:pPr>
+              <w:keepNext/>
+              <w:spacing w:before="40" w:after="40"/>
+            </w:pPr>
+            <w:r>
+              <w:rPr>
+                <w:sz w:val="18"/>
+                <w:szCs w:val="18"/>
+              </w:rPr>
+              <w:t xml:space="preserve">Búsqueda b), estrategia 2, </w:t>
+            </w:r>
+            <w:r>
+              <w:rPr>
+                <w:rFonts w:ascii="Consolas" w:hAnsi="Consolas" w:cs="Consolas"/>
+                <w:sz w:val="19"/>
+                <w:szCs w:val="19"/>
+              </w:rPr>
+              <w:t>-np 4</w:t>
+            </w:r>
+          </w:p>
+        </w:tc>
+        <w:tc>
+          <w:tcPr>
+            <w:tcW w:w="1700" w:type="dxa"/>
+          </w:tcPr>
+          <w:p>
+            <w:pPr>
+              <w:keepNext/>
+              <w:spacing w:before="40" w:after="40"/>
+            </w:pPr>
+            <w:r>
+              <w:rPr>
+                <w:sz w:val="18"/>
+                <w:szCs w:val="18"/>
+                <w:highlight w:val="yellow"/>
+              </w:rPr>
+              <w:t>[PEND.]</w:t>
+            </w:r>
+          </w:p>
+        </w:tc>
+        <w:tc>
+          <w:tcPr>
+            <w:tcW w:w="1300" w:type="dxa"/>
+          </w:tcPr>
+          <w:p>
+            <w:pPr>
+              <w:keepNext/>
+              <w:spacing w:before="40" w:after="40"/>
+            </w:pPr>
+            <w:r>
+              <w:rPr>
+                <w:sz w:val="18"/>
+                <w:szCs w:val="18"/>
+                <w:highlight w:val="yellow"/>
+              </w:rPr>
+              <w:t>[PEND.]</w:t>
+            </w:r>
+          </w:p>
+        </w:tc>
+        <w:tc>
+          <w:tcPr>
+            <w:tcW w:w="2760" w:type="dxa"/>
+          </w:tcPr>
+          <w:p>
+            <w:pPr>
+              <w:keepNext/>
+              <w:spacing w:before="40" w:after="40"/>
+            </w:pPr>
+            <w:r>
+              <w:rPr>
+                <w:sz w:val="18"/>
+                <w:szCs w:val="18"/>
+                <w:highlight w:val="yellow"/>
+              </w:rPr>
+              <w:t>[Figura PEND.]</w:t>
+            </w:r>
+          </w:p>
+        </w:tc>
+      </w:tr>
+      <w:tr>
+        <w:trPr>
+          <w:cantSplit/>
+        </w:trPr>
+        <w:tc>
+          <w:tcPr>
+            <w:tcW w:w="700" w:type="dxa"/>
+          </w:tcPr>
+          <w:p>
+            <w:pPr>
+              <w:keepNext/>
+              <w:spacing w:before="40" w:after="40"/>
+            </w:pPr>
+            <w:r>
+              <w:rPr>
+                <w:sz w:val="18"/>
+                <w:szCs w:val="18"/>
+              </w:rPr>
+              <w:t>7</w:t>
+            </w:r>
+          </w:p>
+        </w:tc>
+        <w:tc>
+          <w:tcPr>
+            <w:tcW w:w="2900" w:type="dxa"/>
+          </w:tcPr>
+          <w:p>
+            <w:pPr>
+              <w:keepNext/>
+              <w:spacing w:before="40" w:after="40"/>
+            </w:pPr>
+            <w:r>
+              <w:rPr>
+                <w:sz w:val="18"/>
+                <w:szCs w:val="18"/>
+              </w:rPr>
+              <w:t xml:space="preserve">Búsqueda c), estrategia 1, </w:t>
+            </w:r>
+            <w:r>
+              <w:rPr>
+                <w:rFonts w:ascii="Consolas" w:hAnsi="Consolas" w:cs="Consolas"/>
+                <w:sz w:val="19"/>
+                <w:szCs w:val="19"/>
+              </w:rPr>
+              <w:t>-np 4</w:t>
+            </w:r>
+          </w:p>
+        </w:tc>
+        <w:tc>
+          <w:tcPr>
+            <w:tcW w:w="1700" w:type="dxa"/>
+          </w:tcPr>
+          <w:p>
+            <w:pPr>
+              <w:keepNext/>
+              <w:spacing w:before="40" w:after="40"/>
+            </w:pPr>
+            <w:r>
+              <w:rPr>
+                <w:sz w:val="18"/>
+                <w:szCs w:val="18"/>
+                <w:highlight w:val="yellow"/>
+              </w:rPr>
+              <w:t>[PEND.]</w:t>
+            </w:r>
+          </w:p>
+        </w:tc>
+        <w:tc>
+          <w:tcPr>
+            <w:tcW w:w="1300" w:type="dxa"/>
+          </w:tcPr>
+          <w:p>
+            <w:pPr>
+              <w:keepNext/>
+              <w:spacing w:before="40" w:after="40"/>
+            </w:pPr>
+            <w:r>
+              <w:rPr>
+                <w:sz w:val="18"/>
+                <w:szCs w:val="18"/>
+                <w:highlight w:val="yellow"/>
+              </w:rPr>
+              <w:t>[PEND.]</w:t>
+            </w:r>
+          </w:p>
+        </w:tc>
+        <w:tc>
+          <w:tcPr>
+            <w:tcW w:w="2760" w:type="dxa"/>
+          </w:tcPr>
+          <w:p>
+            <w:pPr>
+              <w:keepNext/>
+              <w:spacing w:before="40" w:after="40"/>
+            </w:pPr>
+            <w:r>
+              <w:rPr>
+                <w:sz w:val="18"/>
+                <w:szCs w:val="18"/>
+                <w:highlight w:val="yellow"/>
+              </w:rPr>
+              <w:t>[Figura PEND.]</w:t>
+            </w:r>
+          </w:p>
+        </w:tc>
+      </w:tr>
+      <w:tr>
+        <w:trPr>
+          <w:cantSplit/>
+        </w:trPr>
+        <w:tc>
+          <w:tcPr>
+            <w:tcW w:w="700" w:type="dxa"/>
+          </w:tcPr>
+          <w:p>
+            <w:pPr>
+              <w:keepNext/>
+              <w:spacing w:before="40" w:after="40"/>
+            </w:pPr>
+            <w:r>
+              <w:rPr>
+                <w:sz w:val="18"/>
+                <w:szCs w:val="18"/>
+              </w:rPr>
+              <w:t>8</w:t>
+            </w:r>
+          </w:p>
+        </w:tc>
+        <w:tc>
+          <w:tcPr>
+            <w:tcW w:w="2900" w:type="dxa"/>
+          </w:tcPr>
+          <w:p>
+            <w:pPr>
+              <w:keepNext/>
+              <w:spacing w:before="40" w:after="40"/>
+            </w:pPr>
+            <w:r>
+              <w:rPr>
+                <w:sz w:val="18"/>
+                <w:szCs w:val="18"/>
+              </w:rPr>
+              <w:t xml:space="preserve">Búsqueda c), estrategia 2, </w:t>
+            </w:r>
+            <w:r>
+              <w:rPr>
+                <w:rFonts w:ascii="Consolas" w:hAnsi="Consolas" w:cs="Consolas"/>
+                <w:sz w:val="19"/>
+                <w:szCs w:val="19"/>
+              </w:rPr>
+              <w:t>-np 4</w:t>
+            </w:r>
+          </w:p>
+        </w:tc>
+        <w:tc>
+          <w:tcPr>
+            <w:tcW w:w="1700" w:type="dxa"/>
+          </w:tcPr>
+          <w:p>
+            <w:pPr>
+              <w:keepNext/>
+              <w:spacing w:before="40" w:after="40"/>
+            </w:pPr>
+            <w:r>
+              <w:rPr>
+                <w:sz w:val="18"/>
+                <w:szCs w:val="18"/>
+                <w:highlight w:val="yellow"/>
+              </w:rPr>
+              <w:t>[PEND.]</w:t>
+            </w:r>
+          </w:p>
+        </w:tc>
+        <w:tc>
+          <w:tcPr>
+            <w:tcW w:w="1300" w:type="dxa"/>
+          </w:tcPr>
+          <w:p>
+            <w:pPr>
+              <w:keepNext/>
+              <w:spacing w:before="40" w:after="40"/>
+            </w:pPr>
+            <w:r>
+              <w:rPr>
+                <w:sz w:val="18"/>
+                <w:szCs w:val="18"/>
+                <w:highlight w:val="yellow"/>
+              </w:rPr>
+              <w:t>[PEND.]</w:t>
+            </w:r>
+          </w:p>
+        </w:tc>
+        <w:tc>
+          <w:tcPr>
+            <w:tcW w:w="2760" w:type="dxa"/>
+          </w:tcPr>
+          <w:p>
+            <w:pPr>
+              <w:keepNext/>
+              <w:spacing w:before="40" w:after="40"/>
+            </w:pPr>
+            <w:r>
+              <w:rPr>
+                <w:sz w:val="18"/>
+                <w:szCs w:val="18"/>
+                <w:highlight w:val="yellow"/>
+              </w:rPr>
+              <w:t>[Figura PEND.]</w:t>
+            </w:r>
+          </w:p>
+        </w:tc>
+      </w:tr>
+      <w:tr>
+        <w:trPr>
+          <w:cantSplit/>
+        </w:trPr>
+        <w:tc>
+          <w:tcPr>
+            <w:tcW w:w="700" w:type="dxa"/>
+          </w:tcPr>
+          <w:p>
+            <w:pPr>
+              <w:spacing w:before="40" w:after="40"/>
+            </w:pPr>
+            <w:r>
+              <w:rPr>
+                <w:sz w:val="18"/>
+                <w:szCs w:val="18"/>
+              </w:rPr>
+              <w:t>9</w:t>
+            </w:r>
+          </w:p>
+        </w:tc>
+        <w:tc>
+          <w:tcPr>
+            <w:tcW w:w="2900" w:type="dxa"/>
+          </w:tcPr>
+          <w:p>
+            <w:pPr>
+              <w:spacing w:before="40" w:after="40"/>
+            </w:pPr>
+            <w:r>
+              <w:rPr>
+                <w:sz w:val="18"/>
+                <w:szCs w:val="18"/>
+              </w:rPr>
+              <w:t>Versión secuencial (referencia para el Speedup)</w:t>
+            </w:r>
+          </w:p>
+        </w:tc>
+        <w:tc>
+          <w:tcPr>
+            <w:tcW w:w="1700" w:type="dxa"/>
+          </w:tcPr>
+          <w:p>
+            <w:pPr>
+              <w:spacing w:before="40" w:after="40"/>
+            </w:pPr>
+            <w:r>
+              <w:rPr>
+                <w:sz w:val="18"/>
+                <w:szCs w:val="18"/>
+                <w:highlight w:val="yellow"/>
+              </w:rPr>
+              <w:t>[PEND.]</w:t>
+            </w:r>
+          </w:p>
+        </w:tc>
+        <w:tc>
+          <w:tcPr>
+            <w:tcW w:w="1300" w:type="dxa"/>
+          </w:tcPr>
+          <w:p>
+            <w:pPr>
+              <w:spacing w:before="40" w:after="40"/>
+            </w:pPr>
+            <w:r>
+              <w:rPr>
+                <w:sz w:val="18"/>
+                <w:szCs w:val="18"/>
+                <w:highlight w:val="yellow"/>
+              </w:rPr>
+              <w:t>[PEND.]</w:t>
+            </w:r>
+          </w:p>
+        </w:tc>
+        <w:tc>
+          <w:tcPr>
+            <w:tcW w:w="2760" w:type="dxa"/>
+          </w:tcPr>
+          <w:p>
+            <w:pPr>
+              <w:spacing w:before="40" w:after="40"/>
+            </w:pPr>
+            <w:r>
+              <w:rPr>
+                <w:sz w:val="18"/>
+                <w:szCs w:val="18"/>
+                <w:highlight w:val="yellow"/>
+              </w:rPr>
+              <w:t>[Figura PEND.]</w:t>
+            </w:r>
+          </w:p>
+        </w:tc>
+      </w:tr>
+    </w:tbl>
+    <w:p>
+      <w:pPr>
+        <w:spacing w:after="120"/>
+      </w:pPr>
+    </w:p>
+    <w:p>
+      <w:pPr>
+        <w:spacing w:after="140"/>
+        <w:jc w:val="both"/>
+      </w:pPr>
+      <w:r>
+        <w:rPr>
+          <w:b/>
+          <w:bCs/>
+        </w:rPr>
+        <w:t>Cálculo del Speedup:</w:t>
+      </w:r>
+      <w:r>
+        <w:t xml:space="preserve"> S = T_secuencial / T_paralelo y E = S / p, con p = 4. </w:t>
+      </w:r>
+      <w:r>
+        <w:rPr>
+          <w:highlight w:val="yellow"/>
+        </w:rPr>
+        <w:t>[PENDIENTE: agregar aquí la tabla de repeticiones y promedios por prueba]</w:t>
+      </w:r>
+    </w:p>
+    <w:p>
+      <w:pPr>
+        <w:pStyle w:val="Ttulo1"/>
+        <w:keepNext/>
+        <w:pageBreakBefore/>
+        <w:rPr>
+          <w:lang w:val="en-US"/>
+        </w:rPr>
+      </w:pPr>
+      <w:bookmarkStart w:id="22" w:name="_Toc9023"/>
+      <w:r>
+        <w:rPr>
+          <w:lang w:val="en-US"/>
+        </w:rPr>
+        <w:lastRenderedPageBreak/>
         <w:t>Referencias</w:t>
       </w:r>
-      <w:proofErr w:type="spellEnd"/>
-    </w:p>
-    <w:p>
-      <w:pPr>
-        <w:spacing w:after="80"/>
+      <w:bookmarkEnd w:id="22"/>
+    </w:p>
+    <w:p>
+      <w:pPr>
+        <w:spacing w:after="100"/>
+        <w:ind w:left="454" w:hanging="454"/>
         <w:rPr>
           <w:lang w:val="en-US"/>
         </w:rPr>
       </w:pPr>
-      <w:hyperlink r:id="rId8" w:history="1">
-        <w:proofErr w:type="spellStart"/>
-        <w:r>
-          <w:rPr>
-            <w:rFonts w:cs="Calibri"/>
-            <w:color w:val="0563C1"/>
-            <w:u w:val="single"/>
-            <w:lang w:val="en-US"/>
-          </w:rPr>
-          <w:t>OpenDengue</w:t>
-        </w:r>
-        <w:proofErr w:type="spellEnd"/>
-        <w:r>
-          <w:rPr>
-            <w:rFonts w:cs="Calibri"/>
-            <w:color w:val="0563C1"/>
-            <w:u w:val="single"/>
-            <w:lang w:val="en-US"/>
-          </w:rPr>
-          <w:t>, datos (V1.3)</w:t>
-        </w:r>
-      </w:hyperlink>
-    </w:p>
-    <w:p>
-      <w:pPr>
-        <w:spacing w:after="80"/>
+      <w:r>
         <w:rPr>
           <w:lang w:val="en-US"/>
         </w:rPr>
-      </w:pPr>
-      <w:hyperlink r:id="rId9" w:history="1">
-        <w:r>
-          <w:rPr>
-            <w:rFonts w:cs="Calibri"/>
-            <w:color w:val="0563C1"/>
-            <w:u w:val="single"/>
-            <w:lang w:val="en-US"/>
-          </w:rPr>
-          <w:t>A global dataset of publicly available dengue case count data. Scientific Data (2024)</w:t>
-        </w:r>
-      </w:hyperlink>
-    </w:p>
-    <w:p>
-      <w:pPr>
-        <w:spacing w:after="80"/>
+        <w:t>[1] NIST (2001). FIPS PUB 197: Advanced Encryption Standard (AES). National Institute of Standards and Technology.</w:t>
+      </w:r>
+    </w:p>
+    <w:p>
+      <w:pPr>
+        <w:spacing w:after="100"/>
+        <w:ind w:left="454" w:hanging="454"/>
         <w:rPr>
           <w:lang w:val="en-US"/>
         </w:rPr>
       </w:pPr>
-      <w:hyperlink r:id="rId10" w:history="1">
-        <w:r>
-          <w:rPr>
-            <w:rFonts w:cs="Calibri"/>
-            <w:color w:val="0563C1"/>
-            <w:u w:val="single"/>
-            <w:lang w:val="en-US"/>
-          </w:rPr>
-          <w:t>Mathematical Modeling of Dengue Epidemic: Control Methods and Vaccination Strategies (arXiv)</w:t>
-        </w:r>
-      </w:hyperlink>
-    </w:p>
-    <w:p>
-      <w:pPr>
-        <w:spacing w:after="80"/>
+      <w:r>
         <w:rPr>
           <w:lang w:val="en-US"/>
         </w:rPr>
-      </w:pPr>
-      <w:hyperlink r:id="rId11" w:history="1">
-        <w:r>
-          <w:rPr>
-            <w:rFonts w:cs="Calibri"/>
-            <w:color w:val="0563C1"/>
-            <w:u w:val="single"/>
-            <w:lang w:val="en-US"/>
-          </w:rPr>
-          <w:t>Sensitivity Analysis of SEIR-SEI Model of Dengue Disease (arXiv)</w:t>
-        </w:r>
-      </w:hyperlink>
-    </w:p>
-    <w:p>
-      <w:pPr>
-        <w:spacing w:after="80"/>
+        <w:t>[2] Daemen, J. y Rijmen, V. (2002). The Design of Rijndael. Springer.</w:t>
+      </w:r>
+    </w:p>
+    <w:p>
+      <w:pPr>
+        <w:spacing w:after="100"/>
+        <w:ind w:left="454" w:hanging="454"/>
         <w:rPr>
           <w:lang w:val="en-US"/>
         </w:rPr>
       </w:pPr>
-      <w:hyperlink r:id="rId12" w:history="1">
-        <w:r>
-          <w:rPr>
-            <w:rFonts w:cs="Calibri"/>
-            <w:color w:val="0563C1"/>
-            <w:u w:val="single"/>
-            <w:lang w:val="en-US"/>
-          </w:rPr>
-          <w:t>Optimal-control techniques for managing dengue outbreaks (Western Sydney University)</w:t>
-        </w:r>
-      </w:hyperlink>
-    </w:p>
-    <w:p>
-      <w:pPr>
-        <w:spacing w:after="80"/>
-      </w:pPr>
-      <w:hyperlink r:id="rId13" w:history="1">
-        <w:r>
-          <w:rPr>
-            <w:rFonts w:cs="Calibri"/>
-            <w:color w:val="0563C1"/>
-            <w:u w:val="single"/>
-          </w:rPr>
-          <w:t>MSPAS Guatemala, boletín de arbovirosis (ejemplo, semana 43 de 2017)</w:t>
-        </w:r>
-      </w:hyperlink>
-    </w:p>
+      <w:r>
+        <w:rPr>
+          <w:lang w:val="en-US"/>
+        </w:rPr>
+        <w:t>[3] Dworkin, M. (2001). NIST SP 800-38A: Recommendation for Block Cipher Modes of Operation. National Institute of Standards and Technology.</w:t>
+      </w:r>
+    </w:p>
+    <w:p>
+      <w:pPr>
+        <w:spacing w:after="100"/>
+        <w:ind w:left="454" w:hanging="454"/>
+        <w:rPr>
+          <w:lang w:val="en-US"/>
+        </w:rPr>
+      </w:pPr>
+      <w:r>
+        <w:rPr>
+          <w:lang w:val="en-US"/>
+        </w:rPr>
+        <w:t>[4] Message Passing Interface Forum. MPI: A Message-Passing Interface Standard. https://www.mpi-forum.org</w:t>
+      </w:r>
+    </w:p>
+    <w:p>
+      <w:pPr>
+        <w:spacing w:after="100"/>
+        <w:ind w:left="454" w:hanging="454"/>
+        <w:rPr>
+          <w:lang w:val="en-US"/>
+        </w:rPr>
+      </w:pPr>
+      <w:r>
+        <w:rPr>
+          <w:lang w:val="en-US"/>
+        </w:rPr>
+        <w:t>[5] Open MPI Project. MPI_Iprobe(3), página de manual. https://docs.open-mpi.org/en/main/man-openmpi/man3/MPI_Iprobe.3.html</w:t>
+      </w:r>
+    </w:p>
+    <w:p>
+      <w:pPr>
+        <w:spacing w:after="100"/>
+        <w:ind w:left="454" w:hanging="454"/>
+        <w:rPr>
+          <w:lang w:val="en-US"/>
+        </w:rPr>
+      </w:pPr>
+      <w:r>
+        <w:rPr>
+          <w:lang w:val="en-US"/>
+        </w:rPr>
+        <w:t>[6] Pacheco, P. (2011). An Introduction to Parallel Programming. Morgan Kaufmann.</w:t>
+      </w:r>
+    </w:p>
+    <w:p>
+      <w:pPr>
+        <w:spacing w:after="100"/>
+        <w:ind w:left="454" w:hanging="454"/>
+        <w:rPr>
+          <w:lang w:val="en-US"/>
+        </w:rPr>
+      </w:pPr>
+      <w:r>
+        <w:rPr>
+          <w:lang w:val="en-US"/>
+        </w:rPr>
+        <w:t>[7] Macalester College. Dynamic Load Balancing, en Distributed Computing Fundamentals Using Python. https://selkie.macalester.edu/DistributedPython/08DynamicLoadBalance/17dynamicLoad.html</w:t>
+      </w:r>
+    </w:p>
+    <w:p>
+      <w:pPr>
+        <w:spacing w:after="100"/>
+        <w:ind w:left="454" w:hanging="454"/>
+      </w:pPr>
+      <w:r>
+        <w:t>[8] OpenSSL Project. EVP_EncryptInit(3) y EVP_CipherInit_ex, documentación de la API EVP. https://www.openssl.org/docs/</w:t>
+      </w:r>
+    </w:p>
+    <w:p/>
     <w:sectPr>
-      <w:footerReference w:type="default" r:id="rId14"/>
+      <w:footerReference w:type="default" r:id="rId11"/>
       <w:pgSz w:w="12240" w:h="15840"/>
       <w:pgMar w:top="1440" w:right="1440" w:bottom="1440" w:left="1440" w:header="708" w:footer="708" w:gutter="0"/>
       <w:cols w:space="720"/>
@@ -815,6 +8077,110 @@
       </w:r>
     </w:p>
   </w:footnote>
+  <w:footnote w:id="1">
+    <w:p>
+      <w:pPr>
+        <w:pStyle w:val="Textonotapie"/>
+      </w:pPr>
+      <w:r>
+        <w:rPr>
+          <w:rStyle w:val="Refdenotaalpie"/>
+        </w:rPr>
+        <w:footnoteRef/>
+      </w:r>
+      <w:r>
+        <w:rPr>
+          <w:lang w:val="en-US"/>
+        </w:rPr>
+        <w:t xml:space="preserve"> NIST, FIPS PUB 197: Advanced Encryption Standard (AES), 2001. </w:t>
+      </w:r>
+      <w:r>
+        <w:t>Estándar que define AES-128, AES-192 y AES-256.</w:t>
+      </w:r>
+    </w:p>
+  </w:footnote>
+  <w:footnote w:id="2">
+    <w:p>
+      <w:pPr>
+        <w:pStyle w:val="Textonotapie"/>
+        <w:rPr>
+          <w:lang w:val="en-US"/>
+        </w:rPr>
+      </w:pPr>
+      <w:r>
+        <w:rPr>
+          <w:rStyle w:val="Refdenotaalpie"/>
+        </w:rPr>
+        <w:footnoteRef/>
+      </w:r>
+      <w:r>
+        <w:rPr>
+          <w:lang w:val="en-US"/>
+        </w:rPr>
+        <w:t xml:space="preserve"> Dworkin, M., NIST SP 800-38A: Recommendation for Block Cipher Modes of Operation, 2001.</w:t>
+      </w:r>
+    </w:p>
+  </w:footnote>
+  <w:footnote w:id="3">
+    <w:p>
+      <w:pPr>
+        <w:pStyle w:val="Textonotapie"/>
+      </w:pPr>
+      <w:r>
+        <w:rPr>
+          <w:rStyle w:val="Refdenotaalpie"/>
+        </w:rPr>
+        <w:footnoteRef/>
+      </w:r>
+      <w:r>
+        <w:t xml:space="preserve"> Open MPI Project, página de manual de MPI_Iprobe: https://docs.open-mpi.org/en/main/man-openmpi/man3/MPI_Iprobe.3.html</w:t>
+      </w:r>
+    </w:p>
+  </w:footnote>
+  <w:footnote w:id="4">
+    <w:p>
+      <w:pPr>
+        <w:pStyle w:val="Textonotapie"/>
+        <w:rPr>
+          <w:lang w:val="en-US"/>
+        </w:rPr>
+      </w:pPr>
+      <w:r>
+        <w:rPr>
+          <w:rStyle w:val="Refdenotaalpie"/>
+        </w:rPr>
+        <w:footnoteRef/>
+      </w:r>
+      <w:r>
+        <w:rPr>
+          <w:lang w:val="en-US"/>
+        </w:rPr>
+        <w:t xml:space="preserve"> Pacheco, P., An Introduction to Parallel Programming, Morgan Kaufmann, 2011. Define el Speedup como T_serial / T_paralelo.</w:t>
+      </w:r>
+    </w:p>
+  </w:footnote>
+  <w:footnote w:id="5">
+    <w:p>
+      <w:pPr>
+        <w:pStyle w:val="Textonotapie"/>
+        <w:rPr>
+          <w:lang w:val="en-US"/>
+        </w:rPr>
+      </w:pPr>
+      <w:r>
+        <w:rPr>
+          <w:rStyle w:val="Refdenotaalpie"/>
+        </w:rPr>
+        <w:footnoteRef/>
+      </w:r>
+      <w:r>
+        <w:rPr>
+          <w:lang w:val="en-US"/>
+        </w:rPr>
+        <w:t xml:space="preserve"> Macalester College, Distributed Computing Fundamentals Using Python, sección «Dynamic Load Balancing»: https://selkie.macalester.edu/DistributedPython/08DynamicLoadBalance/17dynamicLoad.html</w:t>
+      </w:r>
+    </w:p>
+  </w:footnote>
 </w:footnotes>
 </file>
 
@@ -906,11 +8272,71 @@
       </w:pPr>
     </w:lvl>
   </w:abstractNum>
+  <w:abstractNum w:abstractNumId="1" w15:restartNumberingAfterBreak="0">
+    <w:nsid w:val="72EF1022"/>
+    <w:multiLevelType w:val="hybridMultilevel"/>
+    <w:tmpl w:val="5CA21424"/>
+    <w:lvl w:ilvl="0" w:tplc="FA8A41E0">
+      <w:start w:val="1"/>
+      <w:numFmt w:val="bullet"/>
+      <w:lvlText w:val="•"/>
+      <w:lvlJc w:val="left"/>
+      <w:pPr>
+        <w:ind w:left="567" w:hanging="283"/>
+      </w:pPr>
+      <w:rPr>
+        <w:rFonts w:ascii="Calibri" w:hAnsi="Calibri" w:cs="Calibri"/>
+      </w:rPr>
+    </w:lvl>
+    <w:lvl w:ilvl="1" w:tplc="7A6A951C">
+      <w:numFmt w:val="decimal"/>
+      <w:lvlText w:val=""/>
+      <w:lvlJc w:val="left"/>
+    </w:lvl>
+    <w:lvl w:ilvl="2" w:tplc="DABCE066">
+      <w:numFmt w:val="decimal"/>
+      <w:lvlText w:val=""/>
+      <w:lvlJc w:val="left"/>
+    </w:lvl>
+    <w:lvl w:ilvl="3" w:tplc="61927FFE">
+      <w:numFmt w:val="decimal"/>
+      <w:lvlText w:val=""/>
+      <w:lvlJc w:val="left"/>
+    </w:lvl>
+    <w:lvl w:ilvl="4" w:tplc="BCBE7F82">
+      <w:numFmt w:val="decimal"/>
+      <w:lvlText w:val=""/>
+      <w:lvlJc w:val="left"/>
+    </w:lvl>
+    <w:lvl w:ilvl="5" w:tplc="2D9C0BAE">
+      <w:numFmt w:val="decimal"/>
+      <w:lvlText w:val=""/>
+      <w:lvlJc w:val="left"/>
+    </w:lvl>
+    <w:lvl w:ilvl="6" w:tplc="7CE83A1E">
+      <w:numFmt w:val="decimal"/>
+      <w:lvlText w:val=""/>
+      <w:lvlJc w:val="left"/>
+    </w:lvl>
+    <w:lvl w:ilvl="7" w:tplc="21087CC2">
+      <w:numFmt w:val="decimal"/>
+      <w:lvlText w:val=""/>
+      <w:lvlJc w:val="left"/>
+    </w:lvl>
+    <w:lvl w:ilvl="8" w:tplc="8310A396">
+      <w:numFmt w:val="decimal"/>
+      <w:lvlText w:val=""/>
+      <w:lvlJc w:val="left"/>
+    </w:lvl>
+  </w:abstractNum>
   <w:num w:numId="1" w16cid:durableId="346952394">
     <w:abstractNumId w:val="0"/>
     <w:lvlOverride w:ilvl="0">
       <w:startOverride w:val="1"/>
     </w:lvlOverride>
+  </w:num>
+  <w:num w:numId="2" w16cid:durableId="1978031250">
+    <w:abstractNumId w:val="1"/>
   </w:num>
 </w:numbering>
 </file>
